--- a/02-放大电路/02-功率放大电路/C类功率放大电路/C类功率放大电路.docx
+++ b/02-放大电路/02-功率放大电路/C类功率放大电路/C类功率放大电路.docx
@@ -3053,6 +3053,20 @@
     </w:p>
     <w:bookmarkEnd w:id="26"/>
     <w:bookmarkEnd w:id="27"/>
+    <w:p>
+      <w:pPr>
+        <w:spacing w:before="360"/>
+        <w:jc w:val="center"/>
+      </w:pPr>
+      <w:r>
+        <w:rPr>
+          <w:rFonts w:ascii="Times New Roman" w:hAnsi="Times New Roman"/>
+          <w:color w:val="555555"/>
+          <w:sz w:val="21"/>
+        </w:rPr>
+        <w:t>材料收集者：杜文杰</w:t>
+      </w:r>
+    </w:p>
     <w:sectPr>
       <w:headerReference r:id="rId9" w:type="default"/>
       <w:footerReference r:id="rId10" w:type="default"/>

--- a/02-放大电路/02-功率放大电路/C类功率放大电路/C类功率放大电路.docx
+++ b/02-放大电路/02-功率放大电路/C类功率放大电路/C类功率放大电路.docx
@@ -1,6 +1,6 @@
 
 <file path=word/document.xml><?xml version="1.0" encoding="utf-8"?>
-<w:document xmlns:w="http://schemas.openxmlformats.org/wordprocessingml/2006/main" xmlns:m="http://schemas.openxmlformats.org/officeDocument/2006/math" xmlns:r="http://schemas.openxmlformats.org/officeDocument/2006/relationships" xmlns:o="urn:schemas-microsoft-com:office:office" xmlns:v="urn:schemas-microsoft-com:vml" xmlns:w10="urn:schemas-microsoft-com:office:word" xmlns:a="http://schemas.openxmlformats.org/drawingml/2006/main" xmlns:pic="http://schemas.openxmlformats.org/drawingml/2006/picture" xmlns:wp="http://schemas.openxmlformats.org/drawingml/2006/wordprocessingDrawing">
+<w:document xmlns:m="http://schemas.openxmlformats.org/officeDocument/2006/math" xmlns:r="http://schemas.openxmlformats.org/officeDocument/2006/relationships" xmlns:w="http://schemas.openxmlformats.org/wordprocessingml/2006/main" xmlns:o="urn:schemas-microsoft-com:office:office" xmlns:v="urn:schemas-microsoft-com:vml" xmlns:w10="urn:schemas-microsoft-com:office:word" xmlns:a="http://schemas.openxmlformats.org/drawingml/2006/main" xmlns:pic="http://schemas.openxmlformats.org/drawingml/2006/picture" xmlns:wp="http://schemas.openxmlformats.org/drawingml/2006/wordprocessingDrawing">
   <w:body>
     <w:bookmarkStart w:id="27" w:name="c-类功率放大电路"/>
     <w:p>
@@ -8,11 +8,14 @@
         <w:pStyle w:val="Heading1"/>
       </w:pPr>
       <w:r>
+        <w:rPr>
+          <w:rFonts w:eastAsia="黑体"/>
+        </w:rPr>
         <w:t xml:space="preserve">C </w:t>
       </w:r>
       <w:r>
         <w:rPr>
-          <w:rFonts w:hint="eastAsia"/>
+          <w:rFonts w:hint="eastAsia" w:eastAsia="黑体"/>
         </w:rPr>
         <w:t xml:space="preserve">类功率放大电路</w:t>
       </w:r>
@@ -24,7 +27,7 @@
       </w:pPr>
       <w:r>
         <w:rPr>
-          <w:rFonts w:hint="eastAsia"/>
+          <w:rFonts w:hint="eastAsia" w:eastAsia="黑体"/>
         </w:rPr>
         <w:t xml:space="preserve">拓扑描述</w:t>
       </w:r>
@@ -35,16 +38,19 @@
       </w:pPr>
       <w:r>
         <w:rPr>
-          <w:rFonts w:hint="eastAsia"/>
+          <w:rFonts w:hint="eastAsia" w:eastAsia="黑体"/>
         </w:rPr>
         <w:t xml:space="preserve">由</w:t>
       </w:r>
       <w:r>
+        <w:rPr>
+          <w:rFonts w:eastAsia="黑体"/>
+        </w:rPr>
         <w:t xml:space="preserve"> </w:t>
       </w:r>
       <w:r>
         <w:rPr>
-          <w:rFonts w:hint="eastAsia"/>
+          <w:rFonts w:hint="eastAsia" w:eastAsia="黑体"/>
           <w:b/>
           <w:bCs/>
         </w:rPr>
@@ -52,6 +58,7 @@
       </w:r>
       <w:r>
         <w:rPr>
+          <w:rFonts w:eastAsia="黑体"/>
           <w:b/>
           <w:bCs/>
         </w:rPr>
@@ -64,13 +71,13 @@
       </m:oMath>
       <w:r>
         <w:rPr>
-          <w:rFonts w:hint="eastAsia"/>
+          <w:rFonts w:hint="eastAsia" w:eastAsia="黑体"/>
         </w:rPr>
         <w:t xml:space="preserve">（NPN）、</w:t>
       </w:r>
       <w:r>
         <w:rPr>
-          <w:rFonts w:hint="eastAsia"/>
+          <w:rFonts w:hint="eastAsia" w:eastAsia="黑体"/>
           <w:b/>
           <w:bCs/>
         </w:rPr>
@@ -78,6 +85,7 @@
       </w:r>
       <w:r>
         <w:rPr>
+          <w:rFonts w:eastAsia="黑体"/>
           <w:b/>
           <w:bCs/>
         </w:rPr>
@@ -85,7 +93,7 @@
       </w:r>
       <w:r>
         <w:rPr>
-          <w:rFonts w:hint="eastAsia"/>
+          <w:rFonts w:hint="eastAsia" w:eastAsia="黑体"/>
           <w:b/>
           <w:bCs/>
         </w:rPr>
@@ -93,11 +101,14 @@
       </w:r>
       <w:r>
         <w:rPr>
-          <w:rFonts w:hint="eastAsia"/>
+          <w:rFonts w:hint="eastAsia" w:eastAsia="黑体"/>
         </w:rPr>
         <w:t xml:space="preserve">（电感</w:t>
       </w:r>
       <w:r>
+        <w:rPr>
+          <w:rFonts w:eastAsia="黑体"/>
+        </w:rPr>
         <w:t xml:space="preserve"> </w:t>
       </w:r>
       <m:oMath>
@@ -107,11 +118,14 @@
       </m:oMath>
       <w:r>
         <w:rPr>
-          <w:rFonts w:hint="eastAsia"/>
+          <w:rFonts w:hint="eastAsia" w:eastAsia="黑体"/>
         </w:rPr>
         <w:t xml:space="preserve">、电容</w:t>
       </w:r>
       <w:r>
+        <w:rPr>
+          <w:rFonts w:eastAsia="黑体"/>
+        </w:rPr>
         <w:t xml:space="preserve"> </w:t>
       </w:r>
       <m:oMath>
@@ -121,13 +135,13 @@
       </m:oMath>
       <w:r>
         <w:rPr>
-          <w:rFonts w:hint="eastAsia"/>
+          <w:rFonts w:hint="eastAsia" w:eastAsia="黑体"/>
         </w:rPr>
         <w:t xml:space="preserve">，作负载/选频网络）、</w:t>
       </w:r>
       <w:r>
         <w:rPr>
-          <w:rFonts w:hint="eastAsia"/>
+          <w:rFonts w:hint="eastAsia" w:eastAsia="黑体"/>
           <w:b/>
           <w:bCs/>
         </w:rPr>
@@ -135,17 +149,21 @@
       </w:r>
       <w:r>
         <w:rPr>
+          <w:rFonts w:eastAsia="黑体"/>
           <w:b/>
           <w:bCs/>
         </w:rPr>
         <w:t xml:space="preserve"> RFC</w:t>
       </w:r>
       <w:r>
+        <w:rPr>
+          <w:rFonts w:eastAsia="黑体"/>
+        </w:rPr>
         <w:t xml:space="preserve">、</w:t>
       </w:r>
       <w:r>
         <w:rPr>
-          <w:rFonts w:hint="eastAsia"/>
+          <w:rFonts w:hint="eastAsia" w:eastAsia="黑体"/>
           <w:b/>
           <w:bCs/>
         </w:rPr>
@@ -153,7 +171,7 @@
       </w:r>
       <w:r>
         <w:rPr>
-          <w:rFonts w:hint="eastAsia"/>
+          <w:rFonts w:hint="eastAsia" w:eastAsia="黑体"/>
         </w:rPr>
         <w:t xml:space="preserve">（</w:t>
       </w:r>
@@ -175,6 +193,9 @@
         </m:sSub>
       </m:oMath>
       <w:r>
+        <w:rPr>
+          <w:rFonts w:eastAsia="黑体"/>
+        </w:rPr>
         <w:t xml:space="preserve">、</w:t>
       </w:r>
       <m:oMath>
@@ -195,20 +216,26 @@
         </m:sSub>
       </m:oMath>
       <w:r>
+        <w:rPr>
+          <w:rFonts w:eastAsia="黑体"/>
+        </w:rPr>
         <w:t xml:space="preserve"> </w:t>
       </w:r>
       <w:r>
         <w:rPr>
-          <w:rFonts w:hint="eastAsia"/>
+          <w:rFonts w:hint="eastAsia" w:eastAsia="黑体"/>
         </w:rPr>
         <w:t xml:space="preserve">或自生偏置）与</w:t>
       </w:r>
       <w:r>
+        <w:rPr>
+          <w:rFonts w:eastAsia="黑体"/>
+        </w:rPr>
         <w:t xml:space="preserve"> </w:t>
       </w:r>
       <w:r>
         <w:rPr>
-          <w:rFonts w:hint="eastAsia"/>
+          <w:rFonts w:hint="eastAsia" w:eastAsia="黑体"/>
           <w:b/>
           <w:bCs/>
         </w:rPr>
@@ -216,6 +243,7 @@
       </w:r>
       <w:r>
         <w:rPr>
+          <w:rFonts w:eastAsia="黑体"/>
           <w:b/>
           <w:bCs/>
         </w:rPr>
@@ -236,20 +264,26 @@
         </m:sSub>
       </m:oMath>
       <w:r>
+        <w:rPr>
+          <w:rFonts w:eastAsia="黑体"/>
+        </w:rPr>
         <w:t xml:space="preserve"> </w:t>
       </w:r>
       <w:r>
         <w:rPr>
-          <w:rFonts w:hint="eastAsia"/>
+          <w:rFonts w:hint="eastAsia" w:eastAsia="黑体"/>
         </w:rPr>
         <w:t xml:space="preserve">组成，采用</w:t>
       </w:r>
       <w:r>
+        <w:rPr>
+          <w:rFonts w:eastAsia="黑体"/>
+        </w:rPr>
         <w:t xml:space="preserve"> </w:t>
       </w:r>
       <w:r>
         <w:rPr>
-          <w:rFonts w:hint="eastAsia"/>
+          <w:rFonts w:hint="eastAsia" w:eastAsia="黑体"/>
           <w:b/>
           <w:bCs/>
         </w:rPr>
@@ -257,6 +291,7 @@
       </w:r>
       <w:r>
         <w:rPr>
+          <w:rFonts w:eastAsia="黑体"/>
           <w:b/>
           <w:bCs/>
         </w:rPr>
@@ -280,26 +315,32 @@
         </m:sSub>
       </m:oMath>
       <w:r>
+        <w:rPr>
+          <w:rFonts w:eastAsia="黑体"/>
+        </w:rPr>
         <w:t xml:space="preserve"> </w:t>
       </w:r>
       <w:r>
         <w:rPr>
-          <w:rFonts w:hint="eastAsia"/>
+          <w:rFonts w:hint="eastAsia" w:eastAsia="黑体"/>
         </w:rPr>
         <w:t xml:space="preserve">供电。电路共有</w:t>
       </w:r>
       <w:r>
+        <w:rPr>
+          <w:rFonts w:eastAsia="黑体"/>
+        </w:rPr>
         <w:t xml:space="preserve"> 6 </w:t>
       </w:r>
       <w:r>
         <w:rPr>
-          <w:rFonts w:hint="eastAsia"/>
+          <w:rFonts w:hint="eastAsia" w:eastAsia="黑体"/>
         </w:rPr>
         <w:t xml:space="preserve">个关键节点：</w:t>
       </w:r>
       <w:r>
         <w:rPr>
-          <w:rFonts w:hint="eastAsia"/>
+          <w:rFonts w:hint="eastAsia" w:eastAsia="黑体"/>
           <w:b/>
           <w:bCs/>
         </w:rPr>
@@ -307,6 +348,7 @@
       </w:r>
       <w:r>
         <w:rPr>
+          <w:rFonts w:eastAsia="黑体"/>
           <w:b/>
           <w:bCs/>
         </w:rPr>
@@ -314,7 +356,7 @@
       </w:r>
       <w:r>
         <w:rPr>
-          <w:rFonts w:hint="eastAsia"/>
+          <w:rFonts w:hint="eastAsia" w:eastAsia="黑体"/>
           <w:b/>
           <w:bCs/>
         </w:rPr>
@@ -322,11 +364,14 @@
       </w:r>
       <w:r>
         <w:rPr>
-          <w:rFonts w:hint="eastAsia"/>
+          <w:rFonts w:hint="eastAsia" w:eastAsia="黑体"/>
         </w:rPr>
         <w:t xml:space="preserve">（输入射频信号</w:t>
       </w:r>
       <w:r>
+        <w:rPr>
+          <w:rFonts w:eastAsia="黑体"/>
+        </w:rPr>
         <w:t xml:space="preserve"> </w:t>
       </w:r>
       <m:oMath>
@@ -347,15 +392,21 @@
         </m:sSub>
       </m:oMath>
       <w:r>
+        <w:rPr>
+          <w:rFonts w:eastAsia="黑体"/>
+        </w:rPr>
         <w:t xml:space="preserve"> </w:t>
       </w:r>
       <w:r>
         <w:rPr>
-          <w:rFonts w:hint="eastAsia"/>
+          <w:rFonts w:hint="eastAsia" w:eastAsia="黑体"/>
         </w:rPr>
         <w:t xml:space="preserve">经耦合接</w:t>
       </w:r>
       <w:r>
+        <w:rPr>
+          <w:rFonts w:eastAsia="黑体"/>
+        </w:rPr>
         <w:t xml:space="preserve"> </w:t>
       </w:r>
       <m:oMath>
@@ -364,26 +415,32 @@
         </m:r>
       </m:oMath>
       <w:r>
+        <w:rPr>
+          <w:rFonts w:eastAsia="黑体"/>
+        </w:rPr>
         <w:t xml:space="preserve"> </w:t>
       </w:r>
       <w:r>
         <w:rPr>
-          <w:rFonts w:hint="eastAsia"/>
+          <w:rFonts w:hint="eastAsia" w:eastAsia="黑体"/>
         </w:rPr>
         <w:t xml:space="preserve">的基极</w:t>
       </w:r>
       <w:r>
+        <w:rPr>
+          <w:rFonts w:eastAsia="黑体"/>
+        </w:rPr>
         <w:t xml:space="preserve"> </w:t>
       </w:r>
       <w:r>
         <w:rPr>
-          <w:rFonts w:hint="eastAsia"/>
+          <w:rFonts w:hint="eastAsia" w:eastAsia="黑体"/>
         </w:rPr>
         <w:t xml:space="preserve">B，偏置到深截止）；</w:t>
       </w:r>
       <w:r>
         <w:rPr>
-          <w:rFonts w:hint="eastAsia"/>
+          <w:rFonts w:hint="eastAsia" w:eastAsia="黑体"/>
           <w:b/>
           <w:bCs/>
         </w:rPr>
@@ -391,6 +448,7 @@
       </w:r>
       <w:r>
         <w:rPr>
+          <w:rFonts w:eastAsia="黑体"/>
           <w:b/>
           <w:bCs/>
         </w:rPr>
@@ -398,7 +456,7 @@
       </w:r>
       <w:r>
         <w:rPr>
-          <w:rFonts w:hint="eastAsia"/>
+          <w:rFonts w:hint="eastAsia" w:eastAsia="黑体"/>
           <w:b/>
           <w:bCs/>
         </w:rPr>
@@ -406,7 +464,7 @@
       </w:r>
       <w:r>
         <w:rPr>
-          <w:rFonts w:hint="eastAsia"/>
+          <w:rFonts w:hint="eastAsia" w:eastAsia="黑体"/>
         </w:rPr>
         <w:t xml:space="preserve">（</w:t>
       </w:r>
@@ -416,15 +474,21 @@
         </m:r>
       </m:oMath>
       <w:r>
+        <w:rPr>
+          <w:rFonts w:eastAsia="黑体"/>
+        </w:rPr>
         <w:t xml:space="preserve"> </w:t>
       </w:r>
       <w:r>
         <w:rPr>
-          <w:rFonts w:hint="eastAsia"/>
+          <w:rFonts w:hint="eastAsia" w:eastAsia="黑体"/>
         </w:rPr>
         <w:t xml:space="preserve">的发射极</w:t>
       </w:r>
       <w:r>
+        <w:rPr>
+          <w:rFonts w:eastAsia="黑体"/>
+        </w:rPr>
         <w:t xml:space="preserve"> E、</w:t>
       </w:r>
       <m:oMath>
@@ -442,26 +506,32 @@
         </m:sSub>
       </m:oMath>
       <w:r>
+        <w:rPr>
+          <w:rFonts w:eastAsia="黑体"/>
+        </w:rPr>
         <w:t xml:space="preserve"> </w:t>
       </w:r>
       <w:r>
         <w:rPr>
-          <w:rFonts w:hint="eastAsia"/>
+          <w:rFonts w:hint="eastAsia" w:eastAsia="黑体"/>
         </w:rPr>
         <w:t xml:space="preserve">的下端、偏置网络接地端接</w:t>
       </w:r>
       <w:r>
+        <w:rPr>
+          <w:rFonts w:eastAsia="黑体"/>
+        </w:rPr>
         <w:t xml:space="preserve"> </w:t>
       </w:r>
       <w:r>
         <w:rPr>
-          <w:rFonts w:hint="eastAsia"/>
+          <w:rFonts w:hint="eastAsia" w:eastAsia="黑体"/>
         </w:rPr>
         <w:t xml:space="preserve">GND）；</w:t>
       </w:r>
       <w:r>
         <w:rPr>
-          <w:rFonts w:hint="eastAsia"/>
+          <w:rFonts w:hint="eastAsia" w:eastAsia="黑体"/>
           <w:b/>
           <w:bCs/>
         </w:rPr>
@@ -469,6 +539,7 @@
       </w:r>
       <w:r>
         <w:rPr>
+          <w:rFonts w:eastAsia="黑体"/>
           <w:b/>
           <w:bCs/>
         </w:rPr>
@@ -476,7 +547,7 @@
       </w:r>
       <w:r>
         <w:rPr>
-          <w:rFonts w:hint="eastAsia"/>
+          <w:rFonts w:hint="eastAsia" w:eastAsia="黑体"/>
           <w:b/>
           <w:bCs/>
         </w:rPr>
@@ -484,7 +555,7 @@
       </w:r>
       <w:r>
         <w:rPr>
-          <w:rFonts w:hint="eastAsia"/>
+          <w:rFonts w:hint="eastAsia" w:eastAsia="黑体"/>
         </w:rPr>
         <w:t xml:space="preserve">（</w:t>
       </w:r>
@@ -494,15 +565,21 @@
         </m:r>
       </m:oMath>
       <w:r>
+        <w:rPr>
+          <w:rFonts w:eastAsia="黑体"/>
+        </w:rPr>
         <w:t xml:space="preserve"> </w:t>
       </w:r>
       <w:r>
         <w:rPr>
-          <w:rFonts w:hint="eastAsia"/>
+          <w:rFonts w:hint="eastAsia" w:eastAsia="黑体"/>
         </w:rPr>
         <w:t xml:space="preserve">的集电极</w:t>
       </w:r>
       <w:r>
+        <w:rPr>
+          <w:rFonts w:eastAsia="黑体"/>
+        </w:rPr>
         <w:t xml:space="preserve"> C、</w:t>
       </w:r>
       <m:oMath>
@@ -511,11 +588,14 @@
         </m:r>
       </m:oMath>
       <w:r>
+        <w:rPr>
+          <w:rFonts w:eastAsia="黑体"/>
+        </w:rPr>
         <w:t xml:space="preserve"> </w:t>
       </w:r>
       <w:r>
         <w:rPr>
-          <w:rFonts w:hint="eastAsia"/>
+          <w:rFonts w:hint="eastAsia" w:eastAsia="黑体"/>
         </w:rPr>
         <w:t xml:space="preserve">的一端、</w:t>
       </w:r>
@@ -525,17 +605,20 @@
         </m:r>
       </m:oMath>
       <w:r>
+        <w:rPr>
+          <w:rFonts w:eastAsia="黑体"/>
+        </w:rPr>
         <w:t xml:space="preserve"> </w:t>
       </w:r>
       <w:r>
         <w:rPr>
-          <w:rFonts w:hint="eastAsia"/>
+          <w:rFonts w:hint="eastAsia" w:eastAsia="黑体"/>
         </w:rPr>
         <w:t xml:space="preserve">的一端相连）；</w:t>
       </w:r>
       <w:r>
         <w:rPr>
-          <w:rFonts w:hint="eastAsia"/>
+          <w:rFonts w:hint="eastAsia" w:eastAsia="黑体"/>
           <w:b/>
           <w:bCs/>
         </w:rPr>
@@ -543,6 +626,7 @@
       </w:r>
       <w:r>
         <w:rPr>
+          <w:rFonts w:eastAsia="黑体"/>
           <w:b/>
           <w:bCs/>
         </w:rPr>
@@ -550,7 +634,7 @@
       </w:r>
       <w:r>
         <w:rPr>
-          <w:rFonts w:hint="eastAsia"/>
+          <w:rFonts w:hint="eastAsia" w:eastAsia="黑体"/>
           <w:b/>
           <w:bCs/>
         </w:rPr>
@@ -558,7 +642,7 @@
       </w:r>
       <w:r>
         <w:rPr>
-          <w:rFonts w:hint="eastAsia"/>
+          <w:rFonts w:hint="eastAsia" w:eastAsia="黑体"/>
         </w:rPr>
         <w:t xml:space="preserve">（</w:t>
       </w:r>
@@ -568,15 +652,21 @@
         </m:r>
       </m:oMath>
       <w:r>
+        <w:rPr>
+          <w:rFonts w:eastAsia="黑体"/>
+        </w:rPr>
         <w:t xml:space="preserve"> </w:t>
       </w:r>
       <w:r>
         <w:rPr>
-          <w:rFonts w:hint="eastAsia"/>
+          <w:rFonts w:hint="eastAsia" w:eastAsia="黑体"/>
         </w:rPr>
         <w:t xml:space="preserve">的另一端与</w:t>
       </w:r>
       <w:r>
+        <w:rPr>
+          <w:rFonts w:eastAsia="黑体"/>
+        </w:rPr>
         <w:t xml:space="preserve"> </w:t>
       </w:r>
       <m:oMath>
@@ -585,17 +675,20 @@
         </m:r>
       </m:oMath>
       <w:r>
+        <w:rPr>
+          <w:rFonts w:eastAsia="黑体"/>
+        </w:rPr>
         <w:t xml:space="preserve"> </w:t>
       </w:r>
       <w:r>
         <w:rPr>
-          <w:rFonts w:hint="eastAsia"/>
+          <w:rFonts w:hint="eastAsia" w:eastAsia="黑体"/>
         </w:rPr>
         <w:t xml:space="preserve">的另一端相连）；</w:t>
       </w:r>
       <w:r>
         <w:rPr>
-          <w:rFonts w:hint="eastAsia"/>
+          <w:rFonts w:hint="eastAsia" w:eastAsia="黑体"/>
           <w:b/>
           <w:bCs/>
         </w:rPr>
@@ -603,6 +696,7 @@
       </w:r>
       <w:r>
         <w:rPr>
+          <w:rFonts w:eastAsia="黑体"/>
           <w:b/>
           <w:bCs/>
         </w:rPr>
@@ -610,7 +704,7 @@
       </w:r>
       <w:r>
         <w:rPr>
-          <w:rFonts w:hint="eastAsia"/>
+          <w:rFonts w:hint="eastAsia" w:eastAsia="黑体"/>
           <w:b/>
           <w:bCs/>
         </w:rPr>
@@ -618,31 +712,37 @@
       </w:r>
       <w:r>
         <w:rPr>
-          <w:rFonts w:hint="eastAsia"/>
+          <w:rFonts w:hint="eastAsia" w:eastAsia="黑体"/>
         </w:rPr>
         <w:t xml:space="preserve">（RFC</w:t>
       </w:r>
       <w:r>
+        <w:rPr>
+          <w:rFonts w:eastAsia="黑体"/>
+        </w:rPr>
         <w:t xml:space="preserve"> </w:t>
       </w:r>
       <w:r>
         <w:rPr>
-          <w:rFonts w:hint="eastAsia"/>
+          <w:rFonts w:hint="eastAsia" w:eastAsia="黑体"/>
         </w:rPr>
         <w:t xml:space="preserve">的一端接</w:t>
       </w:r>
       <w:r>
+        <w:rPr>
+          <w:rFonts w:eastAsia="黑体"/>
+        </w:rPr>
         <w:t xml:space="preserve"> </w:t>
       </w:r>
       <w:r>
         <w:rPr>
-          <w:rFonts w:hint="eastAsia"/>
+          <w:rFonts w:hint="eastAsia" w:eastAsia="黑体"/>
         </w:rPr>
         <w:t xml:space="preserve">+VCC，另一端接谐振回路上端节点）；</w:t>
       </w:r>
       <w:r>
         <w:rPr>
-          <w:rFonts w:hint="eastAsia"/>
+          <w:rFonts w:hint="eastAsia" w:eastAsia="黑体"/>
           <w:b/>
           <w:bCs/>
         </w:rPr>
@@ -650,6 +750,7 @@
       </w:r>
       <w:r>
         <w:rPr>
+          <w:rFonts w:eastAsia="黑体"/>
           <w:b/>
           <w:bCs/>
         </w:rPr>
@@ -657,7 +758,7 @@
       </w:r>
       <w:r>
         <w:rPr>
-          <w:rFonts w:hint="eastAsia"/>
+          <w:rFonts w:hint="eastAsia" w:eastAsia="黑体"/>
           <w:b/>
           <w:bCs/>
         </w:rPr>
@@ -665,11 +766,14 @@
       </w:r>
       <w:r>
         <w:rPr>
-          <w:rFonts w:hint="eastAsia"/>
+          <w:rFonts w:hint="eastAsia" w:eastAsia="黑体"/>
         </w:rPr>
         <w:t xml:space="preserve">（并联谐振回路经耦合（变压器次级或电容分压）接</w:t>
       </w:r>
       <w:r>
+        <w:rPr>
+          <w:rFonts w:eastAsia="黑体"/>
+        </w:rPr>
         <w:t xml:space="preserve"> </w:t>
       </w:r>
       <m:oMath>
@@ -687,11 +791,14 @@
         </m:sSub>
       </m:oMath>
       <w:r>
+        <w:rPr>
+          <w:rFonts w:eastAsia="黑体"/>
+        </w:rPr>
         <w:t xml:space="preserve"> </w:t>
       </w:r>
       <w:r>
         <w:rPr>
-          <w:rFonts w:hint="eastAsia"/>
+          <w:rFonts w:hint="eastAsia" w:eastAsia="黑体"/>
         </w:rPr>
         <w:t xml:space="preserve">的上端）。</w:t>
       </w:r>
@@ -700,7 +807,7 @@
       <w:pPr/>
       <w:r>
         <w:rPr>
-          <w:rFonts w:hint="eastAsia"/>
+          <w:rFonts w:hint="eastAsia" w:eastAsia="黑体"/>
         </w:rPr>
         <w:t xml:space="preserve">各元件管脚连接：</w:t>
       </w:r>
@@ -710,38 +817,50 @@
         </m:r>
       </m:oMath>
       <w:r>
+        <w:rPr>
+          <w:rFonts w:eastAsia="黑体"/>
+        </w:rPr>
         <w:t xml:space="preserve"> </w:t>
       </w:r>
       <w:r>
         <w:rPr>
-          <w:rFonts w:hint="eastAsia"/>
+          <w:rFonts w:hint="eastAsia" w:eastAsia="黑体"/>
         </w:rPr>
         <w:t xml:space="preserve">的</w:t>
       </w:r>
       <w:r>
+        <w:rPr>
+          <w:rFonts w:eastAsia="黑体"/>
+        </w:rPr>
         <w:t xml:space="preserve"> B </w:t>
       </w:r>
       <w:r>
         <w:rPr>
-          <w:rFonts w:hint="eastAsia"/>
+          <w:rFonts w:hint="eastAsia" w:eastAsia="黑体"/>
         </w:rPr>
         <w:t xml:space="preserve">接输入节点、C</w:t>
       </w:r>
       <w:r>
+        <w:rPr>
+          <w:rFonts w:eastAsia="黑体"/>
+        </w:rPr>
         <w:t xml:space="preserve"> </w:t>
       </w:r>
       <w:r>
         <w:rPr>
-          <w:rFonts w:hint="eastAsia"/>
+          <w:rFonts w:hint="eastAsia" w:eastAsia="黑体"/>
         </w:rPr>
         <w:t xml:space="preserve">接集电极节点、E</w:t>
       </w:r>
       <w:r>
+        <w:rPr>
+          <w:rFonts w:eastAsia="黑体"/>
+        </w:rPr>
         <w:t xml:space="preserve"> </w:t>
       </w:r>
       <w:r>
         <w:rPr>
-          <w:rFonts w:hint="eastAsia"/>
+          <w:rFonts w:hint="eastAsia" w:eastAsia="黑体"/>
         </w:rPr>
         <w:t xml:space="preserve">接地节点；</w:t>
       </w:r>
@@ -751,11 +870,14 @@
         </m:r>
       </m:oMath>
       <w:r>
+        <w:rPr>
+          <w:rFonts w:eastAsia="黑体"/>
+        </w:rPr>
         <w:t xml:space="preserve"> </w:t>
       </w:r>
       <w:r>
         <w:rPr>
-          <w:rFonts w:hint="eastAsia"/>
+          <w:rFonts w:hint="eastAsia" w:eastAsia="黑体"/>
         </w:rPr>
         <w:t xml:space="preserve">一端接集电极节点、另一端接谐振回路上端节点；</w:t>
       </w:r>
@@ -765,11 +887,14 @@
         </m:r>
       </m:oMath>
       <w:r>
+        <w:rPr>
+          <w:rFonts w:eastAsia="黑体"/>
+        </w:rPr>
         <w:t xml:space="preserve"> </w:t>
       </w:r>
       <w:r>
         <w:rPr>
-          <w:rFonts w:hint="eastAsia"/>
+          <w:rFonts w:hint="eastAsia" w:eastAsia="黑体"/>
         </w:rPr>
         <w:t xml:space="preserve">一端接集电极节点、另一端接谐振回路上端节点（</w:t>
       </w:r>
@@ -779,15 +904,21 @@
         </m:r>
       </m:oMath>
       <w:r>
+        <w:rPr>
+          <w:rFonts w:eastAsia="黑体"/>
+        </w:rPr>
         <w:t xml:space="preserve"> </w:t>
       </w:r>
       <w:r>
         <w:rPr>
-          <w:rFonts w:hint="eastAsia"/>
+          <w:rFonts w:hint="eastAsia" w:eastAsia="黑体"/>
         </w:rPr>
         <w:t xml:space="preserve">与</w:t>
       </w:r>
       <w:r>
+        <w:rPr>
+          <w:rFonts w:eastAsia="黑体"/>
+        </w:rPr>
         <w:t xml:space="preserve"> </w:t>
       </w:r>
       <m:oMath>
@@ -796,27 +927,34 @@
         </m:r>
       </m:oMath>
       <w:r>
+        <w:rPr>
+          <w:rFonts w:eastAsia="黑体"/>
+        </w:rPr>
         <w:t xml:space="preserve"> </w:t>
       </w:r>
       <w:r>
         <w:rPr>
-          <w:rFonts w:hint="eastAsia"/>
+          <w:rFonts w:hint="eastAsia" w:eastAsia="黑体"/>
         </w:rPr>
         <w:t xml:space="preserve">并联成选频回路）；</w:t>
       </w:r>
       <w:r>
         <w:rPr>
+          <w:rFonts w:eastAsia="黑体"/>
           <w:b/>
           <w:bCs/>
         </w:rPr>
         <w:t xml:space="preserve">RFC</w:t>
       </w:r>
       <w:r>
+        <w:rPr>
+          <w:rFonts w:eastAsia="黑体"/>
+        </w:rPr>
         <w:t xml:space="preserve"> </w:t>
       </w:r>
       <w:r>
         <w:rPr>
-          <w:rFonts w:hint="eastAsia"/>
+          <w:rFonts w:hint="eastAsia" w:eastAsia="黑体"/>
         </w:rPr>
         <w:t xml:space="preserve">一端接电源节点、另一端接谐振回路上端节点；</w:t>
       </w:r>
@@ -835,11 +973,14 @@
         </m:sSub>
       </m:oMath>
       <w:r>
+        <w:rPr>
+          <w:rFonts w:eastAsia="黑体"/>
+        </w:rPr>
         <w:t xml:space="preserve"> </w:t>
       </w:r>
       <w:r>
         <w:rPr>
-          <w:rFonts w:hint="eastAsia"/>
+          <w:rFonts w:hint="eastAsia" w:eastAsia="黑体"/>
         </w:rPr>
         <w:t xml:space="preserve">一端接输出节点、另一端接地节点。管子被偏置在深度截止区，导通角（半导通角）</w:t>
       </w:r>
@@ -858,20 +999,26 @@
         </m:sSub>
       </m:oMath>
       <w:r>
+        <w:rPr>
+          <w:rFonts w:eastAsia="黑体"/>
+        </w:rPr>
         <w:t xml:space="preserve"> </w:t>
       </w:r>
       <w:r>
         <w:rPr>
-          <w:rFonts w:hint="eastAsia"/>
+          <w:rFonts w:hint="eastAsia" w:eastAsia="黑体"/>
         </w:rPr>
         <w:t xml:space="preserve">远小于</w:t>
       </w:r>
       <w:r>
+        <w:rPr>
+          <w:rFonts w:eastAsia="黑体"/>
+        </w:rPr>
         <w:t xml:space="preserve"> </w:t>
       </w:r>
       <w:r>
         <w:rPr>
-          <w:rFonts w:hint="eastAsia"/>
+          <w:rFonts w:hint="eastAsia" w:eastAsia="黑体"/>
         </w:rPr>
         <w:t xml:space="preserve">90°，集电极电流为窄脉冲。</w:t>
       </w:r>
@@ -880,43 +1027,55 @@
       <w:pPr/>
       <w:r>
         <w:rPr>
-          <w:rFonts w:hint="eastAsia"/>
+          <w:rFonts w:hint="eastAsia" w:eastAsia="黑体"/>
         </w:rPr>
         <w:t xml:space="preserve">由此构成”晶体管深偏置截止、集电极电流为窄脉冲、经</w:t>
       </w:r>
       <w:r>
+        <w:rPr>
+          <w:rFonts w:eastAsia="黑体"/>
+        </w:rPr>
         <w:t xml:space="preserve"> LC </w:t>
       </w:r>
       <w:r>
         <w:rPr>
-          <w:rFonts w:hint="eastAsia"/>
+          <w:rFonts w:hint="eastAsia" w:eastAsia="黑体"/>
         </w:rPr>
         <w:t xml:space="preserve">并联谐振回路选频后还原出基波正弦”的单管丙类（C</w:t>
       </w:r>
       <w:r>
+        <w:rPr>
+          <w:rFonts w:eastAsia="黑体"/>
+        </w:rPr>
         <w:t xml:space="preserve"> </w:t>
       </w:r>
       <w:r>
         <w:rPr>
-          <w:rFonts w:hint="eastAsia"/>
+          <w:rFonts w:hint="eastAsia" w:eastAsia="黑体"/>
         </w:rPr>
         <w:t xml:space="preserve">类）射频功放组态，效率随导通角减小而升高、理论极限趋近</w:t>
       </w:r>
       <w:r>
+        <w:rPr>
+          <w:rFonts w:eastAsia="黑体"/>
+        </w:rPr>
         <w:t xml:space="preserve"> </w:t>
       </w:r>
       <w:r>
         <w:rPr>
-          <w:rFonts w:hint="eastAsia"/>
+          <w:rFonts w:hint="eastAsia" w:eastAsia="黑体"/>
         </w:rPr>
         <w:t xml:space="preserve">100%，但非线性强，仅适合恒包络信号（如</w:t>
       </w:r>
       <w:r>
+        <w:rPr>
+          <w:rFonts w:eastAsia="黑体"/>
+        </w:rPr>
         <w:t xml:space="preserve"> </w:t>
       </w:r>
       <w:r>
         <w:rPr>
-          <w:rFonts w:hint="eastAsia"/>
+          <w:rFonts w:hint="eastAsia" w:eastAsia="黑体"/>
         </w:rPr>
         <w:t xml:space="preserve">FM、FSK）。</w:t>
       </w:r>
@@ -929,7 +1088,7 @@
       </w:pPr>
       <w:r>
         <w:rPr>
-          <w:rFonts w:hint="eastAsia"/>
+          <w:rFonts w:hint="eastAsia" w:eastAsia="黑体"/>
         </w:rPr>
         <w:t xml:space="preserve">工作原理</w:t>
       </w:r>
@@ -940,7 +1099,7 @@
       </w:pPr>
       <w:r>
         <w:rPr>
-          <w:rFonts w:hint="eastAsia"/>
+          <w:rFonts w:hint="eastAsia" w:eastAsia="黑体"/>
         </w:rPr>
         <w:t xml:space="preserve">静态时管子截止，输入射频信号仅在其正峰值附近把管子拉到导通，产生一连串窄电流脉冲；并联谐振回路在载波频率谐振，把这些脉冲中的基波分量选出、滤掉谐波，在负载上重建近似正弦输出。</w:t>
       </w:r>
@@ -953,7 +1112,7 @@
       </w:pPr>
       <w:r>
         <w:rPr>
-          <w:rFonts w:hint="eastAsia"/>
+          <w:rFonts w:hint="eastAsia" w:eastAsia="黑体"/>
         </w:rPr>
         <w:t xml:space="preserve">关键计算公式</w:t>
       </w:r>
@@ -967,11 +1126,14 @@
       </w:pPr>
       <w:r>
         <w:rPr>
-          <w:rFonts w:hint="eastAsia"/>
+          <w:rFonts w:hint="eastAsia" w:eastAsia="黑体"/>
         </w:rPr>
         <w:t xml:space="preserve">导通角</w:t>
       </w:r>
       <w:r>
+        <w:rPr>
+          <w:rFonts w:eastAsia="黑体"/>
+        </w:rPr>
         <w:t xml:space="preserve"> </w:t>
       </w:r>
       <m:oMath>
@@ -989,15 +1151,21 @@
         </m:sSub>
       </m:oMath>
       <w:r>
+        <w:rPr>
+          <w:rFonts w:eastAsia="黑体"/>
+        </w:rPr>
         <w:t xml:space="preserve"> </w:t>
       </w:r>
       <w:r>
         <w:rPr>
-          <w:rFonts w:hint="eastAsia"/>
+          <w:rFonts w:hint="eastAsia" w:eastAsia="黑体"/>
         </w:rPr>
         <w:t xml:space="preserve">定义：指晶体管在一个信号周期内导通对应的电角度（弧度制）；设管子正向导通角</w:t>
       </w:r>
       <w:r>
+        <w:rPr>
+          <w:rFonts w:eastAsia="黑体"/>
+        </w:rPr>
         <w:t xml:space="preserve"> </w:t>
       </w:r>
       <m:oMath>
@@ -1019,11 +1187,14 @@
       </m:oMath>
       <w:r>
         <w:rPr>
-          <w:rFonts w:hint="eastAsia"/>
+          <w:rFonts w:hint="eastAsia" w:eastAsia="黑体"/>
         </w:rPr>
         <w:t xml:space="preserve">（半导通角为</w:t>
       </w:r>
       <w:r>
+        <w:rPr>
+          <w:rFonts w:eastAsia="黑体"/>
+        </w:rPr>
         <w:t xml:space="preserve"> </w:t>
       </w:r>
       <m:oMath>
@@ -1042,11 +1213,14 @@
       </m:oMath>
       <w:r>
         <w:rPr>
-          <w:rFonts w:hint="eastAsia"/>
+          <w:rFonts w:hint="eastAsia" w:eastAsia="黑体"/>
         </w:rPr>
         <w:t xml:space="preserve">），即仅当输入信号相位落入</w:t>
       </w:r>
       <w:r>
+        <w:rPr>
+          <w:rFonts w:eastAsia="黑体"/>
+        </w:rPr>
         <w:t xml:space="preserve"> </w:t>
       </w:r>
       <m:oMath>
@@ -1103,24 +1277,33 @@
         </m:r>
       </m:oMath>
       <w:r>
+        <w:rPr>
+          <w:rFonts w:eastAsia="黑体"/>
+        </w:rPr>
         <w:t xml:space="preserve"> </w:t>
       </w:r>
       <w:r>
         <w:rPr>
-          <w:rFonts w:hint="eastAsia"/>
+          <w:rFonts w:hint="eastAsia" w:eastAsia="黑体"/>
         </w:rPr>
         <w:t xml:space="preserve">时管子导通。C</w:t>
       </w:r>
       <w:r>
+        <w:rPr>
+          <w:rFonts w:eastAsia="黑体"/>
+        </w:rPr>
         <w:t xml:space="preserve"> </w:t>
       </w:r>
       <w:r>
         <w:rPr>
-          <w:rFonts w:hint="eastAsia"/>
+          <w:rFonts w:hint="eastAsia" w:eastAsia="黑体"/>
         </w:rPr>
         <w:t xml:space="preserve">类典型</w:t>
       </w:r>
       <w:r>
+        <w:rPr>
+          <w:rFonts w:eastAsia="黑体"/>
+        </w:rPr>
         <w:t xml:space="preserve"> </w:t>
       </w:r>
       <m:oMath>
@@ -1138,29 +1321,38 @@
         </m:sSub>
       </m:oMath>
       <w:r>
+        <w:rPr>
+          <w:rFonts w:eastAsia="黑体"/>
+        </w:rPr>
         <w:t xml:space="preserve"> </w:t>
       </w:r>
       <w:r>
         <w:rPr>
-          <w:rFonts w:hint="eastAsia"/>
+          <w:rFonts w:hint="eastAsia" w:eastAsia="黑体"/>
         </w:rPr>
         <w:t xml:space="preserve">约</w:t>
       </w:r>
       <w:r>
+        <w:rPr>
+          <w:rFonts w:eastAsia="黑体"/>
+        </w:rPr>
         <w:t xml:space="preserve"> </w:t>
       </w:r>
       <w:r>
         <w:rPr>
-          <w:rFonts w:hint="eastAsia"/>
+          <w:rFonts w:hint="eastAsia" w:eastAsia="黑体"/>
         </w:rPr>
         <w:t xml:space="preserve">30°~60°（远小于</w:t>
       </w:r>
       <w:r>
+        <w:rPr>
+          <w:rFonts w:eastAsia="黑体"/>
+        </w:rPr>
         <w:t xml:space="preserve"> </w:t>
       </w:r>
       <w:r>
         <w:rPr>
-          <w:rFonts w:hint="eastAsia"/>
+          <w:rFonts w:hint="eastAsia" w:eastAsia="黑体"/>
         </w:rPr>
         <w:t xml:space="preserve">90°）。</w:t>
       </w:r>
@@ -1174,11 +1366,14 @@
       </w:pPr>
       <w:r>
         <w:rPr>
-          <w:rFonts w:hint="eastAsia"/>
+          <w:rFonts w:hint="eastAsia" w:eastAsia="黑体"/>
         </w:rPr>
         <w:t xml:space="preserve">导通角与效率关系（效率</w:t>
       </w:r>
       <w:r>
+        <w:rPr>
+          <w:rFonts w:eastAsia="黑体"/>
+        </w:rPr>
         <w:t xml:space="preserve"> </w:t>
       </w:r>
       <m:oMath>
@@ -1187,15 +1382,21 @@
         </m:r>
       </m:oMath>
       <w:r>
+        <w:rPr>
+          <w:rFonts w:eastAsia="黑体"/>
+        </w:rPr>
         <w:t xml:space="preserve"> </w:t>
       </w:r>
       <w:r>
         <w:rPr>
-          <w:rFonts w:hint="eastAsia"/>
+          <w:rFonts w:hint="eastAsia" w:eastAsia="黑体"/>
         </w:rPr>
         <w:t xml:space="preserve">是导通角</w:t>
       </w:r>
       <w:r>
+        <w:rPr>
+          <w:rFonts w:eastAsia="黑体"/>
+        </w:rPr>
         <w:t xml:space="preserve"> </w:t>
       </w:r>
       <m:oMath>
@@ -1213,11 +1414,14 @@
         </m:sSub>
       </m:oMath>
       <w:r>
+        <w:rPr>
+          <w:rFonts w:eastAsia="黑体"/>
+        </w:rPr>
         <w:t xml:space="preserve"> </w:t>
       </w:r>
       <w:r>
         <w:rPr>
-          <w:rFonts w:hint="eastAsia"/>
+          <w:rFonts w:hint="eastAsia" w:eastAsia="黑体"/>
         </w:rPr>
         <w:t xml:space="preserve">的函数，随导通角变化）：</w:t>
       </w:r>
@@ -1380,11 +1584,14 @@
       </w:pPr>
       <w:r>
         <w:rPr>
-          <w:rFonts w:hint="eastAsia"/>
+          <w:rFonts w:hint="eastAsia" w:eastAsia="黑体"/>
         </w:rPr>
         <w:t xml:space="preserve">注：效率随导通角</w:t>
       </w:r>
       <w:r>
+        <w:rPr>
+          <w:rFonts w:eastAsia="黑体"/>
+        </w:rPr>
         <w:t xml:space="preserve"> </w:t>
       </w:r>
       <m:oMath>
@@ -1402,11 +1609,14 @@
         </m:sSub>
       </m:oMath>
       <w:r>
+        <w:rPr>
+          <w:rFonts w:eastAsia="黑体"/>
+        </w:rPr>
         <w:t xml:space="preserve"> </w:t>
       </w:r>
       <w:r>
         <w:rPr>
-          <w:rFonts w:hint="eastAsia"/>
+          <w:rFonts w:hint="eastAsia" w:eastAsia="黑体"/>
         </w:rPr>
         <w:t xml:space="preserve">变化，需按实际导通角计算。</w:t>
       </w:r>
@@ -1419,11 +1629,14 @@
         </w:numPr>
       </w:pPr>
       <w:r>
+        <w:rPr>
+          <w:rFonts w:eastAsia="黑体"/>
+        </w:rPr>
         <w:t xml:space="preserve">C </w:t>
       </w:r>
       <w:r>
         <w:rPr>
-          <w:rFonts w:hint="eastAsia"/>
+          <w:rFonts w:hint="eastAsia" w:eastAsia="黑体"/>
         </w:rPr>
         <w:t xml:space="preserve">类效率随导通角减小而升高，理论极限（</w:t>
       </w:r>
@@ -1452,7 +1665,7 @@
       </m:oMath>
       <w:r>
         <w:rPr>
-          <w:rFonts w:hint="eastAsia"/>
+          <w:rFonts w:hint="eastAsia" w:eastAsia="黑体"/>
         </w:rPr>
         <w:t xml:space="preserve">）：</w:t>
       </w:r>
@@ -1512,7 +1725,7 @@
       </w:pPr>
       <w:r>
         <w:rPr>
-          <w:rFonts w:hint="eastAsia"/>
+          <w:rFonts w:hint="eastAsia" w:eastAsia="黑体"/>
         </w:rPr>
         <w:t xml:space="preserve">输出功率（基波分量）：</w:t>
       </w:r>
@@ -1596,16 +1809,19 @@
       </w:pPr>
       <w:r>
         <w:rPr>
-          <w:rFonts w:hint="eastAsia"/>
+          <w:rFonts w:hint="eastAsia" w:eastAsia="黑体"/>
         </w:rPr>
         <w:t xml:space="preserve">谐振频率（并联</w:t>
       </w:r>
       <w:r>
+        <w:rPr>
+          <w:rFonts w:eastAsia="黑体"/>
+        </w:rPr>
         <w:t xml:space="preserve"> LC </w:t>
       </w:r>
       <w:r>
         <w:rPr>
-          <w:rFonts w:hint="eastAsia"/>
+          <w:rFonts w:hint="eastAsia" w:eastAsia="黑体"/>
         </w:rPr>
         <w:t xml:space="preserve">回路）：</w:t>
       </w:r>
@@ -1682,7 +1898,7 @@
       </w:pPr>
       <w:r>
         <w:rPr>
-          <w:rFonts w:hint="eastAsia"/>
+          <w:rFonts w:hint="eastAsia" w:eastAsia="黑体"/>
         </w:rPr>
         <w:t xml:space="preserve">回路有载品质因数：</w:t>
       </w:r>
@@ -1818,7 +2034,7 @@
             </w:pPr>
             <w:r>
               <w:rPr>
-                <w:rFonts w:hint="eastAsia"/>
+                <w:rFonts w:hint="eastAsia" w:eastAsia="黑体"/>
               </w:rPr>
               <w:t xml:space="preserve">符号</w:t>
             </w:r>
@@ -1832,7 +2048,7 @@
             </w:pPr>
             <w:r>
               <w:rPr>
-                <w:rFonts w:hint="eastAsia"/>
+                <w:rFonts w:hint="eastAsia" w:eastAsia="黑体"/>
               </w:rPr>
               <w:t xml:space="preserve">含义</w:t>
             </w:r>
@@ -1846,7 +2062,7 @@
             </w:pPr>
             <w:r>
               <w:rPr>
-                <w:rFonts w:hint="eastAsia"/>
+                <w:rFonts w:hint="eastAsia" w:eastAsia="黑体"/>
               </w:rPr>
               <w:t xml:space="preserve">单位</w:t>
             </w:r>
@@ -1875,6 +2091,9 @@
               </m:sSub>
             </m:oMath>
             <w:r>
+              <w:rPr>
+                <w:rFonts w:eastAsia="黑体"/>
+              </w:rPr>
               <w:t xml:space="preserve">​</w:t>
             </w:r>
           </w:p>
@@ -1887,7 +2106,7 @@
             </w:pPr>
             <w:r>
               <w:rPr>
-                <w:rFonts w:hint="eastAsia"/>
+                <w:rFonts w:hint="eastAsia" w:eastAsia="黑体"/>
               </w:rPr>
               <w:t xml:space="preserve">导通角（半导通角）</w:t>
             </w:r>
@@ -1900,6 +2119,9 @@
               <w:pStyle w:val="Compact"/>
             </w:pPr>
             <w:r>
+              <w:rPr>
+                <w:rFonts w:eastAsia="黑体"/>
+              </w:rPr>
               <w:t xml:space="preserve">rad</w:t>
             </w:r>
           </w:p>
@@ -1930,6 +2152,9 @@
               </m:sSub>
             </m:oMath>
             <w:r>
+              <w:rPr>
+                <w:rFonts w:eastAsia="黑体"/>
+              </w:rPr>
               <w:t xml:space="preserve">​</w:t>
             </w:r>
           </w:p>
@@ -1942,7 +2167,7 @@
             </w:pPr>
             <w:r>
               <w:rPr>
-                <w:rFonts w:hint="eastAsia"/>
+                <w:rFonts w:hint="eastAsia" w:eastAsia="黑体"/>
               </w:rPr>
               <w:t xml:space="preserve">输出基波电压峰值</w:t>
             </w:r>
@@ -1955,6 +2180,9 @@
               <w:pStyle w:val="Compact"/>
             </w:pPr>
             <w:r>
+              <w:rPr>
+                <w:rFonts w:eastAsia="黑体"/>
+              </w:rPr>
               <w:t xml:space="preserve">V</w:t>
             </w:r>
           </w:p>
@@ -1982,6 +2210,9 @@
               </m:sSub>
             </m:oMath>
             <w:r>
+              <w:rPr>
+                <w:rFonts w:eastAsia="黑体"/>
+              </w:rPr>
               <w:t xml:space="preserve">​</w:t>
             </w:r>
           </w:p>
@@ -1994,7 +2225,7 @@
             </w:pPr>
             <w:r>
               <w:rPr>
-                <w:rFonts w:hint="eastAsia"/>
+                <w:rFonts w:hint="eastAsia" w:eastAsia="黑体"/>
               </w:rPr>
               <w:t xml:space="preserve">输出基波电流峰值</w:t>
             </w:r>
@@ -2007,6 +2238,9 @@
               <w:pStyle w:val="Compact"/>
             </w:pPr>
             <w:r>
+              <w:rPr>
+                <w:rFonts w:eastAsia="黑体"/>
+              </w:rPr>
               <w:t xml:space="preserve">A</w:t>
             </w:r>
           </w:p>
@@ -2025,6 +2259,9 @@
               </m:r>
             </m:oMath>
             <w:r>
+              <w:rPr>
+                <w:rFonts w:eastAsia="黑体"/>
+              </w:rPr>
               <w:t xml:space="preserve">、</w:t>
             </w:r>
             <m:oMath>
@@ -2042,7 +2279,7 @@
             </w:pPr>
             <w:r>
               <w:rPr>
-                <w:rFonts w:hint="eastAsia"/>
+                <w:rFonts w:hint="eastAsia" w:eastAsia="黑体"/>
               </w:rPr>
               <w:t xml:space="preserve">谐振回路电感、电容</w:t>
             </w:r>
@@ -2055,6 +2292,9 @@
               <w:pStyle w:val="Compact"/>
             </w:pPr>
             <w:r>
+              <w:rPr>
+                <w:rFonts w:eastAsia="黑体"/>
+              </w:rPr>
               <w:t xml:space="preserve">H、F</w:t>
             </w:r>
           </w:p>
@@ -2082,6 +2322,9 @@
               </m:sSub>
             </m:oMath>
             <w:r>
+              <w:rPr>
+                <w:rFonts w:eastAsia="黑体"/>
+              </w:rPr>
               <w:t xml:space="preserve">​</w:t>
             </w:r>
           </w:p>
@@ -2094,7 +2337,7 @@
             </w:pPr>
             <w:r>
               <w:rPr>
-                <w:rFonts w:hint="eastAsia"/>
+                <w:rFonts w:hint="eastAsia" w:eastAsia="黑体"/>
               </w:rPr>
               <w:t xml:space="preserve">谐振（载波）频率</w:t>
             </w:r>
@@ -2107,6 +2350,9 @@
               <w:pStyle w:val="Compact"/>
             </w:pPr>
             <w:r>
+              <w:rPr>
+                <w:rFonts w:eastAsia="黑体"/>
+              </w:rPr>
               <w:t xml:space="preserve">Hz</w:t>
             </w:r>
           </w:p>
@@ -2134,6 +2380,9 @@
               </m:sSub>
             </m:oMath>
             <w:r>
+              <w:rPr>
+                <w:rFonts w:eastAsia="黑体"/>
+              </w:rPr>
               <w:t xml:space="preserve">​</w:t>
             </w:r>
           </w:p>
@@ -2146,7 +2395,7 @@
             </w:pPr>
             <w:r>
               <w:rPr>
-                <w:rFonts w:hint="eastAsia"/>
+                <w:rFonts w:hint="eastAsia" w:eastAsia="黑体"/>
               </w:rPr>
               <w:t xml:space="preserve">有载品质因数</w:t>
             </w:r>
@@ -2159,6 +2408,9 @@
               <w:pStyle w:val="Compact"/>
             </w:pPr>
             <w:r>
+              <w:rPr>
+                <w:rFonts w:eastAsia="黑体"/>
+              </w:rPr>
               <w:t xml:space="preserve">—</w:t>
             </w:r>
           </w:p>
@@ -2173,7 +2425,7 @@
       </w:pPr>
       <w:r>
         <w:rPr>
-          <w:rFonts w:hint="eastAsia"/>
+          <w:rFonts w:hint="eastAsia" w:eastAsia="黑体"/>
         </w:rPr>
         <w:t xml:space="preserve">元件调整影响</w:t>
       </w:r>
@@ -2188,7 +2440,7 @@
       </w:pPr>
       <w:r>
         <w:rPr>
-          <w:rFonts w:hint="eastAsia"/>
+          <w:rFonts w:hint="eastAsia" w:eastAsia="黑体"/>
           <w:b/>
           <w:bCs/>
         </w:rPr>
@@ -2196,6 +2448,7 @@
       </w:r>
       <w:r>
         <w:rPr>
+          <w:rFonts w:eastAsia="黑体"/>
           <w:b/>
           <w:bCs/>
         </w:rPr>
@@ -2217,6 +2470,7 @@
       </m:oMath>
       <w:r>
         <w:rPr>
+          <w:rFonts w:eastAsia="黑体"/>
           <w:b/>
           <w:bCs/>
         </w:rPr>
@@ -2224,21 +2478,27 @@
       </w:r>
       <w:r>
         <w:rPr>
-          <w:rFonts w:hint="eastAsia"/>
+          <w:rFonts w:hint="eastAsia" w:eastAsia="黑体"/>
           <w:b/>
           <w:bCs/>
         </w:rPr>
         <w:t xml:space="preserve">↓（偏置更深）</w:t>
       </w:r>
       <w:r>
+        <w:rPr>
+          <w:rFonts w:eastAsia="黑体"/>
+        </w:rPr>
         <w:t xml:space="preserve"> </w:t>
       </w:r>
       <w:r>
+        <w:rPr>
+          <w:rFonts w:eastAsia="黑体"/>
+        </w:rPr>
         <w:t xml:space="preserve">→ </w:t>
       </w:r>
       <w:r>
         <w:rPr>
-          <w:rFonts w:hint="eastAsia"/>
+          <w:rFonts w:hint="eastAsia" w:eastAsia="黑体"/>
         </w:rPr>
         <w:t xml:space="preserve">效率升高，但输出功率与增益下降。</w:t>
       </w:r>
@@ -2253,7 +2513,7 @@
       </w:pPr>
       <w:r>
         <w:rPr>
-          <w:rFonts w:hint="eastAsia"/>
+          <w:rFonts w:hint="eastAsia" w:eastAsia="黑体"/>
           <w:b/>
           <w:bCs/>
         </w:rPr>
@@ -2261,6 +2521,7 @@
       </w:r>
       <w:r>
         <w:rPr>
+          <w:rFonts w:eastAsia="黑体"/>
           <w:b/>
           <w:bCs/>
         </w:rPr>
@@ -2282,6 +2543,7 @@
       </m:oMath>
       <w:r>
         <w:rPr>
+          <w:rFonts w:eastAsia="黑体"/>
           <w:b/>
           <w:bCs/>
         </w:rPr>
@@ -2289,29 +2551,39 @@
       </w:r>
       <w:r>
         <w:rPr>
+          <w:rFonts w:eastAsia="黑体"/>
           <w:b/>
           <w:bCs/>
         </w:rPr>
         <w:t xml:space="preserve">↑</w:t>
       </w:r>
       <w:r>
+        <w:rPr>
+          <w:rFonts w:eastAsia="黑体"/>
+        </w:rPr>
         <w:t xml:space="preserve"> </w:t>
       </w:r>
       <w:r>
+        <w:rPr>
+          <w:rFonts w:eastAsia="黑体"/>
+        </w:rPr>
         <w:t xml:space="preserve">→ </w:t>
       </w:r>
       <w:r>
         <w:rPr>
-          <w:rFonts w:hint="eastAsia"/>
+          <w:rFonts w:hint="eastAsia" w:eastAsia="黑体"/>
         </w:rPr>
         <w:t xml:space="preserve">输出功率增大、线性变好，但趋于</w:t>
       </w:r>
       <w:r>
+        <w:rPr>
+          <w:rFonts w:eastAsia="黑体"/>
+        </w:rPr>
         <w:t xml:space="preserve"> AB/B </w:t>
       </w:r>
       <w:r>
         <w:rPr>
-          <w:rFonts w:hint="eastAsia"/>
+          <w:rFonts w:hint="eastAsia" w:eastAsia="黑体"/>
         </w:rPr>
         <w:t xml:space="preserve">类、效率下降。</w:t>
       </w:r>
@@ -2331,6 +2603,7 @@
       </m:oMath>
       <w:r>
         <w:rPr>
+          <w:rFonts w:eastAsia="黑体"/>
           <w:b/>
           <w:bCs/>
         </w:rPr>
@@ -2343,6 +2616,7 @@
       </m:oMath>
       <w:r>
         <w:rPr>
+          <w:rFonts w:eastAsia="黑体"/>
           <w:b/>
           <w:bCs/>
         </w:rPr>
@@ -2350,21 +2624,27 @@
       </w:r>
       <w:r>
         <w:rPr>
-          <w:rFonts w:hint="eastAsia"/>
+          <w:rFonts w:hint="eastAsia" w:eastAsia="黑体"/>
           <w:b/>
           <w:bCs/>
         </w:rPr>
         <w:t xml:space="preserve">偏离谐振</w:t>
       </w:r>
       <w:r>
+        <w:rPr>
+          <w:rFonts w:eastAsia="黑体"/>
+        </w:rPr>
         <w:t xml:space="preserve"> </w:t>
       </w:r>
       <w:r>
+        <w:rPr>
+          <w:rFonts w:eastAsia="黑体"/>
+        </w:rPr>
         <w:t xml:space="preserve">→ </w:t>
       </w:r>
       <w:r>
         <w:rPr>
-          <w:rFonts w:hint="eastAsia"/>
+          <w:rFonts w:hint="eastAsia" w:eastAsia="黑体"/>
         </w:rPr>
         <w:t xml:space="preserve">输出减小、谐波增大、波形变差。</w:t>
       </w:r>
@@ -2393,6 +2673,7 @@
       </m:oMath>
       <w:r>
         <w:rPr>
+          <w:rFonts w:eastAsia="黑体"/>
           <w:b/>
           <w:bCs/>
         </w:rPr>
@@ -2400,20 +2681,27 @@
       </w:r>
       <w:r>
         <w:rPr>
+          <w:rFonts w:eastAsia="黑体"/>
           <w:b/>
           <w:bCs/>
         </w:rPr>
         <w:t xml:space="preserve">↑</w:t>
       </w:r>
       <w:r>
+        <w:rPr>
+          <w:rFonts w:eastAsia="黑体"/>
+        </w:rPr>
         <w:t xml:space="preserve"> </w:t>
       </w:r>
       <w:r>
+        <w:rPr>
+          <w:rFonts w:eastAsia="黑体"/>
+        </w:rPr>
         <w:t xml:space="preserve">→ </w:t>
       </w:r>
       <w:r>
         <w:rPr>
-          <w:rFonts w:hint="eastAsia"/>
+          <w:rFonts w:hint="eastAsia" w:eastAsia="黑体"/>
         </w:rPr>
         <w:t xml:space="preserve">谐波抑制好、波形纯，但带宽变窄且回路损耗增加。</w:t>
       </w:r>
@@ -2428,7 +2716,7 @@
       </w:pPr>
       <w:r>
         <w:rPr>
-          <w:rFonts w:hint="eastAsia"/>
+          <w:rFonts w:hint="eastAsia" w:eastAsia="黑体"/>
         </w:rPr>
         <w:t xml:space="preserve">谐振回路电容耐压须高于集电极电压摆幅。</w:t>
       </w:r>
@@ -2441,7 +2729,7 @@
       </w:pPr>
       <w:r>
         <w:rPr>
-          <w:rFonts w:hint="eastAsia"/>
+          <w:rFonts w:hint="eastAsia" w:eastAsia="黑体"/>
         </w:rPr>
         <w:t xml:space="preserve">典型参数示例</w:t>
       </w:r>
@@ -2456,11 +2744,14 @@
       </w:pPr>
       <w:r>
         <w:rPr>
-          <w:rFonts w:hint="eastAsia"/>
+          <w:rFonts w:hint="eastAsia" w:eastAsia="黑体"/>
         </w:rPr>
         <w:t xml:space="preserve">取导通角</w:t>
       </w:r>
       <w:r>
+        <w:rPr>
+          <w:rFonts w:eastAsia="黑体"/>
+        </w:rPr>
         <w:t xml:space="preserve"> </w:t>
       </w:r>
       <m:oMath>
@@ -2518,11 +2809,14 @@
       </m:oMath>
       <w:r>
         <w:rPr>
-          <w:rFonts w:hint="eastAsia"/>
+          <w:rFonts w:hint="eastAsia" w:eastAsia="黑体"/>
         </w:rPr>
         <w:t xml:space="preserve">：代入效率式得</w:t>
       </w:r>
       <w:r>
+        <w:rPr>
+          <w:rFonts w:eastAsia="黑体"/>
+        </w:rPr>
         <w:t xml:space="preserve"> </w:t>
       </w:r>
       <m:oMath>
@@ -2547,20 +2841,26 @@
       </m:oMath>
       <w:r>
         <w:rPr>
-          <w:rFonts w:hint="eastAsia"/>
+          <w:rFonts w:hint="eastAsia" w:eastAsia="黑体"/>
         </w:rPr>
         <w:t xml:space="preserve">（与</w:t>
       </w:r>
       <w:r>
+        <w:rPr>
+          <w:rFonts w:eastAsia="黑体"/>
+        </w:rPr>
         <w:t xml:space="preserve"> B </w:t>
       </w:r>
       <w:r>
         <w:rPr>
-          <w:rFonts w:hint="eastAsia"/>
+          <w:rFonts w:hint="eastAsia" w:eastAsia="黑体"/>
         </w:rPr>
         <w:t xml:space="preserve">类相同）；取</w:t>
       </w:r>
       <w:r>
+        <w:rPr>
+          <w:rFonts w:eastAsia="黑体"/>
+        </w:rPr>
         <w:t xml:space="preserve"> </w:t>
       </w:r>
       <m:oMath>
@@ -2599,15 +2899,21 @@
         </m:sSup>
       </m:oMath>
       <w:r>
+        <w:rPr>
+          <w:rFonts w:eastAsia="黑体"/>
+        </w:rPr>
         <w:t xml:space="preserve"> </w:t>
       </w:r>
       <w:r>
         <w:rPr>
-          <w:rFonts w:hint="eastAsia"/>
+          <w:rFonts w:hint="eastAsia" w:eastAsia="黑体"/>
         </w:rPr>
         <w:t xml:space="preserve">时效率可超过</w:t>
       </w:r>
       <w:r>
+        <w:rPr>
+          <w:rFonts w:eastAsia="黑体"/>
+        </w:rPr>
         <w:t xml:space="preserve"> 85%。</w:t>
       </w:r>
     </w:p>
@@ -2621,11 +2927,14 @@
       </w:pPr>
       <w:r>
         <w:rPr>
-          <w:rFonts w:hint="eastAsia"/>
+          <w:rFonts w:hint="eastAsia" w:eastAsia="黑体"/>
         </w:rPr>
         <w:t xml:space="preserve">取</w:t>
       </w:r>
       <w:r>
+        <w:rPr>
+          <w:rFonts w:eastAsia="黑体"/>
+        </w:rPr>
         <w:t xml:space="preserve"> </w:t>
       </w:r>
       <m:oMath>
@@ -2656,6 +2965,9 @@
         </m:r>
       </m:oMath>
       <w:r>
+        <w:rPr>
+          <w:rFonts w:eastAsia="黑体"/>
+        </w:rPr>
         <w:t xml:space="preserve">、</w:t>
       </w:r>
       <m:oMath>
@@ -2684,7 +2996,7 @@
       </m:oMath>
       <w:r>
         <w:rPr>
-          <w:rFonts w:hint="eastAsia"/>
+          <w:rFonts w:hint="eastAsia" w:eastAsia="黑体"/>
         </w:rPr>
         <w:t xml:space="preserve">：</w:t>
       </w:r>
@@ -2814,6 +3126,9 @@
         </m:r>
       </m:oMath>
       <w:r>
+        <w:rPr>
+          <w:rFonts w:eastAsia="黑体"/>
+        </w:rPr>
         <w:t xml:space="preserve">。</w:t>
       </w:r>
     </w:p>
@@ -2825,7 +3140,7 @@
       </w:pPr>
       <w:r>
         <w:rPr>
-          <w:rFonts w:hint="eastAsia"/>
+          <w:rFonts w:hint="eastAsia" w:eastAsia="黑体"/>
         </w:rPr>
         <w:t xml:space="preserve">常见器件型号</w:t>
       </w:r>
@@ -2840,7 +3155,7 @@
       </w:pPr>
       <w:r>
         <w:rPr>
-          <w:rFonts w:hint="eastAsia"/>
+          <w:rFonts w:hint="eastAsia" w:eastAsia="黑体"/>
         </w:rPr>
         <w:t xml:space="preserve">射频功率管：2N3866、2N2219、MRF4427、2SC1971。</w:t>
       </w:r>
@@ -2855,7 +3170,7 @@
       </w:pPr>
       <w:r>
         <w:rPr>
-          <w:rFonts w:hint="eastAsia"/>
+          <w:rFonts w:hint="eastAsia" w:eastAsia="黑体"/>
         </w:rPr>
         <w:t xml:space="preserve">双极射频管：BFQ19、BD135（较低频段）。</w:t>
       </w:r>
@@ -2869,20 +3184,26 @@
         </w:numPr>
       </w:pPr>
       <w:r>
+        <w:rPr>
+          <w:rFonts w:eastAsia="黑体"/>
+        </w:rPr>
         <w:t xml:space="preserve">LDMOS </w:t>
       </w:r>
       <w:r>
         <w:rPr>
-          <w:rFonts w:hint="eastAsia"/>
+          <w:rFonts w:hint="eastAsia" w:eastAsia="黑体"/>
         </w:rPr>
         <w:t xml:space="preserve">射频管可按</w:t>
       </w:r>
       <w:r>
+        <w:rPr>
+          <w:rFonts w:eastAsia="黑体"/>
+        </w:rPr>
         <w:t xml:space="preserve"> C </w:t>
       </w:r>
       <w:r>
         <w:rPr>
-          <w:rFonts w:hint="eastAsia"/>
+          <w:rFonts w:hint="eastAsia" w:eastAsia="黑体"/>
         </w:rPr>
         <w:t xml:space="preserve">类偏置使用于发射末级。</w:t>
       </w:r>
@@ -2895,7 +3216,7 @@
       </w:pPr>
       <w:r>
         <w:rPr>
-          <w:rFonts w:hint="eastAsia"/>
+          <w:rFonts w:hint="eastAsia" w:eastAsia="黑体"/>
         </w:rPr>
         <w:t xml:space="preserve">注意事项</w:t>
       </w:r>
@@ -2910,16 +3231,19 @@
       </w:pPr>
       <w:r>
         <w:rPr>
-          <w:rFonts w:hint="eastAsia"/>
+          <w:rFonts w:hint="eastAsia" w:eastAsia="黑体"/>
         </w:rPr>
         <w:t xml:space="preserve">只适合恒包络信号（FM、FSK），不能放大</w:t>
       </w:r>
       <w:r>
+        <w:rPr>
+          <w:rFonts w:eastAsia="黑体"/>
+        </w:rPr>
         <w:t xml:space="preserve"> AM </w:t>
       </w:r>
       <w:r>
         <w:rPr>
-          <w:rFonts w:hint="eastAsia"/>
+          <w:rFonts w:hint="eastAsia" w:eastAsia="黑体"/>
         </w:rPr>
         <w:t xml:space="preserve">或宽带信号（会严重非线性失真）。</w:t>
       </w:r>
@@ -2934,7 +3258,7 @@
       </w:pPr>
       <w:r>
         <w:rPr>
-          <w:rFonts w:hint="eastAsia"/>
+          <w:rFonts w:hint="eastAsia" w:eastAsia="黑体"/>
         </w:rPr>
         <w:t xml:space="preserve">输入需足够驱动摆幅以克服深偏置。</w:t>
       </w:r>
@@ -2949,7 +3273,7 @@
       </w:pPr>
       <w:r>
         <w:rPr>
-          <w:rFonts w:hint="eastAsia"/>
+          <w:rFonts w:hint="eastAsia" w:eastAsia="黑体"/>
         </w:rPr>
         <w:t xml:space="preserve">谐振回路元件须高频低损耗，注意温漂引起的失谐。</w:t>
       </w:r>
@@ -2964,7 +3288,7 @@
       </w:pPr>
       <w:r>
         <w:rPr>
-          <w:rFonts w:hint="eastAsia"/>
+          <w:rFonts w:hint="eastAsia" w:eastAsia="黑体"/>
         </w:rPr>
         <w:t xml:space="preserve">输出需加滤波器抑制谐波，满足频谱规范。</w:t>
       </w:r>
@@ -2977,7 +3301,7 @@
       </w:pPr>
       <w:r>
         <w:rPr>
-          <w:rFonts w:hint="eastAsia"/>
+          <w:rFonts w:hint="eastAsia" w:eastAsia="黑体"/>
         </w:rPr>
         <w:t xml:space="preserve">参考资料</w:t>
       </w:r>
@@ -2991,20 +3315,26 @@
         </w:numPr>
       </w:pPr>
       <w:r>
+        <w:rPr>
+          <w:rFonts w:eastAsia="黑体"/>
+        </w:rPr>
         <w:t xml:space="preserve">Wikipedia: Power amplifier </w:t>
       </w:r>
       <w:r>
         <w:rPr>
-          <w:rFonts w:hint="eastAsia"/>
+          <w:rFonts w:hint="eastAsia" w:eastAsia="黑体"/>
         </w:rPr>
         <w:t xml:space="preserve">classes（Class</w:t>
       </w:r>
       <w:r>
+        <w:rPr>
+          <w:rFonts w:eastAsia="黑体"/>
+        </w:rPr>
         <w:t xml:space="preserve"> </w:t>
       </w:r>
       <w:r>
         <w:rPr>
-          <w:rFonts w:hint="eastAsia"/>
+          <w:rFonts w:hint="eastAsia" w:eastAsia="黑体"/>
         </w:rPr>
         <w:t xml:space="preserve">C）。</w:t>
       </w:r>
@@ -3019,16 +3349,19 @@
       </w:pPr>
       <w:r>
         <w:rPr>
-          <w:rFonts w:hint="eastAsia"/>
+          <w:rFonts w:hint="eastAsia" w:eastAsia="黑体"/>
         </w:rPr>
         <w:t xml:space="preserve">《高频电子线路》（张肃文</w:t>
       </w:r>
       <w:r>
+        <w:rPr>
+          <w:rFonts w:eastAsia="黑体"/>
+        </w:rPr>
         <w:t xml:space="preserve"> </w:t>
       </w:r>
       <w:r>
         <w:rPr>
-          <w:rFonts w:hint="eastAsia"/>
+          <w:rFonts w:hint="eastAsia" w:eastAsia="黑体"/>
         </w:rPr>
         <w:t xml:space="preserve">主编）。</w:t>
       </w:r>
@@ -3042,11 +3375,14 @@
         </w:numPr>
       </w:pPr>
       <w:r>
+        <w:rPr>
+          <w:rFonts w:eastAsia="黑体"/>
+        </w:rPr>
         <w:t xml:space="preserve">ARRL《The Radio Amateur’s Handbook》RF </w:t>
       </w:r>
       <w:r>
         <w:rPr>
-          <w:rFonts w:hint="eastAsia"/>
+          <w:rFonts w:hint="eastAsia" w:eastAsia="黑体"/>
         </w:rPr>
         <w:t xml:space="preserve">功放章节。</w:t>
       </w:r>
@@ -3060,11 +3396,11 @@
       </w:pPr>
       <w:r>
         <w:rPr>
-          <w:rFonts w:ascii="Times New Roman" w:hAnsi="Times New Roman"/>
+          <w:rFonts w:ascii="Times New Roman" w:hAnsi="Times New Roman" w:eastAsia="黑体"/>
           <w:color w:val="555555"/>
           <w:sz w:val="21"/>
         </w:rPr>
-        <w:t>材料收集者：杜文杰</w:t>
+        <w:t>材料收集者：杜文杰，WX手机：19519196569，QQ:3478827729</w:t>
       </w:r>
     </w:p>
     <w:sectPr>
@@ -3084,7 +3420,7 @@
 </file>
 
 <file path=word/footer1.xml><?xml version="1.0" encoding="utf-8"?>
-<w:ftr xmlns:m="http://schemas.openxmlformats.org/officeDocument/2006/math" xmlns:mc="http://schemas.openxmlformats.org/markup-compatibility/2006" xmlns:mo="http://schemas.microsoft.com/office/mac/office/2008/main" xmlns:mv="urn:schemas-microsoft-com:mac:vml" xmlns:o="urn:schemas-microsoft-com:office:office" xmlns:r="http://schemas.openxmlformats.org/officeDocument/2006/relationships" xmlns:v="urn:schemas-microsoft-com:vml" xmlns:w10="urn:schemas-microsoft-com:office:word" xmlns:w14="http://schemas.microsoft.com/office/word/2010/wordml" xmlns:w="http://schemas.openxmlformats.org/wordprocessingml/2006/main" xmlns:wne="http://schemas.microsoft.com/office/word/2006/wordml" xmlns:wp14="http://schemas.microsoft.com/office/word/2010/wordprocessingDrawing" xmlns:wp="http://schemas.openxmlformats.org/drawingml/2006/wordprocessingDrawing" xmlns:wpc="http://schemas.microsoft.com/office/word/2010/wordprocessingCanvas" xmlns:wpg="http://schemas.microsoft.com/office/word/2010/wordprocessingGroup" xmlns:wpi="http://schemas.microsoft.com/office/word/2010/wordprocessingInk" xmlns:wps="http://schemas.microsoft.com/office/word/2010/wordprocessingShape" mc:Ignorable="w14 wp14">
+<w:ftr xmlns:mc="http://schemas.openxmlformats.org/markup-compatibility/2006" xmlns:w="http://schemas.openxmlformats.org/wordprocessingml/2006/main" xmlns:m="http://schemas.openxmlformats.org/officeDocument/2006/math" xmlns:mo="http://schemas.microsoft.com/office/mac/office/2008/main" xmlns:mv="urn:schemas-microsoft-com:mac:vml" xmlns:o="urn:schemas-microsoft-com:office:office" xmlns:r="http://schemas.openxmlformats.org/officeDocument/2006/relationships" xmlns:v="urn:schemas-microsoft-com:vml" xmlns:w10="urn:schemas-microsoft-com:office:word" xmlns:w14="http://schemas.microsoft.com/office/word/2010/wordml" xmlns:wne="http://schemas.microsoft.com/office/word/2006/wordml" xmlns:wp14="http://schemas.microsoft.com/office/word/2010/wordprocessingDrawing" xmlns:wp="http://schemas.openxmlformats.org/drawingml/2006/wordprocessingDrawing" xmlns:wpc="http://schemas.microsoft.com/office/word/2010/wordprocessingCanvas" xmlns:wpg="http://schemas.microsoft.com/office/word/2010/wordprocessingGroup" xmlns:wpi="http://schemas.microsoft.com/office/word/2010/wordprocessingInk" xmlns:wps="http://schemas.microsoft.com/office/word/2010/wordprocessingShape" mc:Ignorable="w14 wp14">
   <w:p>
     <w:pPr>
       <w:pStyle w:val="Footer"/>
@@ -3092,12 +3428,14 @@
     </w:pPr>
     <w:r>
       <w:rPr>
+        <w:rFonts w:eastAsia="黑体"/>
         <w:sz w:val="18"/>
       </w:rPr>
       <w:t xml:space="preserve">第 </w:t>
     </w:r>
     <w:r>
       <w:rPr>
+        <w:rFonts w:eastAsia="黑体"/>
         <w:sz w:val="18"/>
       </w:rPr>
       <w:fldChar w:fldCharType="begin"/>
@@ -3106,6 +3444,7 @@
     </w:r>
     <w:r>
       <w:rPr>
+        <w:rFonts w:eastAsia="黑体"/>
         <w:sz w:val="18"/>
       </w:rPr>
       <w:t xml:space="preserve"> 页</w:t>
@@ -3119,6 +3458,9 @@
   <w:footnote w:type="continuationSeparator" w:id="0">
     <w:p>
       <w:r>
+        <w:rPr>
+          <w:rFonts w:eastAsia="黑体"/>
+        </w:rPr>
         <w:continuationSeparator/>
       </w:r>
     </w:p>
@@ -3126,6 +3468,9 @@
   <w:footnote w:type="separator" w:id="-1">
     <w:p>
       <w:r>
+        <w:rPr>
+          <w:rFonts w:eastAsia="黑体"/>
+        </w:rPr>
         <w:separator/>
       </w:r>
     </w:p>
@@ -3134,7 +3479,7 @@
 </file>
 
 <file path=word/header1.xml><?xml version="1.0" encoding="utf-8"?>
-<w:hdr xmlns:m="http://schemas.openxmlformats.org/officeDocument/2006/math" xmlns:mc="http://schemas.openxmlformats.org/markup-compatibility/2006" xmlns:mo="http://schemas.microsoft.com/office/mac/office/2008/main" xmlns:mv="urn:schemas-microsoft-com:mac:vml" xmlns:o="urn:schemas-microsoft-com:office:office" xmlns:r="http://schemas.openxmlformats.org/officeDocument/2006/relationships" xmlns:v="urn:schemas-microsoft-com:vml" xmlns:w10="urn:schemas-microsoft-com:office:word" xmlns:w14="http://schemas.microsoft.com/office/word/2010/wordml" xmlns:w="http://schemas.openxmlformats.org/wordprocessingml/2006/main" xmlns:wne="http://schemas.microsoft.com/office/word/2006/wordml" xmlns:wp14="http://schemas.microsoft.com/office/word/2010/wordprocessingDrawing" xmlns:wp="http://schemas.openxmlformats.org/drawingml/2006/wordprocessingDrawing" xmlns:wpc="http://schemas.microsoft.com/office/word/2010/wordprocessingCanvas" xmlns:wpg="http://schemas.microsoft.com/office/word/2010/wordprocessingGroup" xmlns:wpi="http://schemas.microsoft.com/office/word/2010/wordprocessingInk" xmlns:wps="http://schemas.microsoft.com/office/word/2010/wordprocessingShape" mc:Ignorable="w14 wp14">
+<w:hdr xmlns:mc="http://schemas.openxmlformats.org/markup-compatibility/2006" xmlns:w="http://schemas.openxmlformats.org/wordprocessingml/2006/main" xmlns:m="http://schemas.openxmlformats.org/officeDocument/2006/math" xmlns:mo="http://schemas.microsoft.com/office/mac/office/2008/main" xmlns:mv="urn:schemas-microsoft-com:mac:vml" xmlns:o="urn:schemas-microsoft-com:office:office" xmlns:r="http://schemas.openxmlformats.org/officeDocument/2006/relationships" xmlns:v="urn:schemas-microsoft-com:vml" xmlns:w10="urn:schemas-microsoft-com:office:word" xmlns:w14="http://schemas.microsoft.com/office/word/2010/wordml" xmlns:wne="http://schemas.microsoft.com/office/word/2006/wordml" xmlns:wp14="http://schemas.microsoft.com/office/word/2010/wordprocessingDrawing" xmlns:wp="http://schemas.openxmlformats.org/drawingml/2006/wordprocessingDrawing" xmlns:wpc="http://schemas.microsoft.com/office/word/2010/wordprocessingCanvas" xmlns:wpg="http://schemas.microsoft.com/office/word/2010/wordprocessingGroup" xmlns:wpi="http://schemas.microsoft.com/office/word/2010/wordprocessingInk" xmlns:wps="http://schemas.microsoft.com/office/word/2010/wordprocessingShape" mc:Ignorable="w14 wp14">
   <w:p>
     <w:pPr>
       <w:pStyle w:val="Header"/>
@@ -3142,7 +3487,7 @@
     </w:pPr>
     <w:r>
       <w:rPr>
-        <w:rFonts w:ascii="Times New Roman" w:hAnsi="Times New Roman"/>
+        <w:rFonts w:ascii="Times New Roman" w:hAnsi="Times New Roman" w:eastAsia="黑体"/>
         <w:sz w:val="18"/>
         <w:rFonts w:eastAsia="黑体"/>
         <w:rFonts w:eastAsia="黑体"/>
@@ -3154,7 +3499,7 @@
 </file>
 
 <file path=word/numbering.xml><?xml version="1.0" encoding="utf-8"?>
-<w:numbering xmlns:m="http://schemas.openxmlformats.org/officeDocument/2006/math" xmlns:mc="http://schemas.openxmlformats.org/markup-compatibility/2006" xmlns:mo="http://schemas.microsoft.com/office/mac/office/2008/main" xmlns:mv="urn:schemas-microsoft-com:mac:vml" xmlns:o="urn:schemas-microsoft-com:office:office" xmlns:r="http://schemas.openxmlformats.org/officeDocument/2006/relationships" xmlns:v="urn:schemas-microsoft-com:vml" xmlns:w="http://schemas.openxmlformats.org/wordprocessingml/2006/main" xmlns:w10="urn:schemas-microsoft-com:office:word" xmlns:w14="http://schemas.microsoft.com/office/word/2010/wordml" xmlns:wne="http://schemas.microsoft.com/office/word/2006/wordml" xmlns:wp="http://schemas.openxmlformats.org/drawingml/2006/wordprocessingDrawing" xmlns:wp14="http://schemas.microsoft.com/office/word/2010/wordprocessingDrawing" xmlns:wpc="http://schemas.microsoft.com/office/word/2010/wordprocessingCanvas" xmlns:wpg="http://schemas.microsoft.com/office/word/2010/wordprocessingGroup" xmlns:wpi="http://schemas.microsoft.com/office/word/2010/wordprocessingInk" xmlns:wps="http://schemas.microsoft.com/office/word/2010/wordprocessingShape" mc:Ignorable="w14 wp14">
+<w:numbering xmlns:mc="http://schemas.openxmlformats.org/markup-compatibility/2006" xmlns:w="http://schemas.openxmlformats.org/wordprocessingml/2006/main" xmlns:m="http://schemas.openxmlformats.org/officeDocument/2006/math" xmlns:mo="http://schemas.microsoft.com/office/mac/office/2008/main" xmlns:mv="urn:schemas-microsoft-com:mac:vml" xmlns:o="urn:schemas-microsoft-com:office:office" xmlns:r="http://schemas.openxmlformats.org/officeDocument/2006/relationships" xmlns:v="urn:schemas-microsoft-com:vml" xmlns:w10="urn:schemas-microsoft-com:office:word" xmlns:w14="http://schemas.microsoft.com/office/word/2010/wordml" xmlns:wne="http://schemas.microsoft.com/office/word/2006/wordml" xmlns:wp="http://schemas.openxmlformats.org/drawingml/2006/wordprocessingDrawing" xmlns:wp14="http://schemas.microsoft.com/office/word/2010/wordprocessingDrawing" xmlns:wpc="http://schemas.microsoft.com/office/word/2010/wordprocessingCanvas" xmlns:wpg="http://schemas.microsoft.com/office/word/2010/wordprocessingGroup" xmlns:wpi="http://schemas.microsoft.com/office/word/2010/wordprocessingInk" xmlns:wps="http://schemas.microsoft.com/office/word/2010/wordprocessingShape" mc:Ignorable="w14 wp14">
   <w:abstractNum w:abstractNumId="0">
     <w:nsid w:val="FFFFFF7C"/>
     <w:multiLevelType w:val="singleLevel"/>
@@ -3241,7 +3586,7 @@
         <w:ind w:hanging="360" w:left="1440"/>
       </w:pPr>
       <w:rPr>
-        <w:rFonts w:ascii="Symbol" w:hAnsi="Symbol" w:hint="default"/>
+        <w:rFonts w:ascii="Symbol" w:hAnsi="Symbol" w:hint="default" w:eastAsia="黑体"/>
       </w:rPr>
     </w:lvl>
   </w:abstractNum>
@@ -3262,7 +3607,7 @@
         <w:ind w:hanging="360" w:left="1080"/>
       </w:pPr>
       <w:rPr>
-        <w:rFonts w:ascii="Symbol" w:hAnsi="Symbol" w:hint="default"/>
+        <w:rFonts w:ascii="Symbol" w:hAnsi="Symbol" w:hint="default" w:eastAsia="黑体"/>
       </w:rPr>
     </w:lvl>
   </w:abstractNum>
@@ -3283,7 +3628,7 @@
         <w:ind w:hanging="360" w:left="720"/>
       </w:pPr>
       <w:rPr>
-        <w:rFonts w:ascii="Symbol" w:hAnsi="Symbol" w:hint="default"/>
+        <w:rFonts w:ascii="Symbol" w:hAnsi="Symbol" w:hint="default" w:eastAsia="黑体"/>
       </w:rPr>
     </w:lvl>
   </w:abstractNum>
@@ -3322,7 +3667,7 @@
         <w:ind w:hanging="360" w:left="360"/>
       </w:pPr>
       <w:rPr>
-        <w:rFonts w:ascii="Symbol" w:hAnsi="Symbol" w:hint="default"/>
+        <w:rFonts w:ascii="Symbol" w:hAnsi="Symbol" w:hint="default" w:eastAsia="黑体"/>
       </w:rPr>
     </w:lvl>
   </w:abstractNum>
@@ -3413,7 +3758,7 @@
         <w:ind w:left="720" w:hanging="360"/>
       </w:pPr>
       <w:rPr>
-        <w:rFonts w:ascii="Symbol" w:hAnsi="Symbol" w:cs="Symbol" w:hint="default"/>
+        <w:rFonts w:ascii="Symbol" w:hAnsi="Symbol" w:cs="Symbol" w:hint="default" w:eastAsia="黑体"/>
       </w:rPr>
     </w:lvl>
     <w:lvl w:ilvl="1">
@@ -3424,7 +3769,7 @@
         <w:ind w:left="1440" w:hanging="360"/>
       </w:pPr>
       <w:rPr>
-        <w:rFonts w:ascii="Courier New" w:hAnsi="Courier New" w:cs="Courier New" w:hint="default"/>
+        <w:rFonts w:ascii="Courier New" w:hAnsi="Courier New" w:cs="Courier New" w:hint="default" w:eastAsia="黑体"/>
       </w:rPr>
     </w:lvl>
     <w:lvl w:ilvl="2">
@@ -3435,7 +3780,7 @@
         <w:ind w:left="2160" w:hanging="360"/>
       </w:pPr>
       <w:rPr>
-        <w:rFonts w:ascii="Wingdings" w:hAnsi="Wingdings" w:cs="Wingdings" w:hint="default"/>
+        <w:rFonts w:ascii="Wingdings" w:hAnsi="Wingdings" w:cs="Wingdings" w:hint="default" w:eastAsia="黑体"/>
       </w:rPr>
     </w:lvl>
     <w:lvl w:ilvl="3">
@@ -3446,7 +3791,7 @@
         <w:ind w:left="2880" w:hanging="360"/>
       </w:pPr>
       <w:rPr>
-        <w:rFonts w:ascii="Symbol" w:hAnsi="Symbol" w:cs="Symbol" w:hint="default"/>
+        <w:rFonts w:ascii="Symbol" w:hAnsi="Symbol" w:cs="Symbol" w:hint="default" w:eastAsia="黑体"/>
       </w:rPr>
     </w:lvl>
     <w:lvl w:ilvl="4">
@@ -3457,7 +3802,7 @@
         <w:ind w:left="3600" w:hanging="360"/>
       </w:pPr>
       <w:rPr>
-        <w:rFonts w:ascii="Courier New" w:hAnsi="Courier New" w:cs="Courier New" w:hint="default"/>
+        <w:rFonts w:ascii="Courier New" w:hAnsi="Courier New" w:cs="Courier New" w:hint="default" w:eastAsia="黑体"/>
       </w:rPr>
     </w:lvl>
     <w:lvl w:ilvl="5">
@@ -3468,7 +3813,7 @@
         <w:ind w:left="4320" w:hanging="360"/>
       </w:pPr>
       <w:rPr>
-        <w:rFonts w:ascii="Wingdings" w:hAnsi="Wingdings" w:cs="Wingdings" w:hint="default"/>
+        <w:rFonts w:ascii="Wingdings" w:hAnsi="Wingdings" w:cs="Wingdings" w:hint="default" w:eastAsia="黑体"/>
       </w:rPr>
     </w:lvl>
     <w:lvl w:ilvl="6">
@@ -3479,7 +3824,7 @@
         <w:ind w:left="5040" w:hanging="360"/>
       </w:pPr>
       <w:rPr>
-        <w:rFonts w:ascii="Symbol" w:hAnsi="Symbol" w:cs="Symbol" w:hint="default"/>
+        <w:rFonts w:ascii="Symbol" w:hAnsi="Symbol" w:cs="Symbol" w:hint="default" w:eastAsia="黑体"/>
       </w:rPr>
     </w:lvl>
     <w:lvl w:ilvl="7">
@@ -3490,7 +3835,7 @@
         <w:ind w:left="5760" w:hanging="360"/>
       </w:pPr>
       <w:rPr>
-        <w:rFonts w:ascii="Courier New" w:hAnsi="Courier New" w:cs="Courier New" w:hint="default"/>
+        <w:rFonts w:ascii="Courier New" w:hAnsi="Courier New" w:cs="Courier New" w:hint="default" w:eastAsia="黑体"/>
       </w:rPr>
     </w:lvl>
     <w:lvl w:ilvl="8">
@@ -3501,7 +3846,7 @@
         <w:ind w:left="6480" w:hanging="360"/>
       </w:pPr>
       <w:rPr>
-        <w:rFonts w:ascii="Wingdings" w:hAnsi="Wingdings" w:cs="Wingdings" w:hint="default"/>
+        <w:rFonts w:ascii="Wingdings" w:hAnsi="Wingdings" w:cs="Wingdings" w:hint="default" w:eastAsia="黑体"/>
       </w:rPr>
     </w:lvl>
   </w:abstractNum>
@@ -3560,11 +3905,11 @@
 </file>
 
 <file path=word/styles.xml><?xml version="1.0" encoding="utf-8"?>
-<w:styles xmlns:mc="http://schemas.openxmlformats.org/markup-compatibility/2006" xmlns:r="http://schemas.openxmlformats.org/officeDocument/2006/relationships" xmlns:w="http://schemas.openxmlformats.org/wordprocessingml/2006/main" xmlns:w14="http://schemas.microsoft.com/office/word/2010/wordml" mc:Ignorable="w14">
+<w:styles xmlns:mc="http://schemas.openxmlformats.org/markup-compatibility/2006" xmlns:w="http://schemas.openxmlformats.org/wordprocessingml/2006/main" xmlns:r="http://schemas.openxmlformats.org/officeDocument/2006/relationships" xmlns:w14="http://schemas.microsoft.com/office/word/2010/wordml" mc:Ignorable="w14">
   <w:docDefaults>
     <w:rPrDefault>
       <w:rPr>
-        <w:rFonts w:asciiTheme="minorHAnsi" w:cstheme="minorBidi" w:eastAsiaTheme="minorEastAsia" w:hAnsiTheme="minorHAnsi"/>
+        <w:rFonts w:asciiTheme="minorHAnsi" w:cstheme="minorBidi" w:hAnsiTheme="minorHAnsi" w:eastAsia="黑体"/>
         <w:sz w:val="22"/>
         <w:szCs w:val="22"/>
         <w:lang w:bidi="ar-SA" w:eastAsia="en-US" w:val="en-US"/>
@@ -3786,7 +4131,7 @@
       <w:outlineLvl w:val="0"/>
     </w:pPr>
     <w:rPr>
-      <w:rFonts w:ascii="Times New Roman" w:asciiTheme="majorHAnsi" w:cstheme="majorBidi" w:eastAsia="黑体" w:eastAsiaTheme="majorEastAsia" w:hAnsi="Times New Roman" w:hAnsiTheme="majorHAnsi"/>
+      <w:rFonts w:ascii="Times New Roman" w:asciiTheme="majorHAnsi" w:cstheme="majorBidi" w:eastAsia="黑体" w:hAnsi="Times New Roman" w:hAnsiTheme="majorHAnsi"/>
       <w:b/>
       <w:bCs/>
       <w:color w:val="1F3864"/>
@@ -3810,7 +4155,7 @@
       <w:outlineLvl w:val="1"/>
     </w:pPr>
     <w:rPr>
-      <w:rFonts w:ascii="Times New Roman" w:asciiTheme="majorHAnsi" w:cstheme="majorBidi" w:eastAsia="黑体" w:eastAsiaTheme="majorEastAsia" w:hAnsi="Times New Roman" w:hAnsiTheme="majorHAnsi"/>
+      <w:rFonts w:ascii="Times New Roman" w:asciiTheme="majorHAnsi" w:cstheme="majorBidi" w:eastAsia="黑体" w:hAnsi="Times New Roman" w:hAnsiTheme="majorHAnsi"/>
       <w:b/>
       <w:bCs/>
       <w:color w:val="2E4E7E"/>
@@ -3834,7 +4179,7 @@
       <w:outlineLvl w:val="2"/>
     </w:pPr>
     <w:rPr>
-      <w:rFonts w:ascii="Times New Roman" w:asciiTheme="majorHAnsi" w:cstheme="majorBidi" w:eastAsia="黑体" w:eastAsiaTheme="majorEastAsia" w:hAnsi="Times New Roman" w:hAnsiTheme="majorHAnsi"/>
+      <w:rFonts w:ascii="Times New Roman" w:asciiTheme="majorHAnsi" w:cstheme="majorBidi" w:eastAsia="黑体" w:hAnsi="Times New Roman" w:hAnsiTheme="majorHAnsi"/>
       <w:b/>
       <w:bCs/>
       <w:color w:val="2E4E7E"/>
@@ -3858,7 +4203,7 @@
       <w:outlineLvl w:val="3"/>
     </w:pPr>
     <w:rPr>
-      <w:rFonts w:ascii="Times New Roman" w:asciiTheme="majorHAnsi" w:cstheme="majorBidi" w:eastAsia="黑体" w:eastAsiaTheme="majorEastAsia" w:hAnsi="Times New Roman" w:hAnsiTheme="majorHAnsi"/>
+      <w:rFonts w:ascii="Times New Roman" w:asciiTheme="majorHAnsi" w:cstheme="majorBidi" w:eastAsia="黑体" w:hAnsi="Times New Roman" w:hAnsiTheme="majorHAnsi"/>
       <w:b/>
       <w:bCs/>
       <w:i/>
@@ -3884,7 +4229,7 @@
       <w:outlineLvl w:val="4"/>
     </w:pPr>
     <w:rPr>
-      <w:rFonts w:ascii="Times New Roman" w:asciiTheme="majorHAnsi" w:cstheme="majorBidi" w:eastAsia="黑体" w:eastAsiaTheme="majorEastAsia" w:hAnsi="Times New Roman" w:hAnsiTheme="majorHAnsi"/>
+      <w:rFonts w:ascii="Times New Roman" w:asciiTheme="majorHAnsi" w:cstheme="majorBidi" w:eastAsia="黑体" w:hAnsi="Times New Roman" w:hAnsiTheme="majorHAnsi"/>
       <w:b/>
       <w:color w:val="333333"/>
       <w:sz w:val="22"/>
@@ -3907,7 +4252,7 @@
       <w:outlineLvl w:val="5"/>
     </w:pPr>
     <w:rPr>
-      <w:rFonts w:asciiTheme="majorHAnsi" w:cstheme="majorBidi" w:eastAsiaTheme="majorEastAsia" w:hAnsiTheme="majorHAnsi"/>
+      <w:rFonts w:asciiTheme="majorHAnsi" w:cstheme="majorBidi" w:hAnsiTheme="majorHAnsi" w:eastAsia="黑体"/>
       <w:i/>
       <w:iCs/>
       <w:color w:themeColor="accent1" w:themeShade="7F" w:val="243F60"/>
@@ -3930,7 +4275,7 @@
       <w:outlineLvl w:val="6"/>
     </w:pPr>
     <w:rPr>
-      <w:rFonts w:asciiTheme="majorHAnsi" w:cstheme="majorBidi" w:eastAsiaTheme="majorEastAsia" w:hAnsiTheme="majorHAnsi"/>
+      <w:rFonts w:asciiTheme="majorHAnsi" w:cstheme="majorBidi" w:hAnsiTheme="majorHAnsi" w:eastAsia="黑体"/>
       <w:i/>
       <w:iCs/>
       <w:color w:themeColor="text1" w:themeTint="BF" w:val="404040"/>
@@ -3953,7 +4298,7 @@
       <w:outlineLvl w:val="7"/>
     </w:pPr>
     <w:rPr>
-      <w:rFonts w:asciiTheme="majorHAnsi" w:cstheme="majorBidi" w:eastAsiaTheme="majorEastAsia" w:hAnsiTheme="majorHAnsi"/>
+      <w:rFonts w:asciiTheme="majorHAnsi" w:cstheme="majorBidi" w:hAnsiTheme="majorHAnsi" w:eastAsia="黑体"/>
       <w:color w:themeColor="accent1" w:val="4F81BD"/>
       <w:sz w:val="20"/>
       <w:szCs w:val="20"/>
@@ -3976,7 +4321,7 @@
       <w:outlineLvl w:val="8"/>
     </w:pPr>
     <w:rPr>
-      <w:rFonts w:asciiTheme="majorHAnsi" w:cstheme="majorBidi" w:eastAsiaTheme="majorEastAsia" w:hAnsiTheme="majorHAnsi"/>
+      <w:rFonts w:asciiTheme="majorHAnsi" w:cstheme="majorBidi" w:hAnsiTheme="majorHAnsi" w:eastAsia="黑体"/>
       <w:i/>
       <w:iCs/>
       <w:color w:themeColor="text1" w:themeTint="BF" w:val="404040"/>
@@ -4027,7 +4372,7 @@
     <w:uiPriority w:val="9"/>
     <w:rsid w:val="00FC693F"/>
     <w:rPr>
-      <w:rFonts w:asciiTheme="majorHAnsi" w:cstheme="majorBidi" w:eastAsiaTheme="majorEastAsia" w:hAnsiTheme="majorHAnsi"/>
+      <w:rFonts w:asciiTheme="majorHAnsi" w:cstheme="majorBidi" w:hAnsiTheme="majorHAnsi" w:eastAsia="黑体"/>
       <w:b/>
       <w:bCs/>
       <w:color w:themeColor="accent1" w:themeShade="BF" w:val="365F91"/>
@@ -4042,7 +4387,7 @@
     <w:uiPriority w:val="9"/>
     <w:rsid w:val="00FC693F"/>
     <w:rPr>
-      <w:rFonts w:asciiTheme="majorHAnsi" w:cstheme="majorBidi" w:eastAsiaTheme="majorEastAsia" w:hAnsiTheme="majorHAnsi"/>
+      <w:rFonts w:asciiTheme="majorHAnsi" w:cstheme="majorBidi" w:hAnsiTheme="majorHAnsi" w:eastAsia="黑体"/>
       <w:b/>
       <w:bCs/>
       <w:color w:themeColor="accent1" w:val="4F81BD"/>
@@ -4057,7 +4402,7 @@
     <w:uiPriority w:val="9"/>
     <w:rsid w:val="00FC693F"/>
     <w:rPr>
-      <w:rFonts w:asciiTheme="majorHAnsi" w:cstheme="majorBidi" w:eastAsiaTheme="majorEastAsia" w:hAnsiTheme="majorHAnsi"/>
+      <w:rFonts w:asciiTheme="majorHAnsi" w:cstheme="majorBidi" w:hAnsiTheme="majorHAnsi" w:eastAsia="黑体"/>
       <w:b/>
       <w:bCs/>
       <w:color w:themeColor="accent1" w:val="4F81BD"/>
@@ -4080,7 +4425,7 @@
       <w:contextualSpacing/>
     </w:pPr>
     <w:rPr>
-      <w:rFonts w:ascii="Times New Roman" w:asciiTheme="majorHAnsi" w:cstheme="majorBidi" w:eastAsia="黑体" w:eastAsiaTheme="majorEastAsia" w:hAnsi="Times New Roman" w:hAnsiTheme="majorHAnsi"/>
+      <w:rFonts w:ascii="Times New Roman" w:asciiTheme="majorHAnsi" w:cstheme="majorBidi" w:eastAsia="黑体" w:hAnsi="Times New Roman" w:hAnsiTheme="majorHAnsi"/>
       <w:b/>
       <w:color w:val="1F3864"/>
       <w:spacing w:val="5"/>
@@ -4096,7 +4441,7 @@
     <w:uiPriority w:val="10"/>
     <w:rsid w:val="00FC693F"/>
     <w:rPr>
-      <w:rFonts w:asciiTheme="majorHAnsi" w:cstheme="majorBidi" w:eastAsiaTheme="majorEastAsia" w:hAnsiTheme="majorHAnsi"/>
+      <w:rFonts w:asciiTheme="majorHAnsi" w:cstheme="majorBidi" w:hAnsiTheme="majorHAnsi" w:eastAsia="黑体"/>
       <w:color w:themeColor="text2" w:themeShade="BF" w:val="17365D"/>
       <w:spacing w:val="5"/>
       <w:kern w:val="28"/>
@@ -4118,7 +4463,7 @@
       </w:numPr>
     </w:pPr>
     <w:rPr>
-      <w:rFonts w:asciiTheme="majorHAnsi" w:cstheme="majorBidi" w:eastAsiaTheme="majorEastAsia" w:hAnsiTheme="majorHAnsi"/>
+      <w:rFonts w:asciiTheme="majorHAnsi" w:cstheme="majorBidi" w:hAnsiTheme="majorHAnsi" w:eastAsia="黑体"/>
       <w:i/>
       <w:iCs/>
       <w:color w:themeColor="accent1" w:val="4F81BD"/>
@@ -4134,7 +4479,7 @@
     <w:uiPriority w:val="11"/>
     <w:rsid w:val="00FC693F"/>
     <w:rPr>
-      <w:rFonts w:asciiTheme="majorHAnsi" w:cstheme="majorBidi" w:eastAsiaTheme="majorEastAsia" w:hAnsiTheme="majorHAnsi"/>
+      <w:rFonts w:asciiTheme="majorHAnsi" w:cstheme="majorBidi" w:hAnsiTheme="majorHAnsi" w:eastAsia="黑体"/>
       <w:i/>
       <w:iCs/>
       <w:color w:themeColor="accent1" w:val="4F81BD"/>
@@ -4201,6 +4546,7 @@
       <w:spacing w:after="120"/>
     </w:pPr>
     <w:rPr>
+      <w:rFonts w:eastAsia="黑体"/>
       <w:sz w:val="16"/>
       <w:szCs w:val="16"/>
     </w:rPr>
@@ -4212,6 +4558,7 @@
     <w:uiPriority w:val="99"/>
     <w:rsid w:val="00AA1D8D"/>
     <w:rPr>
+      <w:rFonts w:eastAsia="黑体"/>
       <w:sz w:val="16"/>
       <w:szCs w:val="16"/>
     </w:rPr>
@@ -4381,7 +4728,7 @@
       </w:tabs>
     </w:pPr>
     <w:rPr>
-      <w:rFonts w:ascii="Courier" w:hAnsi="Courier"/>
+      <w:rFonts w:ascii="Courier" w:hAnsi="Courier" w:eastAsia="黑体"/>
       <w:sz w:val="20"/>
       <w:szCs w:val="20"/>
     </w:rPr>
@@ -4393,7 +4740,7 @@
     <w:uiPriority w:val="99"/>
     <w:rsid w:val="0029639D"/>
     <w:rPr>
-      <w:rFonts w:ascii="Courier" w:hAnsi="Courier"/>
+      <w:rFonts w:ascii="Courier" w:hAnsi="Courier" w:eastAsia="黑体"/>
       <w:sz w:val="20"/>
       <w:szCs w:val="20"/>
     </w:rPr>
@@ -4429,6 +4776,7 @@
     <w:uiPriority w:val="29"/>
     <w:rsid w:val="00FC693F"/>
     <w:rPr>
+      <w:rFonts w:eastAsia="黑体"/>
       <w:i/>
       <w:iCs/>
       <w:color w:themeColor="text1" w:val="000000"/>
@@ -4442,7 +4790,7 @@
     <w:semiHidden/>
     <w:rsid w:val="00FC693F"/>
     <w:rPr>
-      <w:rFonts w:asciiTheme="majorHAnsi" w:cstheme="majorBidi" w:eastAsiaTheme="majorEastAsia" w:hAnsiTheme="majorHAnsi"/>
+      <w:rFonts w:asciiTheme="majorHAnsi" w:cstheme="majorBidi" w:hAnsiTheme="majorHAnsi" w:eastAsia="黑体"/>
       <w:b/>
       <w:bCs/>
       <w:i/>
@@ -4458,7 +4806,7 @@
     <w:semiHidden/>
     <w:rsid w:val="00FC693F"/>
     <w:rPr>
-      <w:rFonts w:asciiTheme="majorHAnsi" w:cstheme="majorBidi" w:eastAsiaTheme="majorEastAsia" w:hAnsiTheme="majorHAnsi"/>
+      <w:rFonts w:asciiTheme="majorHAnsi" w:cstheme="majorBidi" w:hAnsiTheme="majorHAnsi" w:eastAsia="黑体"/>
       <w:color w:themeColor="accent1" w:themeShade="7F" w:val="243F60"/>
     </w:rPr>
   </w:style>
@@ -4470,7 +4818,7 @@
     <w:semiHidden/>
     <w:rsid w:val="00FC693F"/>
     <w:rPr>
-      <w:rFonts w:asciiTheme="majorHAnsi" w:cstheme="majorBidi" w:eastAsiaTheme="majorEastAsia" w:hAnsiTheme="majorHAnsi"/>
+      <w:rFonts w:asciiTheme="majorHAnsi" w:cstheme="majorBidi" w:hAnsiTheme="majorHAnsi" w:eastAsia="黑体"/>
       <w:i/>
       <w:iCs/>
       <w:color w:themeColor="accent1" w:themeShade="7F" w:val="243F60"/>
@@ -4484,7 +4832,7 @@
     <w:semiHidden/>
     <w:rsid w:val="00FC693F"/>
     <w:rPr>
-      <w:rFonts w:asciiTheme="majorHAnsi" w:cstheme="majorBidi" w:eastAsiaTheme="majorEastAsia" w:hAnsiTheme="majorHAnsi"/>
+      <w:rFonts w:asciiTheme="majorHAnsi" w:cstheme="majorBidi" w:hAnsiTheme="majorHAnsi" w:eastAsia="黑体"/>
       <w:i/>
       <w:iCs/>
       <w:color w:themeColor="text1" w:themeTint="BF" w:val="404040"/>
@@ -4498,7 +4846,7 @@
     <w:semiHidden/>
     <w:rsid w:val="00FC693F"/>
     <w:rPr>
-      <w:rFonts w:asciiTheme="majorHAnsi" w:cstheme="majorBidi" w:eastAsiaTheme="majorEastAsia" w:hAnsiTheme="majorHAnsi"/>
+      <w:rFonts w:asciiTheme="majorHAnsi" w:cstheme="majorBidi" w:hAnsiTheme="majorHAnsi" w:eastAsia="黑体"/>
       <w:color w:themeColor="accent1" w:val="4F81BD"/>
       <w:sz w:val="20"/>
       <w:szCs w:val="20"/>
@@ -4512,7 +4860,7 @@
     <w:semiHidden/>
     <w:rsid w:val="00FC693F"/>
     <w:rPr>
-      <w:rFonts w:asciiTheme="majorHAnsi" w:cstheme="majorBidi" w:eastAsiaTheme="majorEastAsia" w:hAnsiTheme="majorHAnsi"/>
+      <w:rFonts w:asciiTheme="majorHAnsi" w:cstheme="majorBidi" w:hAnsiTheme="majorHAnsi" w:eastAsia="黑体"/>
       <w:i/>
       <w:iCs/>
       <w:color w:themeColor="text1" w:themeTint="BF" w:val="404040"/>
@@ -4533,6 +4881,7 @@
       <w:spacing w:line="240" w:lineRule="auto"/>
     </w:pPr>
     <w:rPr>
+      <w:rFonts w:eastAsia="黑体"/>
       <w:b/>
       <w:bCs/>
       <w:color w:themeColor="accent1" w:val="4F81BD"/>
@@ -4547,6 +4896,7 @@
     <w:qFormat/>
     <w:rsid w:val="00FC693F"/>
     <w:rPr>
+      <w:rFonts w:eastAsia="黑体"/>
       <w:b/>
       <w:bCs/>
     </w:rPr>
@@ -4558,6 +4908,7 @@
     <w:qFormat/>
     <w:rsid w:val="00FC693F"/>
     <w:rPr>
+      <w:rFonts w:eastAsia="黑体"/>
       <w:i/>
       <w:iCs/>
     </w:rPr>
@@ -4578,6 +4929,7 @@
       <w:ind w:left="936" w:right="936"/>
     </w:pPr>
     <w:rPr>
+      <w:rFonts w:eastAsia="黑体"/>
       <w:b/>
       <w:bCs/>
       <w:i/>
@@ -4592,6 +4944,7 @@
     <w:uiPriority w:val="30"/>
     <w:rsid w:val="00FC693F"/>
     <w:rPr>
+      <w:rFonts w:eastAsia="黑体"/>
       <w:b/>
       <w:bCs/>
       <w:i/>
@@ -4606,6 +4959,7 @@
     <w:qFormat/>
     <w:rsid w:val="00FC693F"/>
     <w:rPr>
+      <w:rFonts w:eastAsia="黑体"/>
       <w:i/>
       <w:iCs/>
       <w:color w:themeColor="text1" w:themeTint="7F" w:val="808080"/>
@@ -4618,6 +4972,7 @@
     <w:qFormat/>
     <w:rsid w:val="00FC693F"/>
     <w:rPr>
+      <w:rFonts w:eastAsia="黑体"/>
       <w:b/>
       <w:bCs/>
       <w:i/>
@@ -4632,6 +4987,7 @@
     <w:qFormat/>
     <w:rsid w:val="00FC693F"/>
     <w:rPr>
+      <w:rFonts w:eastAsia="黑体"/>
       <w:smallCaps/>
       <w:color w:themeColor="accent2" w:val="C0504D"/>
       <w:u w:val="single"/>
@@ -4644,6 +5000,7 @@
     <w:qFormat/>
     <w:rsid w:val="00FC693F"/>
     <w:rPr>
+      <w:rFonts w:eastAsia="黑体"/>
       <w:b/>
       <w:bCs/>
       <w:smallCaps/>
@@ -4659,6 +5016,7 @@
     <w:qFormat/>
     <w:rsid w:val="00FC693F"/>
     <w:rPr>
+      <w:rFonts w:eastAsia="黑体"/>
       <w:b/>
       <w:bCs/>
       <w:smallCaps/>
@@ -4713,6 +5071,7 @@
       <w:spacing w:after="0" w:line="240" w:lineRule="auto"/>
     </w:pPr>
     <w:rPr>
+      <w:rFonts w:eastAsia="黑体"/>
       <w:color w:themeColor="text1" w:themeShade="BF" w:val="000000"/>
     </w:rPr>
     <w:tblPr>
@@ -4735,6 +5094,7 @@
         <w:spacing w:after="0" w:before="0" w:line="240" w:lineRule="auto"/>
       </w:pPr>
       <w:rPr>
+        <w:rFonts w:eastAsia="黑体"/>
         <w:b/>
         <w:bCs/>
       </w:rPr>
@@ -4755,6 +5115,7 @@
         <w:spacing w:after="0" w:before="0" w:line="240" w:lineRule="auto"/>
       </w:pPr>
       <w:rPr>
+        <w:rFonts w:eastAsia="黑体"/>
         <w:b/>
         <w:bCs/>
       </w:rPr>
@@ -4772,12 +5133,14 @@
     </w:tblStylePr>
     <w:tblStylePr w:type="firstCol">
       <w:rPr>
+        <w:rFonts w:eastAsia="黑体"/>
         <w:b/>
         <w:bCs/>
       </w:rPr>
     </w:tblStylePr>
     <w:tblStylePr w:type="lastCol">
       <w:rPr>
+        <w:rFonts w:eastAsia="黑体"/>
         <w:b/>
         <w:bCs/>
       </w:rPr>
@@ -4816,6 +5179,7 @@
       <w:spacing w:after="0" w:line="240" w:lineRule="auto"/>
     </w:pPr>
     <w:rPr>
+      <w:rFonts w:eastAsia="黑体"/>
       <w:color w:themeColor="accent1" w:themeShade="BF" w:val="365F91"/>
     </w:rPr>
     <w:tblPr>
@@ -4838,6 +5202,7 @@
         <w:spacing w:after="0" w:before="0" w:line="240" w:lineRule="auto"/>
       </w:pPr>
       <w:rPr>
+        <w:rFonts w:eastAsia="黑体"/>
         <w:b/>
         <w:bCs/>
       </w:rPr>
@@ -4858,6 +5223,7 @@
         <w:spacing w:after="0" w:before="0" w:line="240" w:lineRule="auto"/>
       </w:pPr>
       <w:rPr>
+        <w:rFonts w:eastAsia="黑体"/>
         <w:b/>
         <w:bCs/>
       </w:rPr>
@@ -4875,12 +5241,14 @@
     </w:tblStylePr>
     <w:tblStylePr w:type="firstCol">
       <w:rPr>
+        <w:rFonts w:eastAsia="黑体"/>
         <w:b/>
         <w:bCs/>
       </w:rPr>
     </w:tblStylePr>
     <w:tblStylePr w:type="lastCol">
       <w:rPr>
+        <w:rFonts w:eastAsia="黑体"/>
         <w:b/>
         <w:bCs/>
       </w:rPr>
@@ -4919,6 +5287,7 @@
       <w:spacing w:after="0" w:line="240" w:lineRule="auto"/>
     </w:pPr>
     <w:rPr>
+      <w:rFonts w:eastAsia="黑体"/>
       <w:color w:themeColor="accent2" w:themeShade="BF" w:val="943634"/>
     </w:rPr>
     <w:tblPr>
@@ -4941,6 +5310,7 @@
         <w:spacing w:after="0" w:before="0" w:line="240" w:lineRule="auto"/>
       </w:pPr>
       <w:rPr>
+        <w:rFonts w:eastAsia="黑体"/>
         <w:b/>
         <w:bCs/>
       </w:rPr>
@@ -4961,6 +5331,7 @@
         <w:spacing w:after="0" w:before="0" w:line="240" w:lineRule="auto"/>
       </w:pPr>
       <w:rPr>
+        <w:rFonts w:eastAsia="黑体"/>
         <w:b/>
         <w:bCs/>
       </w:rPr>
@@ -4978,12 +5349,14 @@
     </w:tblStylePr>
     <w:tblStylePr w:type="firstCol">
       <w:rPr>
+        <w:rFonts w:eastAsia="黑体"/>
         <w:b/>
         <w:bCs/>
       </w:rPr>
     </w:tblStylePr>
     <w:tblStylePr w:type="lastCol">
       <w:rPr>
+        <w:rFonts w:eastAsia="黑体"/>
         <w:b/>
         <w:bCs/>
       </w:rPr>
@@ -5022,6 +5395,7 @@
       <w:spacing w:after="0" w:line="240" w:lineRule="auto"/>
     </w:pPr>
     <w:rPr>
+      <w:rFonts w:eastAsia="黑体"/>
       <w:color w:themeColor="accent3" w:themeShade="BF" w:val="76923C"/>
     </w:rPr>
     <w:tblPr>
@@ -5044,6 +5418,7 @@
         <w:spacing w:after="0" w:before="0" w:line="240" w:lineRule="auto"/>
       </w:pPr>
       <w:rPr>
+        <w:rFonts w:eastAsia="黑体"/>
         <w:b/>
         <w:bCs/>
       </w:rPr>
@@ -5064,6 +5439,7 @@
         <w:spacing w:after="0" w:before="0" w:line="240" w:lineRule="auto"/>
       </w:pPr>
       <w:rPr>
+        <w:rFonts w:eastAsia="黑体"/>
         <w:b/>
         <w:bCs/>
       </w:rPr>
@@ -5081,12 +5457,14 @@
     </w:tblStylePr>
     <w:tblStylePr w:type="firstCol">
       <w:rPr>
+        <w:rFonts w:eastAsia="黑体"/>
         <w:b/>
         <w:bCs/>
       </w:rPr>
     </w:tblStylePr>
     <w:tblStylePr w:type="lastCol">
       <w:rPr>
+        <w:rFonts w:eastAsia="黑体"/>
         <w:b/>
         <w:bCs/>
       </w:rPr>
@@ -5125,6 +5503,7 @@
       <w:spacing w:after="0" w:line="240" w:lineRule="auto"/>
     </w:pPr>
     <w:rPr>
+      <w:rFonts w:eastAsia="黑体"/>
       <w:color w:themeColor="accent4" w:themeShade="BF" w:val="5F497A"/>
     </w:rPr>
     <w:tblPr>
@@ -5147,6 +5526,7 @@
         <w:spacing w:after="0" w:before="0" w:line="240" w:lineRule="auto"/>
       </w:pPr>
       <w:rPr>
+        <w:rFonts w:eastAsia="黑体"/>
         <w:b/>
         <w:bCs/>
       </w:rPr>
@@ -5167,6 +5547,7 @@
         <w:spacing w:after="0" w:before="0" w:line="240" w:lineRule="auto"/>
       </w:pPr>
       <w:rPr>
+        <w:rFonts w:eastAsia="黑体"/>
         <w:b/>
         <w:bCs/>
       </w:rPr>
@@ -5184,12 +5565,14 @@
     </w:tblStylePr>
     <w:tblStylePr w:type="firstCol">
       <w:rPr>
+        <w:rFonts w:eastAsia="黑体"/>
         <w:b/>
         <w:bCs/>
       </w:rPr>
     </w:tblStylePr>
     <w:tblStylePr w:type="lastCol">
       <w:rPr>
+        <w:rFonts w:eastAsia="黑体"/>
         <w:b/>
         <w:bCs/>
       </w:rPr>
@@ -5228,6 +5611,7 @@
       <w:spacing w:after="0" w:line="240" w:lineRule="auto"/>
     </w:pPr>
     <w:rPr>
+      <w:rFonts w:eastAsia="黑体"/>
       <w:color w:themeColor="accent5" w:themeShade="BF" w:val="31849B"/>
     </w:rPr>
     <w:tblPr>
@@ -5250,6 +5634,7 @@
         <w:spacing w:after="0" w:before="0" w:line="240" w:lineRule="auto"/>
       </w:pPr>
       <w:rPr>
+        <w:rFonts w:eastAsia="黑体"/>
         <w:b/>
         <w:bCs/>
       </w:rPr>
@@ -5270,6 +5655,7 @@
         <w:spacing w:after="0" w:before="0" w:line="240" w:lineRule="auto"/>
       </w:pPr>
       <w:rPr>
+        <w:rFonts w:eastAsia="黑体"/>
         <w:b/>
         <w:bCs/>
       </w:rPr>
@@ -5287,12 +5673,14 @@
     </w:tblStylePr>
     <w:tblStylePr w:type="firstCol">
       <w:rPr>
+        <w:rFonts w:eastAsia="黑体"/>
         <w:b/>
         <w:bCs/>
       </w:rPr>
     </w:tblStylePr>
     <w:tblStylePr w:type="lastCol">
       <w:rPr>
+        <w:rFonts w:eastAsia="黑体"/>
         <w:b/>
         <w:bCs/>
       </w:rPr>
@@ -5331,6 +5719,7 @@
       <w:spacing w:after="0" w:line="240" w:lineRule="auto"/>
     </w:pPr>
     <w:rPr>
+      <w:rFonts w:eastAsia="黑体"/>
       <w:color w:themeColor="accent6" w:themeShade="BF" w:val="E36C0A"/>
     </w:rPr>
     <w:tblPr>
@@ -5353,6 +5742,7 @@
         <w:spacing w:after="0" w:before="0" w:line="240" w:lineRule="auto"/>
       </w:pPr>
       <w:rPr>
+        <w:rFonts w:eastAsia="黑体"/>
         <w:b/>
         <w:bCs/>
       </w:rPr>
@@ -5373,6 +5763,7 @@
         <w:spacing w:after="0" w:before="0" w:line="240" w:lineRule="auto"/>
       </w:pPr>
       <w:rPr>
+        <w:rFonts w:eastAsia="黑体"/>
         <w:b/>
         <w:bCs/>
       </w:rPr>
@@ -5390,12 +5781,14 @@
     </w:tblStylePr>
     <w:tblStylePr w:type="firstCol">
       <w:rPr>
+        <w:rFonts w:eastAsia="黑体"/>
         <w:b/>
         <w:bCs/>
       </w:rPr>
     </w:tblStylePr>
     <w:tblStylePr w:type="lastCol">
       <w:rPr>
+        <w:rFonts w:eastAsia="黑体"/>
         <w:b/>
         <w:bCs/>
       </w:rPr>
@@ -5455,6 +5848,7 @@
         <w:spacing w:after="0" w:before="0" w:line="240" w:lineRule="auto"/>
       </w:pPr>
       <w:rPr>
+        <w:rFonts w:eastAsia="黑体"/>
         <w:b/>
         <w:bCs/>
         <w:color w:themeColor="background1" w:val="FFFFFF"/>
@@ -5469,6 +5863,7 @@
         <w:spacing w:after="0" w:before="0" w:line="240" w:lineRule="auto"/>
       </w:pPr>
       <w:rPr>
+        <w:rFonts w:eastAsia="黑体"/>
         <w:b/>
         <w:bCs/>
       </w:rPr>
@@ -5484,12 +5879,14 @@
     </w:tblStylePr>
     <w:tblStylePr w:type="firstCol">
       <w:rPr>
+        <w:rFonts w:eastAsia="黑体"/>
         <w:b/>
         <w:bCs/>
       </w:rPr>
     </w:tblStylePr>
     <w:tblStylePr w:type="lastCol">
       <w:rPr>
+        <w:rFonts w:eastAsia="黑体"/>
         <w:b/>
         <w:bCs/>
       </w:rPr>
@@ -5547,6 +5944,7 @@
         <w:spacing w:after="0" w:before="0" w:line="240" w:lineRule="auto"/>
       </w:pPr>
       <w:rPr>
+        <w:rFonts w:eastAsia="黑体"/>
         <w:b/>
         <w:bCs/>
         <w:color w:themeColor="background1" w:val="FFFFFF"/>
@@ -5561,6 +5959,7 @@
         <w:spacing w:after="0" w:before="0" w:line="240" w:lineRule="auto"/>
       </w:pPr>
       <w:rPr>
+        <w:rFonts w:eastAsia="黑体"/>
         <w:b/>
         <w:bCs/>
       </w:rPr>
@@ -5576,12 +5975,14 @@
     </w:tblStylePr>
     <w:tblStylePr w:type="firstCol">
       <w:rPr>
+        <w:rFonts w:eastAsia="黑体"/>
         <w:b/>
         <w:bCs/>
       </w:rPr>
     </w:tblStylePr>
     <w:tblStylePr w:type="lastCol">
       <w:rPr>
+        <w:rFonts w:eastAsia="黑体"/>
         <w:b/>
         <w:bCs/>
       </w:rPr>
@@ -5639,6 +6040,7 @@
         <w:spacing w:after="0" w:before="0" w:line="240" w:lineRule="auto"/>
       </w:pPr>
       <w:rPr>
+        <w:rFonts w:eastAsia="黑体"/>
         <w:b/>
         <w:bCs/>
         <w:color w:themeColor="background1" w:val="FFFFFF"/>
@@ -5653,6 +6055,7 @@
         <w:spacing w:after="0" w:before="0" w:line="240" w:lineRule="auto"/>
       </w:pPr>
       <w:rPr>
+        <w:rFonts w:eastAsia="黑体"/>
         <w:b/>
         <w:bCs/>
       </w:rPr>
@@ -5668,12 +6071,14 @@
     </w:tblStylePr>
     <w:tblStylePr w:type="firstCol">
       <w:rPr>
+        <w:rFonts w:eastAsia="黑体"/>
         <w:b/>
         <w:bCs/>
       </w:rPr>
     </w:tblStylePr>
     <w:tblStylePr w:type="lastCol">
       <w:rPr>
+        <w:rFonts w:eastAsia="黑体"/>
         <w:b/>
         <w:bCs/>
       </w:rPr>
@@ -5731,6 +6136,7 @@
         <w:spacing w:after="0" w:before="0" w:line="240" w:lineRule="auto"/>
       </w:pPr>
       <w:rPr>
+        <w:rFonts w:eastAsia="黑体"/>
         <w:b/>
         <w:bCs/>
         <w:color w:themeColor="background1" w:val="FFFFFF"/>
@@ -5745,6 +6151,7 @@
         <w:spacing w:after="0" w:before="0" w:line="240" w:lineRule="auto"/>
       </w:pPr>
       <w:rPr>
+        <w:rFonts w:eastAsia="黑体"/>
         <w:b/>
         <w:bCs/>
       </w:rPr>
@@ -5760,12 +6167,14 @@
     </w:tblStylePr>
     <w:tblStylePr w:type="firstCol">
       <w:rPr>
+        <w:rFonts w:eastAsia="黑体"/>
         <w:b/>
         <w:bCs/>
       </w:rPr>
     </w:tblStylePr>
     <w:tblStylePr w:type="lastCol">
       <w:rPr>
+        <w:rFonts w:eastAsia="黑体"/>
         <w:b/>
         <w:bCs/>
       </w:rPr>
@@ -5823,6 +6232,7 @@
         <w:spacing w:after="0" w:before="0" w:line="240" w:lineRule="auto"/>
       </w:pPr>
       <w:rPr>
+        <w:rFonts w:eastAsia="黑体"/>
         <w:b/>
         <w:bCs/>
         <w:color w:themeColor="background1" w:val="FFFFFF"/>
@@ -5837,6 +6247,7 @@
         <w:spacing w:after="0" w:before="0" w:line="240" w:lineRule="auto"/>
       </w:pPr>
       <w:rPr>
+        <w:rFonts w:eastAsia="黑体"/>
         <w:b/>
         <w:bCs/>
       </w:rPr>
@@ -5852,12 +6263,14 @@
     </w:tblStylePr>
     <w:tblStylePr w:type="firstCol">
       <w:rPr>
+        <w:rFonts w:eastAsia="黑体"/>
         <w:b/>
         <w:bCs/>
       </w:rPr>
     </w:tblStylePr>
     <w:tblStylePr w:type="lastCol">
       <w:rPr>
+        <w:rFonts w:eastAsia="黑体"/>
         <w:b/>
         <w:bCs/>
       </w:rPr>
@@ -5915,6 +6328,7 @@
         <w:spacing w:after="0" w:before="0" w:line="240" w:lineRule="auto"/>
       </w:pPr>
       <w:rPr>
+        <w:rFonts w:eastAsia="黑体"/>
         <w:b/>
         <w:bCs/>
         <w:color w:themeColor="background1" w:val="FFFFFF"/>
@@ -5929,6 +6343,7 @@
         <w:spacing w:after="0" w:before="0" w:line="240" w:lineRule="auto"/>
       </w:pPr>
       <w:rPr>
+        <w:rFonts w:eastAsia="黑体"/>
         <w:b/>
         <w:bCs/>
       </w:rPr>
@@ -5944,12 +6359,14 @@
     </w:tblStylePr>
     <w:tblStylePr w:type="firstCol">
       <w:rPr>
+        <w:rFonts w:eastAsia="黑体"/>
         <w:b/>
         <w:bCs/>
       </w:rPr>
     </w:tblStylePr>
     <w:tblStylePr w:type="lastCol">
       <w:rPr>
+        <w:rFonts w:eastAsia="黑体"/>
         <w:b/>
         <w:bCs/>
       </w:rPr>
@@ -6007,6 +6424,7 @@
         <w:spacing w:after="0" w:before="0" w:line="240" w:lineRule="auto"/>
       </w:pPr>
       <w:rPr>
+        <w:rFonts w:eastAsia="黑体"/>
         <w:b/>
         <w:bCs/>
         <w:color w:themeColor="background1" w:val="FFFFFF"/>
@@ -6021,6 +6439,7 @@
         <w:spacing w:after="0" w:before="0" w:line="240" w:lineRule="auto"/>
       </w:pPr>
       <w:rPr>
+        <w:rFonts w:eastAsia="黑体"/>
         <w:b/>
         <w:bCs/>
       </w:rPr>
@@ -6036,12 +6455,14 @@
     </w:tblStylePr>
     <w:tblStylePr w:type="firstCol">
       <w:rPr>
+        <w:rFonts w:eastAsia="黑体"/>
         <w:b/>
         <w:bCs/>
       </w:rPr>
     </w:tblStylePr>
     <w:tblStylePr w:type="lastCol">
       <w:rPr>
+        <w:rFonts w:eastAsia="黑体"/>
         <w:b/>
         <w:bCs/>
       </w:rPr>
@@ -6101,7 +6522,7 @@
         <w:spacing w:after="0" w:before="0" w:line="240" w:lineRule="auto"/>
       </w:pPr>
       <w:rPr>
-        <w:rFonts w:asciiTheme="majorHAnsi" w:cstheme="majorBidi" w:eastAsiaTheme="majorEastAsia" w:hAnsiTheme="majorHAnsi"/>
+        <w:rFonts w:asciiTheme="majorHAnsi" w:cstheme="majorBidi" w:hAnsiTheme="majorHAnsi" w:eastAsia="黑体"/>
         <w:b/>
         <w:bCs/>
       </w:rPr>
@@ -6122,7 +6543,7 @@
         <w:spacing w:after="0" w:before="0" w:line="240" w:lineRule="auto"/>
       </w:pPr>
       <w:rPr>
-        <w:rFonts w:asciiTheme="majorHAnsi" w:cstheme="majorBidi" w:eastAsiaTheme="majorEastAsia" w:hAnsiTheme="majorHAnsi"/>
+        <w:rFonts w:asciiTheme="majorHAnsi" w:cstheme="majorBidi" w:hAnsiTheme="majorHAnsi" w:eastAsia="黑体"/>
         <w:b/>
         <w:bCs/>
       </w:rPr>
@@ -6140,14 +6561,14 @@
     </w:tblStylePr>
     <w:tblStylePr w:type="firstCol">
       <w:rPr>
-        <w:rFonts w:asciiTheme="majorHAnsi" w:cstheme="majorBidi" w:eastAsiaTheme="majorEastAsia" w:hAnsiTheme="majorHAnsi"/>
+        <w:rFonts w:asciiTheme="majorHAnsi" w:cstheme="majorBidi" w:hAnsiTheme="majorHAnsi" w:eastAsia="黑体"/>
         <w:b/>
         <w:bCs/>
       </w:rPr>
     </w:tblStylePr>
     <w:tblStylePr w:type="lastCol">
       <w:rPr>
-        <w:rFonts w:asciiTheme="majorHAnsi" w:cstheme="majorBidi" w:eastAsiaTheme="majorEastAsia" w:hAnsiTheme="majorHAnsi"/>
+        <w:rFonts w:asciiTheme="majorHAnsi" w:cstheme="majorBidi" w:hAnsiTheme="majorHAnsi" w:eastAsia="黑体"/>
         <w:b/>
         <w:bCs/>
       </w:rPr>
@@ -6231,7 +6652,7 @@
         <w:spacing w:after="0" w:before="0" w:line="240" w:lineRule="auto"/>
       </w:pPr>
       <w:rPr>
-        <w:rFonts w:asciiTheme="majorHAnsi" w:cstheme="majorBidi" w:eastAsiaTheme="majorEastAsia" w:hAnsiTheme="majorHAnsi"/>
+        <w:rFonts w:asciiTheme="majorHAnsi" w:cstheme="majorBidi" w:hAnsiTheme="majorHAnsi" w:eastAsia="黑体"/>
         <w:b/>
         <w:bCs/>
       </w:rPr>
@@ -6252,7 +6673,7 @@
         <w:spacing w:after="0" w:before="0" w:line="240" w:lineRule="auto"/>
       </w:pPr>
       <w:rPr>
-        <w:rFonts w:asciiTheme="majorHAnsi" w:cstheme="majorBidi" w:eastAsiaTheme="majorEastAsia" w:hAnsiTheme="majorHAnsi"/>
+        <w:rFonts w:asciiTheme="majorHAnsi" w:cstheme="majorBidi" w:hAnsiTheme="majorHAnsi" w:eastAsia="黑体"/>
         <w:b/>
         <w:bCs/>
       </w:rPr>
@@ -6270,14 +6691,14 @@
     </w:tblStylePr>
     <w:tblStylePr w:type="firstCol">
       <w:rPr>
-        <w:rFonts w:asciiTheme="majorHAnsi" w:cstheme="majorBidi" w:eastAsiaTheme="majorEastAsia" w:hAnsiTheme="majorHAnsi"/>
+        <w:rFonts w:asciiTheme="majorHAnsi" w:cstheme="majorBidi" w:hAnsiTheme="majorHAnsi" w:eastAsia="黑体"/>
         <w:b/>
         <w:bCs/>
       </w:rPr>
     </w:tblStylePr>
     <w:tblStylePr w:type="lastCol">
       <w:rPr>
-        <w:rFonts w:asciiTheme="majorHAnsi" w:cstheme="majorBidi" w:eastAsiaTheme="majorEastAsia" w:hAnsiTheme="majorHAnsi"/>
+        <w:rFonts w:asciiTheme="majorHAnsi" w:cstheme="majorBidi" w:hAnsiTheme="majorHAnsi" w:eastAsia="黑体"/>
         <w:b/>
         <w:bCs/>
       </w:rPr>
@@ -6361,7 +6782,7 @@
         <w:spacing w:after="0" w:before="0" w:line="240" w:lineRule="auto"/>
       </w:pPr>
       <w:rPr>
-        <w:rFonts w:asciiTheme="majorHAnsi" w:cstheme="majorBidi" w:eastAsiaTheme="majorEastAsia" w:hAnsiTheme="majorHAnsi"/>
+        <w:rFonts w:asciiTheme="majorHAnsi" w:cstheme="majorBidi" w:hAnsiTheme="majorHAnsi" w:eastAsia="黑体"/>
         <w:b/>
         <w:bCs/>
       </w:rPr>
@@ -6382,7 +6803,7 @@
         <w:spacing w:after="0" w:before="0" w:line="240" w:lineRule="auto"/>
       </w:pPr>
       <w:rPr>
-        <w:rFonts w:asciiTheme="majorHAnsi" w:cstheme="majorBidi" w:eastAsiaTheme="majorEastAsia" w:hAnsiTheme="majorHAnsi"/>
+        <w:rFonts w:asciiTheme="majorHAnsi" w:cstheme="majorBidi" w:hAnsiTheme="majorHAnsi" w:eastAsia="黑体"/>
         <w:b/>
         <w:bCs/>
       </w:rPr>
@@ -6400,14 +6821,14 @@
     </w:tblStylePr>
     <w:tblStylePr w:type="firstCol">
       <w:rPr>
-        <w:rFonts w:asciiTheme="majorHAnsi" w:cstheme="majorBidi" w:eastAsiaTheme="majorEastAsia" w:hAnsiTheme="majorHAnsi"/>
+        <w:rFonts w:asciiTheme="majorHAnsi" w:cstheme="majorBidi" w:hAnsiTheme="majorHAnsi" w:eastAsia="黑体"/>
         <w:b/>
         <w:bCs/>
       </w:rPr>
     </w:tblStylePr>
     <w:tblStylePr w:type="lastCol">
       <w:rPr>
-        <w:rFonts w:asciiTheme="majorHAnsi" w:cstheme="majorBidi" w:eastAsiaTheme="majorEastAsia" w:hAnsiTheme="majorHAnsi"/>
+        <w:rFonts w:asciiTheme="majorHAnsi" w:cstheme="majorBidi" w:hAnsiTheme="majorHAnsi" w:eastAsia="黑体"/>
         <w:b/>
         <w:bCs/>
       </w:rPr>
@@ -6491,7 +6912,7 @@
         <w:spacing w:after="0" w:before="0" w:line="240" w:lineRule="auto"/>
       </w:pPr>
       <w:rPr>
-        <w:rFonts w:asciiTheme="majorHAnsi" w:cstheme="majorBidi" w:eastAsiaTheme="majorEastAsia" w:hAnsiTheme="majorHAnsi"/>
+        <w:rFonts w:asciiTheme="majorHAnsi" w:cstheme="majorBidi" w:hAnsiTheme="majorHAnsi" w:eastAsia="黑体"/>
         <w:b/>
         <w:bCs/>
       </w:rPr>
@@ -6512,7 +6933,7 @@
         <w:spacing w:after="0" w:before="0" w:line="240" w:lineRule="auto"/>
       </w:pPr>
       <w:rPr>
-        <w:rFonts w:asciiTheme="majorHAnsi" w:cstheme="majorBidi" w:eastAsiaTheme="majorEastAsia" w:hAnsiTheme="majorHAnsi"/>
+        <w:rFonts w:asciiTheme="majorHAnsi" w:cstheme="majorBidi" w:hAnsiTheme="majorHAnsi" w:eastAsia="黑体"/>
         <w:b/>
         <w:bCs/>
       </w:rPr>
@@ -6530,14 +6951,14 @@
     </w:tblStylePr>
     <w:tblStylePr w:type="firstCol">
       <w:rPr>
-        <w:rFonts w:asciiTheme="majorHAnsi" w:cstheme="majorBidi" w:eastAsiaTheme="majorEastAsia" w:hAnsiTheme="majorHAnsi"/>
+        <w:rFonts w:asciiTheme="majorHAnsi" w:cstheme="majorBidi" w:hAnsiTheme="majorHAnsi" w:eastAsia="黑体"/>
         <w:b/>
         <w:bCs/>
       </w:rPr>
     </w:tblStylePr>
     <w:tblStylePr w:type="lastCol">
       <w:rPr>
-        <w:rFonts w:asciiTheme="majorHAnsi" w:cstheme="majorBidi" w:eastAsiaTheme="majorEastAsia" w:hAnsiTheme="majorHAnsi"/>
+        <w:rFonts w:asciiTheme="majorHAnsi" w:cstheme="majorBidi" w:hAnsiTheme="majorHAnsi" w:eastAsia="黑体"/>
         <w:b/>
         <w:bCs/>
       </w:rPr>
@@ -6621,7 +7042,7 @@
         <w:spacing w:after="0" w:before="0" w:line="240" w:lineRule="auto"/>
       </w:pPr>
       <w:rPr>
-        <w:rFonts w:asciiTheme="majorHAnsi" w:cstheme="majorBidi" w:eastAsiaTheme="majorEastAsia" w:hAnsiTheme="majorHAnsi"/>
+        <w:rFonts w:asciiTheme="majorHAnsi" w:cstheme="majorBidi" w:hAnsiTheme="majorHAnsi" w:eastAsia="黑体"/>
         <w:b/>
         <w:bCs/>
       </w:rPr>
@@ -6642,7 +7063,7 @@
         <w:spacing w:after="0" w:before="0" w:line="240" w:lineRule="auto"/>
       </w:pPr>
       <w:rPr>
-        <w:rFonts w:asciiTheme="majorHAnsi" w:cstheme="majorBidi" w:eastAsiaTheme="majorEastAsia" w:hAnsiTheme="majorHAnsi"/>
+        <w:rFonts w:asciiTheme="majorHAnsi" w:cstheme="majorBidi" w:hAnsiTheme="majorHAnsi" w:eastAsia="黑体"/>
         <w:b/>
         <w:bCs/>
       </w:rPr>
@@ -6660,14 +7081,14 @@
     </w:tblStylePr>
     <w:tblStylePr w:type="firstCol">
       <w:rPr>
-        <w:rFonts w:asciiTheme="majorHAnsi" w:cstheme="majorBidi" w:eastAsiaTheme="majorEastAsia" w:hAnsiTheme="majorHAnsi"/>
+        <w:rFonts w:asciiTheme="majorHAnsi" w:cstheme="majorBidi" w:hAnsiTheme="majorHAnsi" w:eastAsia="黑体"/>
         <w:b/>
         <w:bCs/>
       </w:rPr>
     </w:tblStylePr>
     <w:tblStylePr w:type="lastCol">
       <w:rPr>
-        <w:rFonts w:asciiTheme="majorHAnsi" w:cstheme="majorBidi" w:eastAsiaTheme="majorEastAsia" w:hAnsiTheme="majorHAnsi"/>
+        <w:rFonts w:asciiTheme="majorHAnsi" w:cstheme="majorBidi" w:hAnsiTheme="majorHAnsi" w:eastAsia="黑体"/>
         <w:b/>
         <w:bCs/>
       </w:rPr>
@@ -6751,7 +7172,7 @@
         <w:spacing w:after="0" w:before="0" w:line="240" w:lineRule="auto"/>
       </w:pPr>
       <w:rPr>
-        <w:rFonts w:asciiTheme="majorHAnsi" w:cstheme="majorBidi" w:eastAsiaTheme="majorEastAsia" w:hAnsiTheme="majorHAnsi"/>
+        <w:rFonts w:asciiTheme="majorHAnsi" w:cstheme="majorBidi" w:hAnsiTheme="majorHAnsi" w:eastAsia="黑体"/>
         <w:b/>
         <w:bCs/>
       </w:rPr>
@@ -6772,7 +7193,7 @@
         <w:spacing w:after="0" w:before="0" w:line="240" w:lineRule="auto"/>
       </w:pPr>
       <w:rPr>
-        <w:rFonts w:asciiTheme="majorHAnsi" w:cstheme="majorBidi" w:eastAsiaTheme="majorEastAsia" w:hAnsiTheme="majorHAnsi"/>
+        <w:rFonts w:asciiTheme="majorHAnsi" w:cstheme="majorBidi" w:hAnsiTheme="majorHAnsi" w:eastAsia="黑体"/>
         <w:b/>
         <w:bCs/>
       </w:rPr>
@@ -6790,14 +7211,14 @@
     </w:tblStylePr>
     <w:tblStylePr w:type="firstCol">
       <w:rPr>
-        <w:rFonts w:asciiTheme="majorHAnsi" w:cstheme="majorBidi" w:eastAsiaTheme="majorEastAsia" w:hAnsiTheme="majorHAnsi"/>
+        <w:rFonts w:asciiTheme="majorHAnsi" w:cstheme="majorBidi" w:hAnsiTheme="majorHAnsi" w:eastAsia="黑体"/>
         <w:b/>
         <w:bCs/>
       </w:rPr>
     </w:tblStylePr>
     <w:tblStylePr w:type="lastCol">
       <w:rPr>
-        <w:rFonts w:asciiTheme="majorHAnsi" w:cstheme="majorBidi" w:eastAsiaTheme="majorEastAsia" w:hAnsiTheme="majorHAnsi"/>
+        <w:rFonts w:asciiTheme="majorHAnsi" w:cstheme="majorBidi" w:hAnsiTheme="majorHAnsi" w:eastAsia="黑体"/>
         <w:b/>
         <w:bCs/>
       </w:rPr>
@@ -6881,7 +7302,7 @@
         <w:spacing w:after="0" w:before="0" w:line="240" w:lineRule="auto"/>
       </w:pPr>
       <w:rPr>
-        <w:rFonts w:asciiTheme="majorHAnsi" w:cstheme="majorBidi" w:eastAsiaTheme="majorEastAsia" w:hAnsiTheme="majorHAnsi"/>
+        <w:rFonts w:asciiTheme="majorHAnsi" w:cstheme="majorBidi" w:hAnsiTheme="majorHAnsi" w:eastAsia="黑体"/>
         <w:b/>
         <w:bCs/>
       </w:rPr>
@@ -6902,7 +7323,7 @@
         <w:spacing w:after="0" w:before="0" w:line="240" w:lineRule="auto"/>
       </w:pPr>
       <w:rPr>
-        <w:rFonts w:asciiTheme="majorHAnsi" w:cstheme="majorBidi" w:eastAsiaTheme="majorEastAsia" w:hAnsiTheme="majorHAnsi"/>
+        <w:rFonts w:asciiTheme="majorHAnsi" w:cstheme="majorBidi" w:hAnsiTheme="majorHAnsi" w:eastAsia="黑体"/>
         <w:b/>
         <w:bCs/>
       </w:rPr>
@@ -6920,14 +7341,14 @@
     </w:tblStylePr>
     <w:tblStylePr w:type="firstCol">
       <w:rPr>
-        <w:rFonts w:asciiTheme="majorHAnsi" w:cstheme="majorBidi" w:eastAsiaTheme="majorEastAsia" w:hAnsiTheme="majorHAnsi"/>
+        <w:rFonts w:asciiTheme="majorHAnsi" w:cstheme="majorBidi" w:hAnsiTheme="majorHAnsi" w:eastAsia="黑体"/>
         <w:b/>
         <w:bCs/>
       </w:rPr>
     </w:tblStylePr>
     <w:tblStylePr w:type="lastCol">
       <w:rPr>
-        <w:rFonts w:asciiTheme="majorHAnsi" w:cstheme="majorBidi" w:eastAsiaTheme="majorEastAsia" w:hAnsiTheme="majorHAnsi"/>
+        <w:rFonts w:asciiTheme="majorHAnsi" w:cstheme="majorBidi" w:hAnsiTheme="majorHAnsi" w:eastAsia="黑体"/>
         <w:b/>
         <w:bCs/>
       </w:rPr>
@@ -7010,6 +7431,7 @@
         <w:spacing w:after="0" w:before="0" w:line="240" w:lineRule="auto"/>
       </w:pPr>
       <w:rPr>
+        <w:rFonts w:eastAsia="黑体"/>
         <w:b/>
         <w:bCs/>
         <w:color w:themeColor="background1" w:val="FFFFFF"/>
@@ -7032,6 +7454,7 @@
         <w:spacing w:after="0" w:before="0" w:line="240" w:lineRule="auto"/>
       </w:pPr>
       <w:rPr>
+        <w:rFonts w:eastAsia="黑体"/>
         <w:b/>
         <w:bCs/>
       </w:rPr>
@@ -7049,12 +7472,14 @@
     </w:tblStylePr>
     <w:tblStylePr w:type="firstCol">
       <w:rPr>
+        <w:rFonts w:eastAsia="黑体"/>
         <w:b/>
         <w:bCs/>
       </w:rPr>
     </w:tblStylePr>
     <w:tblStylePr w:type="lastCol">
       <w:rPr>
+        <w:rFonts w:eastAsia="黑体"/>
         <w:b/>
         <w:bCs/>
       </w:rPr>
@@ -7116,6 +7541,7 @@
         <w:spacing w:after="0" w:before="0" w:line="240" w:lineRule="auto"/>
       </w:pPr>
       <w:rPr>
+        <w:rFonts w:eastAsia="黑体"/>
         <w:b/>
         <w:bCs/>
         <w:color w:themeColor="background1" w:val="FFFFFF"/>
@@ -7138,6 +7564,7 @@
         <w:spacing w:after="0" w:before="0" w:line="240" w:lineRule="auto"/>
       </w:pPr>
       <w:rPr>
+        <w:rFonts w:eastAsia="黑体"/>
         <w:b/>
         <w:bCs/>
       </w:rPr>
@@ -7155,12 +7582,14 @@
     </w:tblStylePr>
     <w:tblStylePr w:type="firstCol">
       <w:rPr>
+        <w:rFonts w:eastAsia="黑体"/>
         <w:b/>
         <w:bCs/>
       </w:rPr>
     </w:tblStylePr>
     <w:tblStylePr w:type="lastCol">
       <w:rPr>
+        <w:rFonts w:eastAsia="黑体"/>
         <w:b/>
         <w:bCs/>
       </w:rPr>
@@ -7222,6 +7651,7 @@
         <w:spacing w:after="0" w:before="0" w:line="240" w:lineRule="auto"/>
       </w:pPr>
       <w:rPr>
+        <w:rFonts w:eastAsia="黑体"/>
         <w:b/>
         <w:bCs/>
         <w:color w:themeColor="background1" w:val="FFFFFF"/>
@@ -7244,6 +7674,7 @@
         <w:spacing w:after="0" w:before="0" w:line="240" w:lineRule="auto"/>
       </w:pPr>
       <w:rPr>
+        <w:rFonts w:eastAsia="黑体"/>
         <w:b/>
         <w:bCs/>
       </w:rPr>
@@ -7261,12 +7692,14 @@
     </w:tblStylePr>
     <w:tblStylePr w:type="firstCol">
       <w:rPr>
+        <w:rFonts w:eastAsia="黑体"/>
         <w:b/>
         <w:bCs/>
       </w:rPr>
     </w:tblStylePr>
     <w:tblStylePr w:type="lastCol">
       <w:rPr>
+        <w:rFonts w:eastAsia="黑体"/>
         <w:b/>
         <w:bCs/>
       </w:rPr>
@@ -7328,6 +7761,7 @@
         <w:spacing w:after="0" w:before="0" w:line="240" w:lineRule="auto"/>
       </w:pPr>
       <w:rPr>
+        <w:rFonts w:eastAsia="黑体"/>
         <w:b/>
         <w:bCs/>
         <w:color w:themeColor="background1" w:val="FFFFFF"/>
@@ -7350,6 +7784,7 @@
         <w:spacing w:after="0" w:before="0" w:line="240" w:lineRule="auto"/>
       </w:pPr>
       <w:rPr>
+        <w:rFonts w:eastAsia="黑体"/>
         <w:b/>
         <w:bCs/>
       </w:rPr>
@@ -7367,12 +7802,14 @@
     </w:tblStylePr>
     <w:tblStylePr w:type="firstCol">
       <w:rPr>
+        <w:rFonts w:eastAsia="黑体"/>
         <w:b/>
         <w:bCs/>
       </w:rPr>
     </w:tblStylePr>
     <w:tblStylePr w:type="lastCol">
       <w:rPr>
+        <w:rFonts w:eastAsia="黑体"/>
         <w:b/>
         <w:bCs/>
       </w:rPr>
@@ -7434,6 +7871,7 @@
         <w:spacing w:after="0" w:before="0" w:line="240" w:lineRule="auto"/>
       </w:pPr>
       <w:rPr>
+        <w:rFonts w:eastAsia="黑体"/>
         <w:b/>
         <w:bCs/>
         <w:color w:themeColor="background1" w:val="FFFFFF"/>
@@ -7456,6 +7894,7 @@
         <w:spacing w:after="0" w:before="0" w:line="240" w:lineRule="auto"/>
       </w:pPr>
       <w:rPr>
+        <w:rFonts w:eastAsia="黑体"/>
         <w:b/>
         <w:bCs/>
       </w:rPr>
@@ -7473,12 +7912,14 @@
     </w:tblStylePr>
     <w:tblStylePr w:type="firstCol">
       <w:rPr>
+        <w:rFonts w:eastAsia="黑体"/>
         <w:b/>
         <w:bCs/>
       </w:rPr>
     </w:tblStylePr>
     <w:tblStylePr w:type="lastCol">
       <w:rPr>
+        <w:rFonts w:eastAsia="黑体"/>
         <w:b/>
         <w:bCs/>
       </w:rPr>
@@ -7540,6 +7981,7 @@
         <w:spacing w:after="0" w:before="0" w:line="240" w:lineRule="auto"/>
       </w:pPr>
       <w:rPr>
+        <w:rFonts w:eastAsia="黑体"/>
         <w:b/>
         <w:bCs/>
         <w:color w:themeColor="background1" w:val="FFFFFF"/>
@@ -7562,6 +8004,7 @@
         <w:spacing w:after="0" w:before="0" w:line="240" w:lineRule="auto"/>
       </w:pPr>
       <w:rPr>
+        <w:rFonts w:eastAsia="黑体"/>
         <w:b/>
         <w:bCs/>
       </w:rPr>
@@ -7579,12 +8022,14 @@
     </w:tblStylePr>
     <w:tblStylePr w:type="firstCol">
       <w:rPr>
+        <w:rFonts w:eastAsia="黑体"/>
         <w:b/>
         <w:bCs/>
       </w:rPr>
     </w:tblStylePr>
     <w:tblStylePr w:type="lastCol">
       <w:rPr>
+        <w:rFonts w:eastAsia="黑体"/>
         <w:b/>
         <w:bCs/>
       </w:rPr>
@@ -7646,6 +8091,7 @@
         <w:spacing w:after="0" w:before="0" w:line="240" w:lineRule="auto"/>
       </w:pPr>
       <w:rPr>
+        <w:rFonts w:eastAsia="黑体"/>
         <w:b/>
         <w:bCs/>
         <w:color w:themeColor="background1" w:val="FFFFFF"/>
@@ -7668,6 +8114,7 @@
         <w:spacing w:after="0" w:before="0" w:line="240" w:lineRule="auto"/>
       </w:pPr>
       <w:rPr>
+        <w:rFonts w:eastAsia="黑体"/>
         <w:b/>
         <w:bCs/>
       </w:rPr>
@@ -7685,12 +8132,14 @@
     </w:tblStylePr>
     <w:tblStylePr w:type="firstCol">
       <w:rPr>
+        <w:rFonts w:eastAsia="黑体"/>
         <w:b/>
         <w:bCs/>
       </w:rPr>
     </w:tblStylePr>
     <w:tblStylePr w:type="lastCol">
       <w:rPr>
+        <w:rFonts w:eastAsia="黑体"/>
         <w:b/>
         <w:bCs/>
       </w:rPr>
@@ -7749,6 +8198,7 @@
         <w:spacing w:after="0" w:before="0" w:line="240" w:lineRule="auto"/>
       </w:pPr>
       <w:rPr>
+        <w:rFonts w:eastAsia="黑体"/>
         <w:b/>
         <w:bCs/>
         <w:color w:themeColor="background1" w:val="FFFFFF"/>
@@ -7771,6 +8221,7 @@
         <w:spacing w:after="0" w:before="0" w:line="240" w:lineRule="auto"/>
       </w:pPr>
       <w:rPr>
+        <w:rFonts w:eastAsia="黑体"/>
         <w:color w:val="auto"/>
       </w:rPr>
       <w:tblPr/>
@@ -7788,6 +8239,7 @@
     </w:tblStylePr>
     <w:tblStylePr w:type="firstCol">
       <w:rPr>
+        <w:rFonts w:eastAsia="黑体"/>
         <w:b/>
         <w:bCs/>
         <w:color w:themeColor="background1" w:val="FFFFFF"/>
@@ -7807,6 +8259,7 @@
     </w:tblStylePr>
     <w:tblStylePr w:type="lastCol">
       <w:rPr>
+        <w:rFonts w:eastAsia="黑体"/>
         <w:b/>
         <w:bCs/>
         <w:color w:themeColor="background1" w:val="FFFFFF"/>
@@ -7855,6 +8308,7 @@
     </w:tblStylePr>
     <w:tblStylePr w:type="nwCell">
       <w:rPr>
+        <w:rFonts w:eastAsia="黑体"/>
         <w:color w:themeColor="background1" w:val="FFFFFF"/>
       </w:rPr>
       <w:tblPr/>
@@ -7898,6 +8352,7 @@
         <w:spacing w:after="0" w:before="0" w:line="240" w:lineRule="auto"/>
       </w:pPr>
       <w:rPr>
+        <w:rFonts w:eastAsia="黑体"/>
         <w:b/>
         <w:bCs/>
         <w:color w:themeColor="background1" w:val="FFFFFF"/>
@@ -7920,6 +8375,7 @@
         <w:spacing w:after="0" w:before="0" w:line="240" w:lineRule="auto"/>
       </w:pPr>
       <w:rPr>
+        <w:rFonts w:eastAsia="黑体"/>
         <w:color w:val="auto"/>
       </w:rPr>
       <w:tblPr/>
@@ -7937,6 +8393,7 @@
     </w:tblStylePr>
     <w:tblStylePr w:type="firstCol">
       <w:rPr>
+        <w:rFonts w:eastAsia="黑体"/>
         <w:b/>
         <w:bCs/>
         <w:color w:themeColor="background1" w:val="FFFFFF"/>
@@ -7956,6 +8413,7 @@
     </w:tblStylePr>
     <w:tblStylePr w:type="lastCol">
       <w:rPr>
+        <w:rFonts w:eastAsia="黑体"/>
         <w:b/>
         <w:bCs/>
         <w:color w:themeColor="background1" w:val="FFFFFF"/>
@@ -8004,6 +8462,7 @@
     </w:tblStylePr>
     <w:tblStylePr w:type="nwCell">
       <w:rPr>
+        <w:rFonts w:eastAsia="黑体"/>
         <w:color w:themeColor="background1" w:val="FFFFFF"/>
       </w:rPr>
       <w:tblPr/>
@@ -8047,6 +8506,7 @@
         <w:spacing w:after="0" w:before="0" w:line="240" w:lineRule="auto"/>
       </w:pPr>
       <w:rPr>
+        <w:rFonts w:eastAsia="黑体"/>
         <w:b/>
         <w:bCs/>
         <w:color w:themeColor="background1" w:val="FFFFFF"/>
@@ -8069,6 +8529,7 @@
         <w:spacing w:after="0" w:before="0" w:line="240" w:lineRule="auto"/>
       </w:pPr>
       <w:rPr>
+        <w:rFonts w:eastAsia="黑体"/>
         <w:color w:val="auto"/>
       </w:rPr>
       <w:tblPr/>
@@ -8086,6 +8547,7 @@
     </w:tblStylePr>
     <w:tblStylePr w:type="firstCol">
       <w:rPr>
+        <w:rFonts w:eastAsia="黑体"/>
         <w:b/>
         <w:bCs/>
         <w:color w:themeColor="background1" w:val="FFFFFF"/>
@@ -8105,6 +8567,7 @@
     </w:tblStylePr>
     <w:tblStylePr w:type="lastCol">
       <w:rPr>
+        <w:rFonts w:eastAsia="黑体"/>
         <w:b/>
         <w:bCs/>
         <w:color w:themeColor="background1" w:val="FFFFFF"/>
@@ -8153,6 +8616,7 @@
     </w:tblStylePr>
     <w:tblStylePr w:type="nwCell">
       <w:rPr>
+        <w:rFonts w:eastAsia="黑体"/>
         <w:color w:themeColor="background1" w:val="FFFFFF"/>
       </w:rPr>
       <w:tblPr/>
@@ -8196,6 +8660,7 @@
         <w:spacing w:after="0" w:before="0" w:line="240" w:lineRule="auto"/>
       </w:pPr>
       <w:rPr>
+        <w:rFonts w:eastAsia="黑体"/>
         <w:b/>
         <w:bCs/>
         <w:color w:themeColor="background1" w:val="FFFFFF"/>
@@ -8218,6 +8683,7 @@
         <w:spacing w:after="0" w:before="0" w:line="240" w:lineRule="auto"/>
       </w:pPr>
       <w:rPr>
+        <w:rFonts w:eastAsia="黑体"/>
         <w:color w:val="auto"/>
       </w:rPr>
       <w:tblPr/>
@@ -8235,6 +8701,7 @@
     </w:tblStylePr>
     <w:tblStylePr w:type="firstCol">
       <w:rPr>
+        <w:rFonts w:eastAsia="黑体"/>
         <w:b/>
         <w:bCs/>
         <w:color w:themeColor="background1" w:val="FFFFFF"/>
@@ -8254,6 +8721,7 @@
     </w:tblStylePr>
     <w:tblStylePr w:type="lastCol">
       <w:rPr>
+        <w:rFonts w:eastAsia="黑体"/>
         <w:b/>
         <w:bCs/>
         <w:color w:themeColor="background1" w:val="FFFFFF"/>
@@ -8302,6 +8770,7 @@
     </w:tblStylePr>
     <w:tblStylePr w:type="nwCell">
       <w:rPr>
+        <w:rFonts w:eastAsia="黑体"/>
         <w:color w:themeColor="background1" w:val="FFFFFF"/>
       </w:rPr>
       <w:tblPr/>
@@ -8345,6 +8814,7 @@
         <w:spacing w:after="0" w:before="0" w:line="240" w:lineRule="auto"/>
       </w:pPr>
       <w:rPr>
+        <w:rFonts w:eastAsia="黑体"/>
         <w:b/>
         <w:bCs/>
         <w:color w:themeColor="background1" w:val="FFFFFF"/>
@@ -8367,6 +8837,7 @@
         <w:spacing w:after="0" w:before="0" w:line="240" w:lineRule="auto"/>
       </w:pPr>
       <w:rPr>
+        <w:rFonts w:eastAsia="黑体"/>
         <w:color w:val="auto"/>
       </w:rPr>
       <w:tblPr/>
@@ -8384,6 +8855,7 @@
     </w:tblStylePr>
     <w:tblStylePr w:type="firstCol">
       <w:rPr>
+        <w:rFonts w:eastAsia="黑体"/>
         <w:b/>
         <w:bCs/>
         <w:color w:themeColor="background1" w:val="FFFFFF"/>
@@ -8403,6 +8875,7 @@
     </w:tblStylePr>
     <w:tblStylePr w:type="lastCol">
       <w:rPr>
+        <w:rFonts w:eastAsia="黑体"/>
         <w:b/>
         <w:bCs/>
         <w:color w:themeColor="background1" w:val="FFFFFF"/>
@@ -8451,6 +8924,7 @@
     </w:tblStylePr>
     <w:tblStylePr w:type="nwCell">
       <w:rPr>
+        <w:rFonts w:eastAsia="黑体"/>
         <w:color w:themeColor="background1" w:val="FFFFFF"/>
       </w:rPr>
       <w:tblPr/>
@@ -8494,6 +8968,7 @@
         <w:spacing w:after="0" w:before="0" w:line="240" w:lineRule="auto"/>
       </w:pPr>
       <w:rPr>
+        <w:rFonts w:eastAsia="黑体"/>
         <w:b/>
         <w:bCs/>
         <w:color w:themeColor="background1" w:val="FFFFFF"/>
@@ -8516,6 +8991,7 @@
         <w:spacing w:after="0" w:before="0" w:line="240" w:lineRule="auto"/>
       </w:pPr>
       <w:rPr>
+        <w:rFonts w:eastAsia="黑体"/>
         <w:color w:val="auto"/>
       </w:rPr>
       <w:tblPr/>
@@ -8533,6 +9009,7 @@
     </w:tblStylePr>
     <w:tblStylePr w:type="firstCol">
       <w:rPr>
+        <w:rFonts w:eastAsia="黑体"/>
         <w:b/>
         <w:bCs/>
         <w:color w:themeColor="background1" w:val="FFFFFF"/>
@@ -8552,6 +9029,7 @@
     </w:tblStylePr>
     <w:tblStylePr w:type="lastCol">
       <w:rPr>
+        <w:rFonts w:eastAsia="黑体"/>
         <w:b/>
         <w:bCs/>
         <w:color w:themeColor="background1" w:val="FFFFFF"/>
@@ -8600,6 +9078,7 @@
     </w:tblStylePr>
     <w:tblStylePr w:type="nwCell">
       <w:rPr>
+        <w:rFonts w:eastAsia="黑体"/>
         <w:color w:themeColor="background1" w:val="FFFFFF"/>
       </w:rPr>
       <w:tblPr/>
@@ -8643,6 +9122,7 @@
         <w:spacing w:after="0" w:before="0" w:line="240" w:lineRule="auto"/>
       </w:pPr>
       <w:rPr>
+        <w:rFonts w:eastAsia="黑体"/>
         <w:b/>
         <w:bCs/>
         <w:color w:themeColor="background1" w:val="FFFFFF"/>
@@ -8665,6 +9145,7 @@
         <w:spacing w:after="0" w:before="0" w:line="240" w:lineRule="auto"/>
       </w:pPr>
       <w:rPr>
+        <w:rFonts w:eastAsia="黑体"/>
         <w:color w:val="auto"/>
       </w:rPr>
       <w:tblPr/>
@@ -8682,6 +9163,7 @@
     </w:tblStylePr>
     <w:tblStylePr w:type="firstCol">
       <w:rPr>
+        <w:rFonts w:eastAsia="黑体"/>
         <w:b/>
         <w:bCs/>
         <w:color w:themeColor="background1" w:val="FFFFFF"/>
@@ -8701,6 +9183,7 @@
     </w:tblStylePr>
     <w:tblStylePr w:type="lastCol">
       <w:rPr>
+        <w:rFonts w:eastAsia="黑体"/>
         <w:b/>
         <w:bCs/>
         <w:color w:themeColor="background1" w:val="FFFFFF"/>
@@ -8749,6 +9232,7 @@
     </w:tblStylePr>
     <w:tblStylePr w:type="nwCell">
       <w:rPr>
+        <w:rFonts w:eastAsia="黑体"/>
         <w:color w:themeColor="background1" w:val="FFFFFF"/>
       </w:rPr>
       <w:tblPr/>
@@ -8773,6 +9257,7 @@
       <w:spacing w:after="0" w:line="240" w:lineRule="auto"/>
     </w:pPr>
     <w:rPr>
+      <w:rFonts w:eastAsia="黑体"/>
       <w:color w:themeColor="text1" w:val="000000"/>
     </w:rPr>
     <w:tblPr>
@@ -8792,7 +9277,7 @@
     </w:tblPr>
     <w:tblStylePr w:type="firstRow">
       <w:rPr>
-        <w:rFonts w:asciiTheme="majorHAnsi" w:cstheme="majorBidi" w:eastAsiaTheme="majorEastAsia" w:hAnsiTheme="majorHAnsi"/>
+        <w:rFonts w:asciiTheme="majorHAnsi" w:cstheme="majorBidi" w:hAnsiTheme="majorHAnsi" w:eastAsia="黑体"/>
       </w:rPr>
       <w:tblPr/>
       <w:tcPr>
@@ -8804,6 +9289,7 @@
     </w:tblStylePr>
     <w:tblStylePr w:type="lastRow">
       <w:rPr>
+        <w:rFonts w:eastAsia="黑体"/>
         <w:b/>
         <w:bCs/>
         <w:color w:themeColor="text2" w:val="1F497D"/>
@@ -8818,12 +9304,14 @@
     </w:tblStylePr>
     <w:tblStylePr w:type="firstCol">
       <w:rPr>
+        <w:rFonts w:eastAsia="黑体"/>
         <w:b/>
         <w:bCs/>
       </w:rPr>
     </w:tblStylePr>
     <w:tblStylePr w:type="lastCol">
       <w:rPr>
+        <w:rFonts w:eastAsia="黑体"/>
         <w:b/>
         <w:bCs/>
       </w:rPr>
@@ -8857,6 +9345,7 @@
       <w:spacing w:after="0" w:line="240" w:lineRule="auto"/>
     </w:pPr>
     <w:rPr>
+      <w:rFonts w:eastAsia="黑体"/>
       <w:color w:themeColor="text1" w:val="000000"/>
     </w:rPr>
     <w:tblPr>
@@ -8876,7 +9365,7 @@
     </w:tblPr>
     <w:tblStylePr w:type="firstRow">
       <w:rPr>
-        <w:rFonts w:asciiTheme="majorHAnsi" w:cstheme="majorBidi" w:eastAsiaTheme="majorEastAsia" w:hAnsiTheme="majorHAnsi"/>
+        <w:rFonts w:asciiTheme="majorHAnsi" w:cstheme="majorBidi" w:hAnsiTheme="majorHAnsi" w:eastAsia="黑体"/>
       </w:rPr>
       <w:tblPr/>
       <w:tcPr>
@@ -8888,6 +9377,7 @@
     </w:tblStylePr>
     <w:tblStylePr w:type="lastRow">
       <w:rPr>
+        <w:rFonts w:eastAsia="黑体"/>
         <w:b/>
         <w:bCs/>
         <w:color w:themeColor="text2" w:val="1F497D"/>
@@ -8902,12 +9392,14 @@
     </w:tblStylePr>
     <w:tblStylePr w:type="firstCol">
       <w:rPr>
+        <w:rFonts w:eastAsia="黑体"/>
         <w:b/>
         <w:bCs/>
       </w:rPr>
     </w:tblStylePr>
     <w:tblStylePr w:type="lastCol">
       <w:rPr>
+        <w:rFonts w:eastAsia="黑体"/>
         <w:b/>
         <w:bCs/>
       </w:rPr>
@@ -8941,6 +9433,7 @@
       <w:spacing w:after="0" w:line="240" w:lineRule="auto"/>
     </w:pPr>
     <w:rPr>
+      <w:rFonts w:eastAsia="黑体"/>
       <w:color w:themeColor="text1" w:val="000000"/>
     </w:rPr>
     <w:tblPr>
@@ -8960,7 +9453,7 @@
     </w:tblPr>
     <w:tblStylePr w:type="firstRow">
       <w:rPr>
-        <w:rFonts w:asciiTheme="majorHAnsi" w:cstheme="majorBidi" w:eastAsiaTheme="majorEastAsia" w:hAnsiTheme="majorHAnsi"/>
+        <w:rFonts w:asciiTheme="majorHAnsi" w:cstheme="majorBidi" w:hAnsiTheme="majorHAnsi" w:eastAsia="黑体"/>
       </w:rPr>
       <w:tblPr/>
       <w:tcPr>
@@ -8972,6 +9465,7 @@
     </w:tblStylePr>
     <w:tblStylePr w:type="lastRow">
       <w:rPr>
+        <w:rFonts w:eastAsia="黑体"/>
         <w:b/>
         <w:bCs/>
         <w:color w:themeColor="text2" w:val="1F497D"/>
@@ -8986,12 +9480,14 @@
     </w:tblStylePr>
     <w:tblStylePr w:type="firstCol">
       <w:rPr>
+        <w:rFonts w:eastAsia="黑体"/>
         <w:b/>
         <w:bCs/>
       </w:rPr>
     </w:tblStylePr>
     <w:tblStylePr w:type="lastCol">
       <w:rPr>
+        <w:rFonts w:eastAsia="黑体"/>
         <w:b/>
         <w:bCs/>
       </w:rPr>
@@ -9025,6 +9521,7 @@
       <w:spacing w:after="0" w:line="240" w:lineRule="auto"/>
     </w:pPr>
     <w:rPr>
+      <w:rFonts w:eastAsia="黑体"/>
       <w:color w:themeColor="text1" w:val="000000"/>
     </w:rPr>
     <w:tblPr>
@@ -9044,7 +9541,7 @@
     </w:tblPr>
     <w:tblStylePr w:type="firstRow">
       <w:rPr>
-        <w:rFonts w:asciiTheme="majorHAnsi" w:cstheme="majorBidi" w:eastAsiaTheme="majorEastAsia" w:hAnsiTheme="majorHAnsi"/>
+        <w:rFonts w:asciiTheme="majorHAnsi" w:cstheme="majorBidi" w:hAnsiTheme="majorHAnsi" w:eastAsia="黑体"/>
       </w:rPr>
       <w:tblPr/>
       <w:tcPr>
@@ -9056,6 +9553,7 @@
     </w:tblStylePr>
     <w:tblStylePr w:type="lastRow">
       <w:rPr>
+        <w:rFonts w:eastAsia="黑体"/>
         <w:b/>
         <w:bCs/>
         <w:color w:themeColor="text2" w:val="1F497D"/>
@@ -9070,12 +9568,14 @@
     </w:tblStylePr>
     <w:tblStylePr w:type="firstCol">
       <w:rPr>
+        <w:rFonts w:eastAsia="黑体"/>
         <w:b/>
         <w:bCs/>
       </w:rPr>
     </w:tblStylePr>
     <w:tblStylePr w:type="lastCol">
       <w:rPr>
+        <w:rFonts w:eastAsia="黑体"/>
         <w:b/>
         <w:bCs/>
       </w:rPr>
@@ -9109,6 +9609,7 @@
       <w:spacing w:after="0" w:line="240" w:lineRule="auto"/>
     </w:pPr>
     <w:rPr>
+      <w:rFonts w:eastAsia="黑体"/>
       <w:color w:themeColor="text1" w:val="000000"/>
     </w:rPr>
     <w:tblPr>
@@ -9128,7 +9629,7 @@
     </w:tblPr>
     <w:tblStylePr w:type="firstRow">
       <w:rPr>
-        <w:rFonts w:asciiTheme="majorHAnsi" w:cstheme="majorBidi" w:eastAsiaTheme="majorEastAsia" w:hAnsiTheme="majorHAnsi"/>
+        <w:rFonts w:asciiTheme="majorHAnsi" w:cstheme="majorBidi" w:hAnsiTheme="majorHAnsi" w:eastAsia="黑体"/>
       </w:rPr>
       <w:tblPr/>
       <w:tcPr>
@@ -9140,6 +9641,7 @@
     </w:tblStylePr>
     <w:tblStylePr w:type="lastRow">
       <w:rPr>
+        <w:rFonts w:eastAsia="黑体"/>
         <w:b/>
         <w:bCs/>
         <w:color w:themeColor="text2" w:val="1F497D"/>
@@ -9154,12 +9656,14 @@
     </w:tblStylePr>
     <w:tblStylePr w:type="firstCol">
       <w:rPr>
+        <w:rFonts w:eastAsia="黑体"/>
         <w:b/>
         <w:bCs/>
       </w:rPr>
     </w:tblStylePr>
     <w:tblStylePr w:type="lastCol">
       <w:rPr>
+        <w:rFonts w:eastAsia="黑体"/>
         <w:b/>
         <w:bCs/>
       </w:rPr>
@@ -9193,6 +9697,7 @@
       <w:spacing w:after="0" w:line="240" w:lineRule="auto"/>
     </w:pPr>
     <w:rPr>
+      <w:rFonts w:eastAsia="黑体"/>
       <w:color w:themeColor="text1" w:val="000000"/>
     </w:rPr>
     <w:tblPr>
@@ -9212,7 +9717,7 @@
     </w:tblPr>
     <w:tblStylePr w:type="firstRow">
       <w:rPr>
-        <w:rFonts w:asciiTheme="majorHAnsi" w:cstheme="majorBidi" w:eastAsiaTheme="majorEastAsia" w:hAnsiTheme="majorHAnsi"/>
+        <w:rFonts w:asciiTheme="majorHAnsi" w:cstheme="majorBidi" w:hAnsiTheme="majorHAnsi" w:eastAsia="黑体"/>
       </w:rPr>
       <w:tblPr/>
       <w:tcPr>
@@ -9224,6 +9729,7 @@
     </w:tblStylePr>
     <w:tblStylePr w:type="lastRow">
       <w:rPr>
+        <w:rFonts w:eastAsia="黑体"/>
         <w:b/>
         <w:bCs/>
         <w:color w:themeColor="text2" w:val="1F497D"/>
@@ -9238,12 +9744,14 @@
     </w:tblStylePr>
     <w:tblStylePr w:type="firstCol">
       <w:rPr>
+        <w:rFonts w:eastAsia="黑体"/>
         <w:b/>
         <w:bCs/>
       </w:rPr>
     </w:tblStylePr>
     <w:tblStylePr w:type="lastCol">
       <w:rPr>
+        <w:rFonts w:eastAsia="黑体"/>
         <w:b/>
         <w:bCs/>
       </w:rPr>
@@ -9277,6 +9785,7 @@
       <w:spacing w:after="0" w:line="240" w:lineRule="auto"/>
     </w:pPr>
     <w:rPr>
+      <w:rFonts w:eastAsia="黑体"/>
       <w:color w:themeColor="text1" w:val="000000"/>
     </w:rPr>
     <w:tblPr>
@@ -9296,7 +9805,7 @@
     </w:tblPr>
     <w:tblStylePr w:type="firstRow">
       <w:rPr>
-        <w:rFonts w:asciiTheme="majorHAnsi" w:cstheme="majorBidi" w:eastAsiaTheme="majorEastAsia" w:hAnsiTheme="majorHAnsi"/>
+        <w:rFonts w:asciiTheme="majorHAnsi" w:cstheme="majorBidi" w:hAnsiTheme="majorHAnsi" w:eastAsia="黑体"/>
       </w:rPr>
       <w:tblPr/>
       <w:tcPr>
@@ -9308,6 +9817,7 @@
     </w:tblStylePr>
     <w:tblStylePr w:type="lastRow">
       <w:rPr>
+        <w:rFonts w:eastAsia="黑体"/>
         <w:b/>
         <w:bCs/>
         <w:color w:themeColor="text2" w:val="1F497D"/>
@@ -9322,12 +9832,14 @@
     </w:tblStylePr>
     <w:tblStylePr w:type="firstCol">
       <w:rPr>
+        <w:rFonts w:eastAsia="黑体"/>
         <w:b/>
         <w:bCs/>
       </w:rPr>
     </w:tblStylePr>
     <w:tblStylePr w:type="lastCol">
       <w:rPr>
+        <w:rFonts w:eastAsia="黑体"/>
         <w:b/>
         <w:bCs/>
       </w:rPr>
@@ -9361,7 +9873,7 @@
       <w:spacing w:after="0" w:line="240" w:lineRule="auto"/>
     </w:pPr>
     <w:rPr>
-      <w:rFonts w:asciiTheme="majorHAnsi" w:cstheme="majorBidi" w:eastAsiaTheme="majorEastAsia" w:hAnsiTheme="majorHAnsi"/>
+      <w:rFonts w:asciiTheme="majorHAnsi" w:cstheme="majorBidi" w:hAnsiTheme="majorHAnsi" w:eastAsia="黑体"/>
       <w:color w:themeColor="text1" w:val="000000"/>
     </w:rPr>
     <w:tblPr>
@@ -9383,6 +9895,7 @@
     </w:tblPr>
     <w:tblStylePr w:type="firstRow">
       <w:rPr>
+        <w:rFonts w:eastAsia="黑体"/>
         <w:sz w:val="24"/>
         <w:szCs w:val="24"/>
       </w:rPr>
@@ -9489,7 +10002,7 @@
       <w:spacing w:after="0" w:line="240" w:lineRule="auto"/>
     </w:pPr>
     <w:rPr>
-      <w:rFonts w:asciiTheme="majorHAnsi" w:cstheme="majorBidi" w:eastAsiaTheme="majorEastAsia" w:hAnsiTheme="majorHAnsi"/>
+      <w:rFonts w:asciiTheme="majorHAnsi" w:cstheme="majorBidi" w:hAnsiTheme="majorHAnsi" w:eastAsia="黑体"/>
       <w:color w:themeColor="text1" w:val="000000"/>
     </w:rPr>
     <w:tblPr>
@@ -9511,6 +10024,7 @@
     </w:tblPr>
     <w:tblStylePr w:type="firstRow">
       <w:rPr>
+        <w:rFonts w:eastAsia="黑体"/>
         <w:sz w:val="24"/>
         <w:szCs w:val="24"/>
       </w:rPr>
@@ -9617,7 +10131,7 @@
       <w:spacing w:after="0" w:line="240" w:lineRule="auto"/>
     </w:pPr>
     <w:rPr>
-      <w:rFonts w:asciiTheme="majorHAnsi" w:cstheme="majorBidi" w:eastAsiaTheme="majorEastAsia" w:hAnsiTheme="majorHAnsi"/>
+      <w:rFonts w:asciiTheme="majorHAnsi" w:cstheme="majorBidi" w:hAnsiTheme="majorHAnsi" w:eastAsia="黑体"/>
       <w:color w:themeColor="text1" w:val="000000"/>
     </w:rPr>
     <w:tblPr>
@@ -9639,6 +10153,7 @@
     </w:tblPr>
     <w:tblStylePr w:type="firstRow">
       <w:rPr>
+        <w:rFonts w:eastAsia="黑体"/>
         <w:sz w:val="24"/>
         <w:szCs w:val="24"/>
       </w:rPr>
@@ -9745,7 +10260,7 @@
       <w:spacing w:after="0" w:line="240" w:lineRule="auto"/>
     </w:pPr>
     <w:rPr>
-      <w:rFonts w:asciiTheme="majorHAnsi" w:cstheme="majorBidi" w:eastAsiaTheme="majorEastAsia" w:hAnsiTheme="majorHAnsi"/>
+      <w:rFonts w:asciiTheme="majorHAnsi" w:cstheme="majorBidi" w:hAnsiTheme="majorHAnsi" w:eastAsia="黑体"/>
       <w:color w:themeColor="text1" w:val="000000"/>
     </w:rPr>
     <w:tblPr>
@@ -9767,6 +10282,7 @@
     </w:tblPr>
     <w:tblStylePr w:type="firstRow">
       <w:rPr>
+        <w:rFonts w:eastAsia="黑体"/>
         <w:sz w:val="24"/>
         <w:szCs w:val="24"/>
       </w:rPr>
@@ -9873,7 +10389,7 @@
       <w:spacing w:after="0" w:line="240" w:lineRule="auto"/>
     </w:pPr>
     <w:rPr>
-      <w:rFonts w:asciiTheme="majorHAnsi" w:cstheme="majorBidi" w:eastAsiaTheme="majorEastAsia" w:hAnsiTheme="majorHAnsi"/>
+      <w:rFonts w:asciiTheme="majorHAnsi" w:cstheme="majorBidi" w:hAnsiTheme="majorHAnsi" w:eastAsia="黑体"/>
       <w:color w:themeColor="text1" w:val="000000"/>
     </w:rPr>
     <w:tblPr>
@@ -9895,6 +10411,7 @@
     </w:tblPr>
     <w:tblStylePr w:type="firstRow">
       <w:rPr>
+        <w:rFonts w:eastAsia="黑体"/>
         <w:sz w:val="24"/>
         <w:szCs w:val="24"/>
       </w:rPr>
@@ -10001,7 +10518,7 @@
       <w:spacing w:after="0" w:line="240" w:lineRule="auto"/>
     </w:pPr>
     <w:rPr>
-      <w:rFonts w:asciiTheme="majorHAnsi" w:cstheme="majorBidi" w:eastAsiaTheme="majorEastAsia" w:hAnsiTheme="majorHAnsi"/>
+      <w:rFonts w:asciiTheme="majorHAnsi" w:cstheme="majorBidi" w:hAnsiTheme="majorHAnsi" w:eastAsia="黑体"/>
       <w:color w:themeColor="text1" w:val="000000"/>
     </w:rPr>
     <w:tblPr>
@@ -10023,6 +10540,7 @@
     </w:tblPr>
     <w:tblStylePr w:type="firstRow">
       <w:rPr>
+        <w:rFonts w:eastAsia="黑体"/>
         <w:sz w:val="24"/>
         <w:szCs w:val="24"/>
       </w:rPr>
@@ -10129,7 +10647,7 @@
       <w:spacing w:after="0" w:line="240" w:lineRule="auto"/>
     </w:pPr>
     <w:rPr>
-      <w:rFonts w:asciiTheme="majorHAnsi" w:cstheme="majorBidi" w:eastAsiaTheme="majorEastAsia" w:hAnsiTheme="majorHAnsi"/>
+      <w:rFonts w:asciiTheme="majorHAnsi" w:cstheme="majorBidi" w:hAnsiTheme="majorHAnsi" w:eastAsia="黑体"/>
       <w:color w:themeColor="text1" w:val="000000"/>
     </w:rPr>
     <w:tblPr>
@@ -10151,6 +10669,7 @@
     </w:tblPr>
     <w:tblStylePr w:type="firstRow">
       <w:rPr>
+        <w:rFonts w:eastAsia="黑体"/>
         <w:sz w:val="24"/>
         <w:szCs w:val="24"/>
       </w:rPr>
@@ -10280,12 +10799,14 @@
     </w:tcPr>
     <w:tblStylePr w:type="firstRow">
       <w:rPr>
+        <w:rFonts w:eastAsia="黑体"/>
         <w:b/>
         <w:bCs/>
       </w:rPr>
     </w:tblStylePr>
     <w:tblStylePr w:type="lastRow">
       <w:rPr>
+        <w:rFonts w:eastAsia="黑体"/>
         <w:b/>
         <w:bCs/>
       </w:rPr>
@@ -10298,12 +10819,14 @@
     </w:tblStylePr>
     <w:tblStylePr w:type="firstCol">
       <w:rPr>
+        <w:rFonts w:eastAsia="黑体"/>
         <w:b/>
         <w:bCs/>
       </w:rPr>
     </w:tblStylePr>
     <w:tblStylePr w:type="lastCol">
       <w:rPr>
+        <w:rFonts w:eastAsia="黑体"/>
         <w:b/>
         <w:bCs/>
       </w:rPr>
@@ -10353,12 +10876,14 @@
     </w:tcPr>
     <w:tblStylePr w:type="firstRow">
       <w:rPr>
+        <w:rFonts w:eastAsia="黑体"/>
         <w:b/>
         <w:bCs/>
       </w:rPr>
     </w:tblStylePr>
     <w:tblStylePr w:type="lastRow">
       <w:rPr>
+        <w:rFonts w:eastAsia="黑体"/>
         <w:b/>
         <w:bCs/>
       </w:rPr>
@@ -10371,12 +10896,14 @@
     </w:tblStylePr>
     <w:tblStylePr w:type="firstCol">
       <w:rPr>
+        <w:rFonts w:eastAsia="黑体"/>
         <w:b/>
         <w:bCs/>
       </w:rPr>
     </w:tblStylePr>
     <w:tblStylePr w:type="lastCol">
       <w:rPr>
+        <w:rFonts w:eastAsia="黑体"/>
         <w:b/>
         <w:bCs/>
       </w:rPr>
@@ -10426,12 +10953,14 @@
     </w:tcPr>
     <w:tblStylePr w:type="firstRow">
       <w:rPr>
+        <w:rFonts w:eastAsia="黑体"/>
         <w:b/>
         <w:bCs/>
       </w:rPr>
     </w:tblStylePr>
     <w:tblStylePr w:type="lastRow">
       <w:rPr>
+        <w:rFonts w:eastAsia="黑体"/>
         <w:b/>
         <w:bCs/>
       </w:rPr>
@@ -10444,12 +10973,14 @@
     </w:tblStylePr>
     <w:tblStylePr w:type="firstCol">
       <w:rPr>
+        <w:rFonts w:eastAsia="黑体"/>
         <w:b/>
         <w:bCs/>
       </w:rPr>
     </w:tblStylePr>
     <w:tblStylePr w:type="lastCol">
       <w:rPr>
+        <w:rFonts w:eastAsia="黑体"/>
         <w:b/>
         <w:bCs/>
       </w:rPr>
@@ -10499,12 +11030,14 @@
     </w:tcPr>
     <w:tblStylePr w:type="firstRow">
       <w:rPr>
+        <w:rFonts w:eastAsia="黑体"/>
         <w:b/>
         <w:bCs/>
       </w:rPr>
     </w:tblStylePr>
     <w:tblStylePr w:type="lastRow">
       <w:rPr>
+        <w:rFonts w:eastAsia="黑体"/>
         <w:b/>
         <w:bCs/>
       </w:rPr>
@@ -10517,12 +11050,14 @@
     </w:tblStylePr>
     <w:tblStylePr w:type="firstCol">
       <w:rPr>
+        <w:rFonts w:eastAsia="黑体"/>
         <w:b/>
         <w:bCs/>
       </w:rPr>
     </w:tblStylePr>
     <w:tblStylePr w:type="lastCol">
       <w:rPr>
+        <w:rFonts w:eastAsia="黑体"/>
         <w:b/>
         <w:bCs/>
       </w:rPr>
@@ -10572,12 +11107,14 @@
     </w:tcPr>
     <w:tblStylePr w:type="firstRow">
       <w:rPr>
+        <w:rFonts w:eastAsia="黑体"/>
         <w:b/>
         <w:bCs/>
       </w:rPr>
     </w:tblStylePr>
     <w:tblStylePr w:type="lastRow">
       <w:rPr>
+        <w:rFonts w:eastAsia="黑体"/>
         <w:b/>
         <w:bCs/>
       </w:rPr>
@@ -10590,12 +11127,14 @@
     </w:tblStylePr>
     <w:tblStylePr w:type="firstCol">
       <w:rPr>
+        <w:rFonts w:eastAsia="黑体"/>
         <w:b/>
         <w:bCs/>
       </w:rPr>
     </w:tblStylePr>
     <w:tblStylePr w:type="lastCol">
       <w:rPr>
+        <w:rFonts w:eastAsia="黑体"/>
         <w:b/>
         <w:bCs/>
       </w:rPr>
@@ -10645,12 +11184,14 @@
     </w:tcPr>
     <w:tblStylePr w:type="firstRow">
       <w:rPr>
+        <w:rFonts w:eastAsia="黑体"/>
         <w:b/>
         <w:bCs/>
       </w:rPr>
     </w:tblStylePr>
     <w:tblStylePr w:type="lastRow">
       <w:rPr>
+        <w:rFonts w:eastAsia="黑体"/>
         <w:b/>
         <w:bCs/>
       </w:rPr>
@@ -10663,12 +11204,14 @@
     </w:tblStylePr>
     <w:tblStylePr w:type="firstCol">
       <w:rPr>
+        <w:rFonts w:eastAsia="黑体"/>
         <w:b/>
         <w:bCs/>
       </w:rPr>
     </w:tblStylePr>
     <w:tblStylePr w:type="lastCol">
       <w:rPr>
+        <w:rFonts w:eastAsia="黑体"/>
         <w:b/>
         <w:bCs/>
       </w:rPr>
@@ -10718,12 +11261,14 @@
     </w:tcPr>
     <w:tblStylePr w:type="firstRow">
       <w:rPr>
+        <w:rFonts w:eastAsia="黑体"/>
         <w:b/>
         <w:bCs/>
       </w:rPr>
     </w:tblStylePr>
     <w:tblStylePr w:type="lastRow">
       <w:rPr>
+        <w:rFonts w:eastAsia="黑体"/>
         <w:b/>
         <w:bCs/>
       </w:rPr>
@@ -10736,12 +11281,14 @@
     </w:tblStylePr>
     <w:tblStylePr w:type="firstCol">
       <w:rPr>
+        <w:rFonts w:eastAsia="黑体"/>
         <w:b/>
         <w:bCs/>
       </w:rPr>
     </w:tblStylePr>
     <w:tblStylePr w:type="lastCol">
       <w:rPr>
+        <w:rFonts w:eastAsia="黑体"/>
         <w:b/>
         <w:bCs/>
       </w:rPr>
@@ -10768,7 +11315,7 @@
       <w:spacing w:after="0" w:line="240" w:lineRule="auto"/>
     </w:pPr>
     <w:rPr>
-      <w:rFonts w:asciiTheme="majorHAnsi" w:cstheme="majorBidi" w:eastAsiaTheme="majorEastAsia" w:hAnsiTheme="majorHAnsi"/>
+      <w:rFonts w:asciiTheme="majorHAnsi" w:cstheme="majorBidi" w:hAnsiTheme="majorHAnsi" w:eastAsia="黑体"/>
       <w:color w:themeColor="text1" w:val="000000"/>
     </w:rPr>
     <w:tblPr>
@@ -10795,6 +11342,7 @@
     </w:tcPr>
     <w:tblStylePr w:type="firstRow">
       <w:rPr>
+        <w:rFonts w:eastAsia="黑体"/>
         <w:b/>
         <w:bCs/>
         <w:color w:themeColor="text1" w:val="000000"/>
@@ -10806,6 +11354,7 @@
     </w:tblStylePr>
     <w:tblStylePr w:type="lastRow">
       <w:rPr>
+        <w:rFonts w:eastAsia="黑体"/>
         <w:b/>
         <w:bCs/>
         <w:color w:themeColor="text1" w:val="000000"/>
@@ -10825,6 +11374,7 @@
     </w:tblStylePr>
     <w:tblStylePr w:type="firstCol">
       <w:rPr>
+        <w:rFonts w:eastAsia="黑体"/>
         <w:b/>
         <w:bCs/>
         <w:color w:themeColor="text1" w:val="000000"/>
@@ -10844,6 +11394,7 @@
     </w:tblStylePr>
     <w:tblStylePr w:type="lastCol">
       <w:rPr>
+        <w:rFonts w:eastAsia="黑体"/>
         <w:b w:val="0"/>
         <w:bCs w:val="0"/>
         <w:color w:themeColor="text1" w:val="000000"/>
@@ -10893,7 +11444,7 @@
       <w:spacing w:after="0" w:line="240" w:lineRule="auto"/>
     </w:pPr>
     <w:rPr>
-      <w:rFonts w:asciiTheme="majorHAnsi" w:cstheme="majorBidi" w:eastAsiaTheme="majorEastAsia" w:hAnsiTheme="majorHAnsi"/>
+      <w:rFonts w:asciiTheme="majorHAnsi" w:cstheme="majorBidi" w:hAnsiTheme="majorHAnsi" w:eastAsia="黑体"/>
       <w:color w:themeColor="text1" w:val="000000"/>
     </w:rPr>
     <w:tblPr>
@@ -10920,6 +11471,7 @@
     </w:tcPr>
     <w:tblStylePr w:type="firstRow">
       <w:rPr>
+        <w:rFonts w:eastAsia="黑体"/>
         <w:b/>
         <w:bCs/>
         <w:color w:themeColor="text1" w:val="000000"/>
@@ -10931,6 +11483,7 @@
     </w:tblStylePr>
     <w:tblStylePr w:type="lastRow">
       <w:rPr>
+        <w:rFonts w:eastAsia="黑体"/>
         <w:b/>
         <w:bCs/>
         <w:color w:themeColor="text1" w:val="000000"/>
@@ -10950,6 +11503,7 @@
     </w:tblStylePr>
     <w:tblStylePr w:type="firstCol">
       <w:rPr>
+        <w:rFonts w:eastAsia="黑体"/>
         <w:b/>
         <w:bCs/>
         <w:color w:themeColor="text1" w:val="000000"/>
@@ -10969,6 +11523,7 @@
     </w:tblStylePr>
     <w:tblStylePr w:type="lastCol">
       <w:rPr>
+        <w:rFonts w:eastAsia="黑体"/>
         <w:b w:val="0"/>
         <w:bCs w:val="0"/>
         <w:color w:themeColor="text1" w:val="000000"/>
@@ -11018,7 +11573,7 @@
       <w:spacing w:after="0" w:line="240" w:lineRule="auto"/>
     </w:pPr>
     <w:rPr>
-      <w:rFonts w:asciiTheme="majorHAnsi" w:cstheme="majorBidi" w:eastAsiaTheme="majorEastAsia" w:hAnsiTheme="majorHAnsi"/>
+      <w:rFonts w:asciiTheme="majorHAnsi" w:cstheme="majorBidi" w:hAnsiTheme="majorHAnsi" w:eastAsia="黑体"/>
       <w:color w:themeColor="text1" w:val="000000"/>
     </w:rPr>
     <w:tblPr>
@@ -11045,6 +11600,7 @@
     </w:tcPr>
     <w:tblStylePr w:type="firstRow">
       <w:rPr>
+        <w:rFonts w:eastAsia="黑体"/>
         <w:b/>
         <w:bCs/>
         <w:color w:themeColor="text1" w:val="000000"/>
@@ -11056,6 +11612,7 @@
     </w:tblStylePr>
     <w:tblStylePr w:type="lastRow">
       <w:rPr>
+        <w:rFonts w:eastAsia="黑体"/>
         <w:b/>
         <w:bCs/>
         <w:color w:themeColor="text1" w:val="000000"/>
@@ -11075,6 +11632,7 @@
     </w:tblStylePr>
     <w:tblStylePr w:type="firstCol">
       <w:rPr>
+        <w:rFonts w:eastAsia="黑体"/>
         <w:b/>
         <w:bCs/>
         <w:color w:themeColor="text1" w:val="000000"/>
@@ -11094,6 +11652,7 @@
     </w:tblStylePr>
     <w:tblStylePr w:type="lastCol">
       <w:rPr>
+        <w:rFonts w:eastAsia="黑体"/>
         <w:b w:val="0"/>
         <w:bCs w:val="0"/>
         <w:color w:themeColor="text1" w:val="000000"/>
@@ -11143,7 +11702,7 @@
       <w:spacing w:after="0" w:line="240" w:lineRule="auto"/>
     </w:pPr>
     <w:rPr>
-      <w:rFonts w:asciiTheme="majorHAnsi" w:cstheme="majorBidi" w:eastAsiaTheme="majorEastAsia" w:hAnsiTheme="majorHAnsi"/>
+      <w:rFonts w:asciiTheme="majorHAnsi" w:cstheme="majorBidi" w:hAnsiTheme="majorHAnsi" w:eastAsia="黑体"/>
       <w:color w:themeColor="text1" w:val="000000"/>
     </w:rPr>
     <w:tblPr>
@@ -11170,6 +11729,7 @@
     </w:tcPr>
     <w:tblStylePr w:type="firstRow">
       <w:rPr>
+        <w:rFonts w:eastAsia="黑体"/>
         <w:b/>
         <w:bCs/>
         <w:color w:themeColor="text1" w:val="000000"/>
@@ -11181,6 +11741,7 @@
     </w:tblStylePr>
     <w:tblStylePr w:type="lastRow">
       <w:rPr>
+        <w:rFonts w:eastAsia="黑体"/>
         <w:b/>
         <w:bCs/>
         <w:color w:themeColor="text1" w:val="000000"/>
@@ -11200,6 +11761,7 @@
     </w:tblStylePr>
     <w:tblStylePr w:type="firstCol">
       <w:rPr>
+        <w:rFonts w:eastAsia="黑体"/>
         <w:b/>
         <w:bCs/>
         <w:color w:themeColor="text1" w:val="000000"/>
@@ -11219,6 +11781,7 @@
     </w:tblStylePr>
     <w:tblStylePr w:type="lastCol">
       <w:rPr>
+        <w:rFonts w:eastAsia="黑体"/>
         <w:b w:val="0"/>
         <w:bCs w:val="0"/>
         <w:color w:themeColor="text1" w:val="000000"/>
@@ -11268,7 +11831,7 @@
       <w:spacing w:after="0" w:line="240" w:lineRule="auto"/>
     </w:pPr>
     <w:rPr>
-      <w:rFonts w:asciiTheme="majorHAnsi" w:cstheme="majorBidi" w:eastAsiaTheme="majorEastAsia" w:hAnsiTheme="majorHAnsi"/>
+      <w:rFonts w:asciiTheme="majorHAnsi" w:cstheme="majorBidi" w:hAnsiTheme="majorHAnsi" w:eastAsia="黑体"/>
       <w:color w:themeColor="text1" w:val="000000"/>
     </w:rPr>
     <w:tblPr>
@@ -11295,6 +11858,7 @@
     </w:tcPr>
     <w:tblStylePr w:type="firstRow">
       <w:rPr>
+        <w:rFonts w:eastAsia="黑体"/>
         <w:b/>
         <w:bCs/>
         <w:color w:themeColor="text1" w:val="000000"/>
@@ -11306,6 +11870,7 @@
     </w:tblStylePr>
     <w:tblStylePr w:type="lastRow">
       <w:rPr>
+        <w:rFonts w:eastAsia="黑体"/>
         <w:b/>
         <w:bCs/>
         <w:color w:themeColor="text1" w:val="000000"/>
@@ -11325,6 +11890,7 @@
     </w:tblStylePr>
     <w:tblStylePr w:type="firstCol">
       <w:rPr>
+        <w:rFonts w:eastAsia="黑体"/>
         <w:b/>
         <w:bCs/>
         <w:color w:themeColor="text1" w:val="000000"/>
@@ -11344,6 +11910,7 @@
     </w:tblStylePr>
     <w:tblStylePr w:type="lastCol">
       <w:rPr>
+        <w:rFonts w:eastAsia="黑体"/>
         <w:b w:val="0"/>
         <w:bCs w:val="0"/>
         <w:color w:themeColor="text1" w:val="000000"/>
@@ -11393,7 +11960,7 @@
       <w:spacing w:after="0" w:line="240" w:lineRule="auto"/>
     </w:pPr>
     <w:rPr>
-      <w:rFonts w:asciiTheme="majorHAnsi" w:cstheme="majorBidi" w:eastAsiaTheme="majorEastAsia" w:hAnsiTheme="majorHAnsi"/>
+      <w:rFonts w:asciiTheme="majorHAnsi" w:cstheme="majorBidi" w:hAnsiTheme="majorHAnsi" w:eastAsia="黑体"/>
       <w:color w:themeColor="text1" w:val="000000"/>
     </w:rPr>
     <w:tblPr>
@@ -11420,6 +11987,7 @@
     </w:tcPr>
     <w:tblStylePr w:type="firstRow">
       <w:rPr>
+        <w:rFonts w:eastAsia="黑体"/>
         <w:b/>
         <w:bCs/>
         <w:color w:themeColor="text1" w:val="000000"/>
@@ -11431,6 +11999,7 @@
     </w:tblStylePr>
     <w:tblStylePr w:type="lastRow">
       <w:rPr>
+        <w:rFonts w:eastAsia="黑体"/>
         <w:b/>
         <w:bCs/>
         <w:color w:themeColor="text1" w:val="000000"/>
@@ -11450,6 +12019,7 @@
     </w:tblStylePr>
     <w:tblStylePr w:type="firstCol">
       <w:rPr>
+        <w:rFonts w:eastAsia="黑体"/>
         <w:b/>
         <w:bCs/>
         <w:color w:themeColor="text1" w:val="000000"/>
@@ -11469,6 +12039,7 @@
     </w:tblStylePr>
     <w:tblStylePr w:type="lastCol">
       <w:rPr>
+        <w:rFonts w:eastAsia="黑体"/>
         <w:b w:val="0"/>
         <w:bCs w:val="0"/>
         <w:color w:themeColor="text1" w:val="000000"/>
@@ -11518,7 +12089,7 @@
       <w:spacing w:after="0" w:line="240" w:lineRule="auto"/>
     </w:pPr>
     <w:rPr>
-      <w:rFonts w:asciiTheme="majorHAnsi" w:cstheme="majorBidi" w:eastAsiaTheme="majorEastAsia" w:hAnsiTheme="majorHAnsi"/>
+      <w:rFonts w:asciiTheme="majorHAnsi" w:cstheme="majorBidi" w:hAnsiTheme="majorHAnsi" w:eastAsia="黑体"/>
       <w:color w:themeColor="text1" w:val="000000"/>
     </w:rPr>
     <w:tblPr>
@@ -11545,6 +12116,7 @@
     </w:tcPr>
     <w:tblStylePr w:type="firstRow">
       <w:rPr>
+        <w:rFonts w:eastAsia="黑体"/>
         <w:b/>
         <w:bCs/>
         <w:color w:themeColor="text1" w:val="000000"/>
@@ -11556,6 +12128,7 @@
     </w:tblStylePr>
     <w:tblStylePr w:type="lastRow">
       <w:rPr>
+        <w:rFonts w:eastAsia="黑体"/>
         <w:b/>
         <w:bCs/>
         <w:color w:themeColor="text1" w:val="000000"/>
@@ -11575,6 +12148,7 @@
     </w:tblStylePr>
     <w:tblStylePr w:type="firstCol">
       <w:rPr>
+        <w:rFonts w:eastAsia="黑体"/>
         <w:b/>
         <w:bCs/>
         <w:color w:themeColor="text1" w:val="000000"/>
@@ -11594,6 +12168,7 @@
     </w:tblStylePr>
     <w:tblStylePr w:type="lastCol">
       <w:rPr>
+        <w:rFonts w:eastAsia="黑体"/>
         <w:b w:val="0"/>
         <w:bCs w:val="0"/>
         <w:color w:themeColor="text1" w:val="000000"/>
@@ -11666,6 +12241,7 @@
     </w:tcPr>
     <w:tblStylePr w:type="firstRow">
       <w:rPr>
+        <w:rFonts w:eastAsia="黑体"/>
         <w:b/>
         <w:bCs/>
         <w:i w:val="0"/>
@@ -11687,6 +12263,7 @@
     </w:tblStylePr>
     <w:tblStylePr w:type="lastRow">
       <w:rPr>
+        <w:rFonts w:eastAsia="黑体"/>
         <w:b/>
         <w:bCs/>
         <w:i w:val="0"/>
@@ -11708,6 +12285,7 @@
     </w:tblStylePr>
     <w:tblStylePr w:type="firstCol">
       <w:rPr>
+        <w:rFonts w:eastAsia="黑体"/>
         <w:b/>
         <w:bCs/>
         <w:i w:val="0"/>
@@ -11727,6 +12305,7 @@
     </w:tblStylePr>
     <w:tblStylePr w:type="lastCol">
       <w:rPr>
+        <w:rFonts w:eastAsia="黑体"/>
         <w:b/>
         <w:bCs/>
         <w:i w:val="0"/>
@@ -11807,6 +12386,7 @@
     </w:tcPr>
     <w:tblStylePr w:type="firstRow">
       <w:rPr>
+        <w:rFonts w:eastAsia="黑体"/>
         <w:b/>
         <w:bCs/>
         <w:i w:val="0"/>
@@ -11828,6 +12408,7 @@
     </w:tblStylePr>
     <w:tblStylePr w:type="lastRow">
       <w:rPr>
+        <w:rFonts w:eastAsia="黑体"/>
         <w:b/>
         <w:bCs/>
         <w:i w:val="0"/>
@@ -11849,6 +12430,7 @@
     </w:tblStylePr>
     <w:tblStylePr w:type="firstCol">
       <w:rPr>
+        <w:rFonts w:eastAsia="黑体"/>
         <w:b/>
         <w:bCs/>
         <w:i w:val="0"/>
@@ -11868,6 +12450,7 @@
     </w:tblStylePr>
     <w:tblStylePr w:type="lastCol">
       <w:rPr>
+        <w:rFonts w:eastAsia="黑体"/>
         <w:b/>
         <w:bCs/>
         <w:i w:val="0"/>
@@ -11948,6 +12531,7 @@
     </w:tcPr>
     <w:tblStylePr w:type="firstRow">
       <w:rPr>
+        <w:rFonts w:eastAsia="黑体"/>
         <w:b/>
         <w:bCs/>
         <w:i w:val="0"/>
@@ -11969,6 +12553,7 @@
     </w:tblStylePr>
     <w:tblStylePr w:type="lastRow">
       <w:rPr>
+        <w:rFonts w:eastAsia="黑体"/>
         <w:b/>
         <w:bCs/>
         <w:i w:val="0"/>
@@ -11990,6 +12575,7 @@
     </w:tblStylePr>
     <w:tblStylePr w:type="firstCol">
       <w:rPr>
+        <w:rFonts w:eastAsia="黑体"/>
         <w:b/>
         <w:bCs/>
         <w:i w:val="0"/>
@@ -12009,6 +12595,7 @@
     </w:tblStylePr>
     <w:tblStylePr w:type="lastCol">
       <w:rPr>
+        <w:rFonts w:eastAsia="黑体"/>
         <w:b/>
         <w:bCs/>
         <w:i w:val="0"/>
@@ -12089,6 +12676,7 @@
     </w:tcPr>
     <w:tblStylePr w:type="firstRow">
       <w:rPr>
+        <w:rFonts w:eastAsia="黑体"/>
         <w:b/>
         <w:bCs/>
         <w:i w:val="0"/>
@@ -12110,6 +12698,7 @@
     </w:tblStylePr>
     <w:tblStylePr w:type="lastRow">
       <w:rPr>
+        <w:rFonts w:eastAsia="黑体"/>
         <w:b/>
         <w:bCs/>
         <w:i w:val="0"/>
@@ -12131,6 +12720,7 @@
     </w:tblStylePr>
     <w:tblStylePr w:type="firstCol">
       <w:rPr>
+        <w:rFonts w:eastAsia="黑体"/>
         <w:b/>
         <w:bCs/>
         <w:i w:val="0"/>
@@ -12150,6 +12740,7 @@
     </w:tblStylePr>
     <w:tblStylePr w:type="lastCol">
       <w:rPr>
+        <w:rFonts w:eastAsia="黑体"/>
         <w:b/>
         <w:bCs/>
         <w:i w:val="0"/>
@@ -12230,6 +12821,7 @@
     </w:tcPr>
     <w:tblStylePr w:type="firstRow">
       <w:rPr>
+        <w:rFonts w:eastAsia="黑体"/>
         <w:b/>
         <w:bCs/>
         <w:i w:val="0"/>
@@ -12251,6 +12843,7 @@
     </w:tblStylePr>
     <w:tblStylePr w:type="lastRow">
       <w:rPr>
+        <w:rFonts w:eastAsia="黑体"/>
         <w:b/>
         <w:bCs/>
         <w:i w:val="0"/>
@@ -12272,6 +12865,7 @@
     </w:tblStylePr>
     <w:tblStylePr w:type="firstCol">
       <w:rPr>
+        <w:rFonts w:eastAsia="黑体"/>
         <w:b/>
         <w:bCs/>
         <w:i w:val="0"/>
@@ -12291,6 +12885,7 @@
     </w:tblStylePr>
     <w:tblStylePr w:type="lastCol">
       <w:rPr>
+        <w:rFonts w:eastAsia="黑体"/>
         <w:b/>
         <w:bCs/>
         <w:i w:val="0"/>
@@ -12371,6 +12966,7 @@
     </w:tcPr>
     <w:tblStylePr w:type="firstRow">
       <w:rPr>
+        <w:rFonts w:eastAsia="黑体"/>
         <w:b/>
         <w:bCs/>
         <w:i w:val="0"/>
@@ -12392,6 +12988,7 @@
     </w:tblStylePr>
     <w:tblStylePr w:type="lastRow">
       <w:rPr>
+        <w:rFonts w:eastAsia="黑体"/>
         <w:b/>
         <w:bCs/>
         <w:i w:val="0"/>
@@ -12413,6 +13010,7 @@
     </w:tblStylePr>
     <w:tblStylePr w:type="firstCol">
       <w:rPr>
+        <w:rFonts w:eastAsia="黑体"/>
         <w:b/>
         <w:bCs/>
         <w:i w:val="0"/>
@@ -12432,6 +13030,7 @@
     </w:tblStylePr>
     <w:tblStylePr w:type="lastCol">
       <w:rPr>
+        <w:rFonts w:eastAsia="黑体"/>
         <w:b/>
         <w:bCs/>
         <w:i w:val="0"/>
@@ -12512,6 +13111,7 @@
     </w:tcPr>
     <w:tblStylePr w:type="firstRow">
       <w:rPr>
+        <w:rFonts w:eastAsia="黑体"/>
         <w:b/>
         <w:bCs/>
         <w:i w:val="0"/>
@@ -12533,6 +13133,7 @@
     </w:tblStylePr>
     <w:tblStylePr w:type="lastRow">
       <w:rPr>
+        <w:rFonts w:eastAsia="黑体"/>
         <w:b/>
         <w:bCs/>
         <w:i w:val="0"/>
@@ -12554,6 +13155,7 @@
     </w:tblStylePr>
     <w:tblStylePr w:type="firstCol">
       <w:rPr>
+        <w:rFonts w:eastAsia="黑体"/>
         <w:b/>
         <w:bCs/>
         <w:i w:val="0"/>
@@ -12573,6 +13175,7 @@
     </w:tblStylePr>
     <w:tblStylePr w:type="lastCol">
       <w:rPr>
+        <w:rFonts w:eastAsia="黑体"/>
         <w:b/>
         <w:bCs/>
         <w:i w:val="0"/>
@@ -12630,6 +13233,7 @@
       <w:spacing w:after="0" w:line="240" w:lineRule="auto"/>
     </w:pPr>
     <w:rPr>
+      <w:rFonts w:eastAsia="黑体"/>
       <w:color w:themeColor="background1" w:val="FFFFFF"/>
     </w:rPr>
     <w:tblPr>
@@ -12648,6 +13252,7 @@
     </w:tcPr>
     <w:tblStylePr w:type="firstRow">
       <w:rPr>
+        <w:rFonts w:eastAsia="黑体"/>
         <w:b/>
         <w:bCs/>
       </w:rPr>
@@ -12744,6 +13349,7 @@
       <w:spacing w:after="0" w:line="240" w:lineRule="auto"/>
     </w:pPr>
     <w:rPr>
+      <w:rFonts w:eastAsia="黑体"/>
       <w:color w:themeColor="background1" w:val="FFFFFF"/>
     </w:rPr>
     <w:tblPr>
@@ -12762,6 +13368,7 @@
     </w:tcPr>
     <w:tblStylePr w:type="firstRow">
       <w:rPr>
+        <w:rFonts w:eastAsia="黑体"/>
         <w:b/>
         <w:bCs/>
       </w:rPr>
@@ -12858,6 +13465,7 @@
       <w:spacing w:after="0" w:line="240" w:lineRule="auto"/>
     </w:pPr>
     <w:rPr>
+      <w:rFonts w:eastAsia="黑体"/>
       <w:color w:themeColor="background1" w:val="FFFFFF"/>
     </w:rPr>
     <w:tblPr>
@@ -12876,6 +13484,7 @@
     </w:tcPr>
     <w:tblStylePr w:type="firstRow">
       <w:rPr>
+        <w:rFonts w:eastAsia="黑体"/>
         <w:b/>
         <w:bCs/>
       </w:rPr>
@@ -12972,6 +13581,7 @@
       <w:spacing w:after="0" w:line="240" w:lineRule="auto"/>
     </w:pPr>
     <w:rPr>
+      <w:rFonts w:eastAsia="黑体"/>
       <w:color w:themeColor="background1" w:val="FFFFFF"/>
     </w:rPr>
     <w:tblPr>
@@ -12990,6 +13600,7 @@
     </w:tcPr>
     <w:tblStylePr w:type="firstRow">
       <w:rPr>
+        <w:rFonts w:eastAsia="黑体"/>
         <w:b/>
         <w:bCs/>
       </w:rPr>
@@ -13086,6 +13697,7 @@
       <w:spacing w:after="0" w:line="240" w:lineRule="auto"/>
     </w:pPr>
     <w:rPr>
+      <w:rFonts w:eastAsia="黑体"/>
       <w:color w:themeColor="background1" w:val="FFFFFF"/>
     </w:rPr>
     <w:tblPr>
@@ -13104,6 +13716,7 @@
     </w:tcPr>
     <w:tblStylePr w:type="firstRow">
       <w:rPr>
+        <w:rFonts w:eastAsia="黑体"/>
         <w:b/>
         <w:bCs/>
       </w:rPr>
@@ -13200,6 +13813,7 @@
       <w:spacing w:after="0" w:line="240" w:lineRule="auto"/>
     </w:pPr>
     <w:rPr>
+      <w:rFonts w:eastAsia="黑体"/>
       <w:color w:themeColor="background1" w:val="FFFFFF"/>
     </w:rPr>
     <w:tblPr>
@@ -13218,6 +13832,7 @@
     </w:tcPr>
     <w:tblStylePr w:type="firstRow">
       <w:rPr>
+        <w:rFonts w:eastAsia="黑体"/>
         <w:b/>
         <w:bCs/>
       </w:rPr>
@@ -13314,6 +13929,7 @@
       <w:spacing w:after="0" w:line="240" w:lineRule="auto"/>
     </w:pPr>
     <w:rPr>
+      <w:rFonts w:eastAsia="黑体"/>
       <w:color w:themeColor="background1" w:val="FFFFFF"/>
     </w:rPr>
     <w:tblPr>
@@ -13332,6 +13948,7 @@
     </w:tcPr>
     <w:tblStylePr w:type="firstRow">
       <w:rPr>
+        <w:rFonts w:eastAsia="黑体"/>
         <w:b/>
         <w:bCs/>
       </w:rPr>
@@ -13428,6 +14045,7 @@
       <w:spacing w:after="0" w:line="240" w:lineRule="auto"/>
     </w:pPr>
     <w:rPr>
+      <w:rFonts w:eastAsia="黑体"/>
       <w:color w:themeColor="text1" w:val="000000"/>
     </w:rPr>
     <w:tblPr>
@@ -13454,6 +14072,7 @@
     </w:tcPr>
     <w:tblStylePr w:type="firstRow">
       <w:rPr>
+        <w:rFonts w:eastAsia="黑体"/>
         <w:b/>
         <w:bCs/>
       </w:rPr>
@@ -13472,6 +14091,7 @@
     </w:tblStylePr>
     <w:tblStylePr w:type="lastRow">
       <w:rPr>
+        <w:rFonts w:eastAsia="黑体"/>
         <w:b/>
         <w:bCs/>
         <w:color w:themeColor="background1" w:val="FFFFFF"/>
@@ -13486,6 +14106,7 @@
     </w:tblStylePr>
     <w:tblStylePr w:type="firstCol">
       <w:rPr>
+        <w:rFonts w:eastAsia="黑体"/>
         <w:color w:themeColor="background1" w:val="FFFFFF"/>
       </w:rPr>
       <w:tblPr/>
@@ -13503,6 +14124,7 @@
     </w:tblStylePr>
     <w:tblStylePr w:type="lastCol">
       <w:rPr>
+        <w:rFonts w:eastAsia="黑体"/>
         <w:color w:themeColor="background1" w:val="FFFFFF"/>
       </w:rPr>
       <w:tblPr/>
@@ -13532,11 +14154,13 @@
     </w:tblStylePr>
     <w:tblStylePr w:type="neCell">
       <w:rPr>
+        <w:rFonts w:eastAsia="黑体"/>
         <w:color w:themeColor="text1" w:val="000000"/>
       </w:rPr>
     </w:tblStylePr>
     <w:tblStylePr w:type="nwCell">
       <w:rPr>
+        <w:rFonts w:eastAsia="黑体"/>
         <w:color w:themeColor="text1" w:val="000000"/>
       </w:rPr>
     </w:tblStylePr>
@@ -13550,6 +14174,7 @@
       <w:spacing w:after="0" w:line="240" w:lineRule="auto"/>
     </w:pPr>
     <w:rPr>
+      <w:rFonts w:eastAsia="黑体"/>
       <w:color w:themeColor="text1" w:val="000000"/>
     </w:rPr>
     <w:tblPr>
@@ -13576,6 +14201,7 @@
     </w:tcPr>
     <w:tblStylePr w:type="firstRow">
       <w:rPr>
+        <w:rFonts w:eastAsia="黑体"/>
         <w:b/>
         <w:bCs/>
       </w:rPr>
@@ -13594,6 +14220,7 @@
     </w:tblStylePr>
     <w:tblStylePr w:type="lastRow">
       <w:rPr>
+        <w:rFonts w:eastAsia="黑体"/>
         <w:b/>
         <w:bCs/>
         <w:color w:themeColor="background1" w:val="FFFFFF"/>
@@ -13608,6 +14235,7 @@
     </w:tblStylePr>
     <w:tblStylePr w:type="firstCol">
       <w:rPr>
+        <w:rFonts w:eastAsia="黑体"/>
         <w:color w:themeColor="background1" w:val="FFFFFF"/>
       </w:rPr>
       <w:tblPr/>
@@ -13625,6 +14253,7 @@
     </w:tblStylePr>
     <w:tblStylePr w:type="lastCol">
       <w:rPr>
+        <w:rFonts w:eastAsia="黑体"/>
         <w:color w:themeColor="background1" w:val="FFFFFF"/>
       </w:rPr>
       <w:tblPr/>
@@ -13654,11 +14283,13 @@
     </w:tblStylePr>
     <w:tblStylePr w:type="neCell">
       <w:rPr>
+        <w:rFonts w:eastAsia="黑体"/>
         <w:color w:themeColor="text1" w:val="000000"/>
       </w:rPr>
     </w:tblStylePr>
     <w:tblStylePr w:type="nwCell">
       <w:rPr>
+        <w:rFonts w:eastAsia="黑体"/>
         <w:color w:themeColor="text1" w:val="000000"/>
       </w:rPr>
     </w:tblStylePr>
@@ -13672,6 +14303,7 @@
       <w:spacing w:after="0" w:line="240" w:lineRule="auto"/>
     </w:pPr>
     <w:rPr>
+      <w:rFonts w:eastAsia="黑体"/>
       <w:color w:themeColor="text1" w:val="000000"/>
     </w:rPr>
     <w:tblPr>
@@ -13698,6 +14330,7 @@
     </w:tcPr>
     <w:tblStylePr w:type="firstRow">
       <w:rPr>
+        <w:rFonts w:eastAsia="黑体"/>
         <w:b/>
         <w:bCs/>
       </w:rPr>
@@ -13716,6 +14349,7 @@
     </w:tblStylePr>
     <w:tblStylePr w:type="lastRow">
       <w:rPr>
+        <w:rFonts w:eastAsia="黑体"/>
         <w:b/>
         <w:bCs/>
         <w:color w:themeColor="background1" w:val="FFFFFF"/>
@@ -13730,6 +14364,7 @@
     </w:tblStylePr>
     <w:tblStylePr w:type="firstCol">
       <w:rPr>
+        <w:rFonts w:eastAsia="黑体"/>
         <w:color w:themeColor="background1" w:val="FFFFFF"/>
       </w:rPr>
       <w:tblPr/>
@@ -13747,6 +14382,7 @@
     </w:tblStylePr>
     <w:tblStylePr w:type="lastCol">
       <w:rPr>
+        <w:rFonts w:eastAsia="黑体"/>
         <w:color w:themeColor="background1" w:val="FFFFFF"/>
       </w:rPr>
       <w:tblPr/>
@@ -13776,11 +14412,13 @@
     </w:tblStylePr>
     <w:tblStylePr w:type="neCell">
       <w:rPr>
+        <w:rFonts w:eastAsia="黑体"/>
         <w:color w:themeColor="text1" w:val="000000"/>
       </w:rPr>
     </w:tblStylePr>
     <w:tblStylePr w:type="nwCell">
       <w:rPr>
+        <w:rFonts w:eastAsia="黑体"/>
         <w:color w:themeColor="text1" w:val="000000"/>
       </w:rPr>
     </w:tblStylePr>
@@ -13794,6 +14432,7 @@
       <w:spacing w:after="0" w:line="240" w:lineRule="auto"/>
     </w:pPr>
     <w:rPr>
+      <w:rFonts w:eastAsia="黑体"/>
       <w:color w:themeColor="text1" w:val="000000"/>
     </w:rPr>
     <w:tblPr>
@@ -13820,6 +14459,7 @@
     </w:tcPr>
     <w:tblStylePr w:type="firstRow">
       <w:rPr>
+        <w:rFonts w:eastAsia="黑体"/>
         <w:b/>
         <w:bCs/>
       </w:rPr>
@@ -13838,6 +14478,7 @@
     </w:tblStylePr>
     <w:tblStylePr w:type="lastRow">
       <w:rPr>
+        <w:rFonts w:eastAsia="黑体"/>
         <w:b/>
         <w:bCs/>
         <w:color w:themeColor="background1" w:val="FFFFFF"/>
@@ -13852,6 +14493,7 @@
     </w:tblStylePr>
     <w:tblStylePr w:type="firstCol">
       <w:rPr>
+        <w:rFonts w:eastAsia="黑体"/>
         <w:color w:themeColor="background1" w:val="FFFFFF"/>
       </w:rPr>
       <w:tblPr/>
@@ -13869,6 +14511,7 @@
     </w:tblStylePr>
     <w:tblStylePr w:type="lastCol">
       <w:rPr>
+        <w:rFonts w:eastAsia="黑体"/>
         <w:color w:themeColor="background1" w:val="FFFFFF"/>
       </w:rPr>
       <w:tblPr/>
@@ -13906,6 +14549,7 @@
       <w:spacing w:after="0" w:line="240" w:lineRule="auto"/>
     </w:pPr>
     <w:rPr>
+      <w:rFonts w:eastAsia="黑体"/>
       <w:color w:themeColor="text1" w:val="000000"/>
     </w:rPr>
     <w:tblPr>
@@ -13932,6 +14576,7 @@
     </w:tcPr>
     <w:tblStylePr w:type="firstRow">
       <w:rPr>
+        <w:rFonts w:eastAsia="黑体"/>
         <w:b/>
         <w:bCs/>
       </w:rPr>
@@ -13950,6 +14595,7 @@
     </w:tblStylePr>
     <w:tblStylePr w:type="lastRow">
       <w:rPr>
+        <w:rFonts w:eastAsia="黑体"/>
         <w:b/>
         <w:bCs/>
         <w:color w:themeColor="background1" w:val="FFFFFF"/>
@@ -13964,6 +14610,7 @@
     </w:tblStylePr>
     <w:tblStylePr w:type="firstCol">
       <w:rPr>
+        <w:rFonts w:eastAsia="黑体"/>
         <w:color w:themeColor="background1" w:val="FFFFFF"/>
       </w:rPr>
       <w:tblPr/>
@@ -13981,6 +14628,7 @@
     </w:tblStylePr>
     <w:tblStylePr w:type="lastCol">
       <w:rPr>
+        <w:rFonts w:eastAsia="黑体"/>
         <w:color w:themeColor="background1" w:val="FFFFFF"/>
       </w:rPr>
       <w:tblPr/>
@@ -14010,11 +14658,13 @@
     </w:tblStylePr>
     <w:tblStylePr w:type="neCell">
       <w:rPr>
+        <w:rFonts w:eastAsia="黑体"/>
         <w:color w:themeColor="text1" w:val="000000"/>
       </w:rPr>
     </w:tblStylePr>
     <w:tblStylePr w:type="nwCell">
       <w:rPr>
+        <w:rFonts w:eastAsia="黑体"/>
         <w:color w:themeColor="text1" w:val="000000"/>
       </w:rPr>
     </w:tblStylePr>
@@ -14028,6 +14678,7 @@
       <w:spacing w:after="0" w:line="240" w:lineRule="auto"/>
     </w:pPr>
     <w:rPr>
+      <w:rFonts w:eastAsia="黑体"/>
       <w:color w:themeColor="text1" w:val="000000"/>
     </w:rPr>
     <w:tblPr>
@@ -14054,6 +14705,7 @@
     </w:tcPr>
     <w:tblStylePr w:type="firstRow">
       <w:rPr>
+        <w:rFonts w:eastAsia="黑体"/>
         <w:b/>
         <w:bCs/>
       </w:rPr>
@@ -14072,6 +14724,7 @@
     </w:tblStylePr>
     <w:tblStylePr w:type="lastRow">
       <w:rPr>
+        <w:rFonts w:eastAsia="黑体"/>
         <w:b/>
         <w:bCs/>
         <w:color w:themeColor="background1" w:val="FFFFFF"/>
@@ -14086,6 +14739,7 @@
     </w:tblStylePr>
     <w:tblStylePr w:type="firstCol">
       <w:rPr>
+        <w:rFonts w:eastAsia="黑体"/>
         <w:color w:themeColor="background1" w:val="FFFFFF"/>
       </w:rPr>
       <w:tblPr/>
@@ -14103,6 +14757,7 @@
     </w:tblStylePr>
     <w:tblStylePr w:type="lastCol">
       <w:rPr>
+        <w:rFonts w:eastAsia="黑体"/>
         <w:color w:themeColor="background1" w:val="FFFFFF"/>
       </w:rPr>
       <w:tblPr/>
@@ -14132,11 +14787,13 @@
     </w:tblStylePr>
     <w:tblStylePr w:type="neCell">
       <w:rPr>
+        <w:rFonts w:eastAsia="黑体"/>
         <w:color w:themeColor="text1" w:val="000000"/>
       </w:rPr>
     </w:tblStylePr>
     <w:tblStylePr w:type="nwCell">
       <w:rPr>
+        <w:rFonts w:eastAsia="黑体"/>
         <w:color w:themeColor="text1" w:val="000000"/>
       </w:rPr>
     </w:tblStylePr>
@@ -14150,6 +14807,7 @@
       <w:spacing w:after="0" w:line="240" w:lineRule="auto"/>
     </w:pPr>
     <w:rPr>
+      <w:rFonts w:eastAsia="黑体"/>
       <w:color w:themeColor="text1" w:val="000000"/>
     </w:rPr>
     <w:tblPr>
@@ -14176,6 +14834,7 @@
     </w:tcPr>
     <w:tblStylePr w:type="firstRow">
       <w:rPr>
+        <w:rFonts w:eastAsia="黑体"/>
         <w:b/>
         <w:bCs/>
       </w:rPr>
@@ -14194,6 +14853,7 @@
     </w:tblStylePr>
     <w:tblStylePr w:type="lastRow">
       <w:rPr>
+        <w:rFonts w:eastAsia="黑体"/>
         <w:b/>
         <w:bCs/>
         <w:color w:themeColor="background1" w:val="FFFFFF"/>
@@ -14208,6 +14868,7 @@
     </w:tblStylePr>
     <w:tblStylePr w:type="firstCol">
       <w:rPr>
+        <w:rFonts w:eastAsia="黑体"/>
         <w:color w:themeColor="background1" w:val="FFFFFF"/>
       </w:rPr>
       <w:tblPr/>
@@ -14225,6 +14886,7 @@
     </w:tblStylePr>
     <w:tblStylePr w:type="lastCol">
       <w:rPr>
+        <w:rFonts w:eastAsia="黑体"/>
         <w:color w:themeColor="background1" w:val="FFFFFF"/>
       </w:rPr>
       <w:tblPr/>
@@ -14254,11 +14916,13 @@
     </w:tblStylePr>
     <w:tblStylePr w:type="neCell">
       <w:rPr>
+        <w:rFonts w:eastAsia="黑体"/>
         <w:color w:themeColor="text1" w:val="000000"/>
       </w:rPr>
     </w:tblStylePr>
     <w:tblStylePr w:type="nwCell">
       <w:rPr>
+        <w:rFonts w:eastAsia="黑体"/>
         <w:color w:themeColor="text1" w:val="000000"/>
       </w:rPr>
     </w:tblStylePr>
@@ -14272,6 +14936,7 @@
       <w:spacing w:after="0" w:line="240" w:lineRule="auto"/>
     </w:pPr>
     <w:rPr>
+      <w:rFonts w:eastAsia="黑体"/>
       <w:color w:themeColor="text1" w:val="000000"/>
     </w:rPr>
     <w:tblPr>
@@ -14290,6 +14955,7 @@
     </w:tcPr>
     <w:tblStylePr w:type="firstRow">
       <w:rPr>
+        <w:rFonts w:eastAsia="黑体"/>
         <w:b/>
         <w:bCs/>
         <w:color w:themeColor="background1" w:val="FFFFFF"/>
@@ -14304,6 +14970,7 @@
     </w:tblStylePr>
     <w:tblStylePr w:type="lastRow">
       <w:rPr>
+        <w:rFonts w:eastAsia="黑体"/>
         <w:b/>
         <w:bCs/>
         <w:color w:themeColor="accent2" w:themeShade="CC" w:val="9E3A38"/>
@@ -14318,12 +14985,14 @@
     </w:tblStylePr>
     <w:tblStylePr w:type="firstCol">
       <w:rPr>
+        <w:rFonts w:eastAsia="黑体"/>
         <w:b/>
         <w:bCs/>
       </w:rPr>
     </w:tblStylePr>
     <w:tblStylePr w:type="lastCol">
       <w:rPr>
+        <w:rFonts w:eastAsia="黑体"/>
         <w:b/>
         <w:bCs/>
       </w:rPr>
@@ -14358,6 +15027,7 @@
       <w:spacing w:after="0" w:line="240" w:lineRule="auto"/>
     </w:pPr>
     <w:rPr>
+      <w:rFonts w:eastAsia="黑体"/>
       <w:color w:themeColor="text1" w:val="000000"/>
     </w:rPr>
     <w:tblPr>
@@ -14376,6 +15046,7 @@
     </w:tcPr>
     <w:tblStylePr w:type="firstRow">
       <w:rPr>
+        <w:rFonts w:eastAsia="黑体"/>
         <w:b/>
         <w:bCs/>
         <w:color w:themeColor="background1" w:val="FFFFFF"/>
@@ -14390,6 +15061,7 @@
     </w:tblStylePr>
     <w:tblStylePr w:type="lastRow">
       <w:rPr>
+        <w:rFonts w:eastAsia="黑体"/>
         <w:b/>
         <w:bCs/>
         <w:color w:themeColor="accent2" w:themeShade="CC" w:val="9E3A38"/>
@@ -14404,12 +15076,14 @@
     </w:tblStylePr>
     <w:tblStylePr w:type="firstCol">
       <w:rPr>
+        <w:rFonts w:eastAsia="黑体"/>
         <w:b/>
         <w:bCs/>
       </w:rPr>
     </w:tblStylePr>
     <w:tblStylePr w:type="lastCol">
       <w:rPr>
+        <w:rFonts w:eastAsia="黑体"/>
         <w:b/>
         <w:bCs/>
       </w:rPr>
@@ -14444,6 +15118,7 @@
       <w:spacing w:after="0" w:line="240" w:lineRule="auto"/>
     </w:pPr>
     <w:rPr>
+      <w:rFonts w:eastAsia="黑体"/>
       <w:color w:themeColor="text1" w:val="000000"/>
     </w:rPr>
     <w:tblPr>
@@ -14462,6 +15137,7 @@
     </w:tcPr>
     <w:tblStylePr w:type="firstRow">
       <w:rPr>
+        <w:rFonts w:eastAsia="黑体"/>
         <w:b/>
         <w:bCs/>
         <w:color w:themeColor="background1" w:val="FFFFFF"/>
@@ -14476,6 +15152,7 @@
     </w:tblStylePr>
     <w:tblStylePr w:type="lastRow">
       <w:rPr>
+        <w:rFonts w:eastAsia="黑体"/>
         <w:b/>
         <w:bCs/>
         <w:color w:themeColor="accent2" w:themeShade="CC" w:val="9E3A38"/>
@@ -14490,12 +15167,14 @@
     </w:tblStylePr>
     <w:tblStylePr w:type="firstCol">
       <w:rPr>
+        <w:rFonts w:eastAsia="黑体"/>
         <w:b/>
         <w:bCs/>
       </w:rPr>
     </w:tblStylePr>
     <w:tblStylePr w:type="lastCol">
       <w:rPr>
+        <w:rFonts w:eastAsia="黑体"/>
         <w:b/>
         <w:bCs/>
       </w:rPr>
@@ -14530,6 +15209,7 @@
       <w:spacing w:after="0" w:line="240" w:lineRule="auto"/>
     </w:pPr>
     <w:rPr>
+      <w:rFonts w:eastAsia="黑体"/>
       <w:color w:themeColor="text1" w:val="000000"/>
     </w:rPr>
     <w:tblPr>
@@ -14548,6 +15228,7 @@
     </w:tcPr>
     <w:tblStylePr w:type="firstRow">
       <w:rPr>
+        <w:rFonts w:eastAsia="黑体"/>
         <w:b/>
         <w:bCs/>
         <w:color w:themeColor="background1" w:val="FFFFFF"/>
@@ -14562,6 +15243,7 @@
     </w:tblStylePr>
     <w:tblStylePr w:type="lastRow">
       <w:rPr>
+        <w:rFonts w:eastAsia="黑体"/>
         <w:b/>
         <w:bCs/>
         <w:color w:themeColor="accent4" w:themeShade="CC" w:val="664E82"/>
@@ -14576,12 +15258,14 @@
     </w:tblStylePr>
     <w:tblStylePr w:type="firstCol">
       <w:rPr>
+        <w:rFonts w:eastAsia="黑体"/>
         <w:b/>
         <w:bCs/>
       </w:rPr>
     </w:tblStylePr>
     <w:tblStylePr w:type="lastCol">
       <w:rPr>
+        <w:rFonts w:eastAsia="黑体"/>
         <w:b/>
         <w:bCs/>
       </w:rPr>
@@ -14616,6 +15300,7 @@
       <w:spacing w:after="0" w:line="240" w:lineRule="auto"/>
     </w:pPr>
     <w:rPr>
+      <w:rFonts w:eastAsia="黑体"/>
       <w:color w:themeColor="text1" w:val="000000"/>
     </w:rPr>
     <w:tblPr>
@@ -14634,6 +15319,7 @@
     </w:tcPr>
     <w:tblStylePr w:type="firstRow">
       <w:rPr>
+        <w:rFonts w:eastAsia="黑体"/>
         <w:b/>
         <w:bCs/>
         <w:color w:themeColor="background1" w:val="FFFFFF"/>
@@ -14648,6 +15334,7 @@
     </w:tblStylePr>
     <w:tblStylePr w:type="lastRow">
       <w:rPr>
+        <w:rFonts w:eastAsia="黑体"/>
         <w:b/>
         <w:bCs/>
         <w:color w:themeColor="accent3" w:themeShade="CC" w:val="7E9C40"/>
@@ -14662,12 +15349,14 @@
     </w:tblStylePr>
     <w:tblStylePr w:type="firstCol">
       <w:rPr>
+        <w:rFonts w:eastAsia="黑体"/>
         <w:b/>
         <w:bCs/>
       </w:rPr>
     </w:tblStylePr>
     <w:tblStylePr w:type="lastCol">
       <w:rPr>
+        <w:rFonts w:eastAsia="黑体"/>
         <w:b/>
         <w:bCs/>
       </w:rPr>
@@ -14702,6 +15391,7 @@
       <w:spacing w:after="0" w:line="240" w:lineRule="auto"/>
     </w:pPr>
     <w:rPr>
+      <w:rFonts w:eastAsia="黑体"/>
       <w:color w:themeColor="text1" w:val="000000"/>
     </w:rPr>
     <w:tblPr>
@@ -14720,6 +15410,7 @@
     </w:tcPr>
     <w:tblStylePr w:type="firstRow">
       <w:rPr>
+        <w:rFonts w:eastAsia="黑体"/>
         <w:b/>
         <w:bCs/>
         <w:color w:themeColor="background1" w:val="FFFFFF"/>
@@ -14734,6 +15425,7 @@
     </w:tblStylePr>
     <w:tblStylePr w:type="lastRow">
       <w:rPr>
+        <w:rFonts w:eastAsia="黑体"/>
         <w:b/>
         <w:bCs/>
         <w:color w:themeColor="accent6" w:themeShade="CC" w:val="F2730A"/>
@@ -14748,12 +15440,14 @@
     </w:tblStylePr>
     <w:tblStylePr w:type="firstCol">
       <w:rPr>
+        <w:rFonts w:eastAsia="黑体"/>
         <w:b/>
         <w:bCs/>
       </w:rPr>
     </w:tblStylePr>
     <w:tblStylePr w:type="lastCol">
       <w:rPr>
+        <w:rFonts w:eastAsia="黑体"/>
         <w:b/>
         <w:bCs/>
       </w:rPr>
@@ -14788,6 +15482,7 @@
       <w:spacing w:after="0" w:line="240" w:lineRule="auto"/>
     </w:pPr>
     <w:rPr>
+      <w:rFonts w:eastAsia="黑体"/>
       <w:color w:themeColor="text1" w:val="000000"/>
     </w:rPr>
     <w:tblPr>
@@ -14806,6 +15501,7 @@
     </w:tcPr>
     <w:tblStylePr w:type="firstRow">
       <w:rPr>
+        <w:rFonts w:eastAsia="黑体"/>
         <w:b/>
         <w:bCs/>
         <w:color w:themeColor="background1" w:val="FFFFFF"/>
@@ -14820,6 +15516,7 @@
     </w:tblStylePr>
     <w:tblStylePr w:type="lastRow">
       <w:rPr>
+        <w:rFonts w:eastAsia="黑体"/>
         <w:b/>
         <w:bCs/>
         <w:color w:themeColor="accent5" w:themeShade="CC" w:val="348DA5"/>
@@ -14834,12 +15531,14 @@
     </w:tblStylePr>
     <w:tblStylePr w:type="firstCol">
       <w:rPr>
+        <w:rFonts w:eastAsia="黑体"/>
         <w:b/>
         <w:bCs/>
       </w:rPr>
     </w:tblStylePr>
     <w:tblStylePr w:type="lastCol">
       <w:rPr>
+        <w:rFonts w:eastAsia="黑体"/>
         <w:b/>
         <w:bCs/>
       </w:rPr>
@@ -14874,6 +15573,7 @@
       <w:spacing w:after="0" w:line="240" w:lineRule="auto"/>
     </w:pPr>
     <w:rPr>
+      <w:rFonts w:eastAsia="黑体"/>
       <w:color w:themeColor="text1" w:val="000000"/>
     </w:rPr>
     <w:tblPr>
@@ -14895,6 +15595,7 @@
     </w:tcPr>
     <w:tblStylePr w:type="firstRow">
       <w:rPr>
+        <w:rFonts w:eastAsia="黑体"/>
         <w:b/>
         <w:bCs/>
       </w:rPr>
@@ -14905,6 +15606,7 @@
     </w:tblStylePr>
     <w:tblStylePr w:type="lastRow">
       <w:rPr>
+        <w:rFonts w:eastAsia="黑体"/>
         <w:b/>
         <w:bCs/>
         <w:color w:themeColor="text1" w:val="000000"/>
@@ -14916,6 +15618,7 @@
     </w:tblStylePr>
     <w:tblStylePr w:type="firstCol">
       <w:rPr>
+        <w:rFonts w:eastAsia="黑体"/>
         <w:color w:themeColor="background1" w:val="FFFFFF"/>
       </w:rPr>
       <w:tblPr/>
@@ -14925,6 +15628,7 @@
     </w:tblStylePr>
     <w:tblStylePr w:type="lastCol">
       <w:rPr>
+        <w:rFonts w:eastAsia="黑体"/>
         <w:color w:themeColor="background1" w:val="FFFFFF"/>
       </w:rPr>
       <w:tblPr/>
@@ -14954,6 +15658,7 @@
       <w:spacing w:after="0" w:line="240" w:lineRule="auto"/>
     </w:pPr>
     <w:rPr>
+      <w:rFonts w:eastAsia="黑体"/>
       <w:color w:themeColor="text1" w:val="000000"/>
     </w:rPr>
     <w:tblPr>
@@ -14975,6 +15680,7 @@
     </w:tcPr>
     <w:tblStylePr w:type="firstRow">
       <w:rPr>
+        <w:rFonts w:eastAsia="黑体"/>
         <w:b/>
         <w:bCs/>
       </w:rPr>
@@ -14985,6 +15691,7 @@
     </w:tblStylePr>
     <w:tblStylePr w:type="lastRow">
       <w:rPr>
+        <w:rFonts w:eastAsia="黑体"/>
         <w:b/>
         <w:bCs/>
         <w:color w:themeColor="text1" w:val="000000"/>
@@ -14996,6 +15703,7 @@
     </w:tblStylePr>
     <w:tblStylePr w:type="firstCol">
       <w:rPr>
+        <w:rFonts w:eastAsia="黑体"/>
         <w:color w:themeColor="background1" w:val="FFFFFF"/>
       </w:rPr>
       <w:tblPr/>
@@ -15005,6 +15713,7 @@
     </w:tblStylePr>
     <w:tblStylePr w:type="lastCol">
       <w:rPr>
+        <w:rFonts w:eastAsia="黑体"/>
         <w:color w:themeColor="background1" w:val="FFFFFF"/>
       </w:rPr>
       <w:tblPr/>
@@ -15034,6 +15743,7 @@
       <w:spacing w:after="0" w:line="240" w:lineRule="auto"/>
     </w:pPr>
     <w:rPr>
+      <w:rFonts w:eastAsia="黑体"/>
       <w:color w:themeColor="text1" w:val="000000"/>
     </w:rPr>
     <w:tblPr>
@@ -15055,6 +15765,7 @@
     </w:tcPr>
     <w:tblStylePr w:type="firstRow">
       <w:rPr>
+        <w:rFonts w:eastAsia="黑体"/>
         <w:b/>
         <w:bCs/>
       </w:rPr>
@@ -15065,6 +15776,7 @@
     </w:tblStylePr>
     <w:tblStylePr w:type="lastRow">
       <w:rPr>
+        <w:rFonts w:eastAsia="黑体"/>
         <w:b/>
         <w:bCs/>
         <w:color w:themeColor="text1" w:val="000000"/>
@@ -15076,6 +15788,7 @@
     </w:tblStylePr>
     <w:tblStylePr w:type="firstCol">
       <w:rPr>
+        <w:rFonts w:eastAsia="黑体"/>
         <w:color w:themeColor="background1" w:val="FFFFFF"/>
       </w:rPr>
       <w:tblPr/>
@@ -15085,6 +15798,7 @@
     </w:tblStylePr>
     <w:tblStylePr w:type="lastCol">
       <w:rPr>
+        <w:rFonts w:eastAsia="黑体"/>
         <w:color w:themeColor="background1" w:val="FFFFFF"/>
       </w:rPr>
       <w:tblPr/>
@@ -15114,6 +15828,7 @@
       <w:spacing w:after="0" w:line="240" w:lineRule="auto"/>
     </w:pPr>
     <w:rPr>
+      <w:rFonts w:eastAsia="黑体"/>
       <w:color w:themeColor="text1" w:val="000000"/>
     </w:rPr>
     <w:tblPr>
@@ -15135,6 +15850,7 @@
     </w:tcPr>
     <w:tblStylePr w:type="firstRow">
       <w:rPr>
+        <w:rFonts w:eastAsia="黑体"/>
         <w:b/>
         <w:bCs/>
       </w:rPr>
@@ -15145,6 +15861,7 @@
     </w:tblStylePr>
     <w:tblStylePr w:type="lastRow">
       <w:rPr>
+        <w:rFonts w:eastAsia="黑体"/>
         <w:b/>
         <w:bCs/>
         <w:color w:themeColor="text1" w:val="000000"/>
@@ -15156,6 +15873,7 @@
     </w:tblStylePr>
     <w:tblStylePr w:type="firstCol">
       <w:rPr>
+        <w:rFonts w:eastAsia="黑体"/>
         <w:color w:themeColor="background1" w:val="FFFFFF"/>
       </w:rPr>
       <w:tblPr/>
@@ -15165,6 +15883,7 @@
     </w:tblStylePr>
     <w:tblStylePr w:type="lastCol">
       <w:rPr>
+        <w:rFonts w:eastAsia="黑体"/>
         <w:color w:themeColor="background1" w:val="FFFFFF"/>
       </w:rPr>
       <w:tblPr/>
@@ -15194,6 +15913,7 @@
       <w:spacing w:after="0" w:line="240" w:lineRule="auto"/>
     </w:pPr>
     <w:rPr>
+      <w:rFonts w:eastAsia="黑体"/>
       <w:color w:themeColor="text1" w:val="000000"/>
     </w:rPr>
     <w:tblPr>
@@ -15215,6 +15935,7 @@
     </w:tcPr>
     <w:tblStylePr w:type="firstRow">
       <w:rPr>
+        <w:rFonts w:eastAsia="黑体"/>
         <w:b/>
         <w:bCs/>
       </w:rPr>
@@ -15225,6 +15946,7 @@
     </w:tblStylePr>
     <w:tblStylePr w:type="lastRow">
       <w:rPr>
+        <w:rFonts w:eastAsia="黑体"/>
         <w:b/>
         <w:bCs/>
         <w:color w:themeColor="text1" w:val="000000"/>
@@ -15236,6 +15958,7 @@
     </w:tblStylePr>
     <w:tblStylePr w:type="firstCol">
       <w:rPr>
+        <w:rFonts w:eastAsia="黑体"/>
         <w:color w:themeColor="background1" w:val="FFFFFF"/>
       </w:rPr>
       <w:tblPr/>
@@ -15245,6 +15968,7 @@
     </w:tblStylePr>
     <w:tblStylePr w:type="lastCol">
       <w:rPr>
+        <w:rFonts w:eastAsia="黑体"/>
         <w:color w:themeColor="background1" w:val="FFFFFF"/>
       </w:rPr>
       <w:tblPr/>
@@ -15274,6 +15998,7 @@
       <w:spacing w:after="0" w:line="240" w:lineRule="auto"/>
     </w:pPr>
     <w:rPr>
+      <w:rFonts w:eastAsia="黑体"/>
       <w:color w:themeColor="text1" w:val="000000"/>
     </w:rPr>
     <w:tblPr>
@@ -15295,6 +16020,7 @@
     </w:tcPr>
     <w:tblStylePr w:type="firstRow">
       <w:rPr>
+        <w:rFonts w:eastAsia="黑体"/>
         <w:b/>
         <w:bCs/>
       </w:rPr>
@@ -15305,6 +16031,7 @@
     </w:tblStylePr>
     <w:tblStylePr w:type="lastRow">
       <w:rPr>
+        <w:rFonts w:eastAsia="黑体"/>
         <w:b/>
         <w:bCs/>
         <w:color w:themeColor="text1" w:val="000000"/>
@@ -15316,6 +16043,7 @@
     </w:tblStylePr>
     <w:tblStylePr w:type="firstCol">
       <w:rPr>
+        <w:rFonts w:eastAsia="黑体"/>
         <w:color w:themeColor="background1" w:val="FFFFFF"/>
       </w:rPr>
       <w:tblPr/>
@@ -15325,6 +16053,7 @@
     </w:tblStylePr>
     <w:tblStylePr w:type="lastCol">
       <w:rPr>
+        <w:rFonts w:eastAsia="黑体"/>
         <w:color w:themeColor="background1" w:val="FFFFFF"/>
       </w:rPr>
       <w:tblPr/>
@@ -15354,6 +16083,7 @@
       <w:spacing w:after="0" w:line="240" w:lineRule="auto"/>
     </w:pPr>
     <w:rPr>
+      <w:rFonts w:eastAsia="黑体"/>
       <w:color w:themeColor="text1" w:val="000000"/>
     </w:rPr>
     <w:tblPr>
@@ -15375,6 +16105,7 @@
     </w:tcPr>
     <w:tblStylePr w:type="firstRow">
       <w:rPr>
+        <w:rFonts w:eastAsia="黑体"/>
         <w:b/>
         <w:bCs/>
       </w:rPr>
@@ -15385,6 +16116,7 @@
     </w:tblStylePr>
     <w:tblStylePr w:type="lastRow">
       <w:rPr>
+        <w:rFonts w:eastAsia="黑体"/>
         <w:b/>
         <w:bCs/>
         <w:color w:themeColor="text1" w:val="000000"/>
@@ -15396,6 +16128,7 @@
     </w:tblStylePr>
     <w:tblStylePr w:type="firstCol">
       <w:rPr>
+        <w:rFonts w:eastAsia="黑体"/>
         <w:color w:themeColor="background1" w:val="FFFFFF"/>
       </w:rPr>
       <w:tblPr/>
@@ -15405,6 +16138,7 @@
     </w:tblStylePr>
     <w:tblStylePr w:type="lastCol">
       <w:rPr>
+        <w:rFonts w:eastAsia="黑体"/>
         <w:color w:themeColor="background1" w:val="FFFFFF"/>
       </w:rPr>
       <w:tblPr/>
@@ -15437,6 +16171,7 @@
     <w:name w:val="KeywordTok"/>
     <w:basedOn w:val="VerbatimChar"/>
     <w:rPr>
+      <w:rFonts w:eastAsia="黑体"/>
       <w:b/>
       <w:color w:val="007020"/>
     </w:rPr>
@@ -15445,6 +16180,7 @@
     <w:name w:val="DataTypeTok"/>
     <w:basedOn w:val="VerbatimChar"/>
     <w:rPr>
+      <w:rFonts w:eastAsia="黑体"/>
       <w:color w:val="902000"/>
     </w:rPr>
   </w:style>
@@ -15452,6 +16188,7 @@
     <w:name w:val="DecValTok"/>
     <w:basedOn w:val="VerbatimChar"/>
     <w:rPr>
+      <w:rFonts w:eastAsia="黑体"/>
       <w:color w:val="40a070"/>
     </w:rPr>
   </w:style>
@@ -15459,6 +16196,7 @@
     <w:name w:val="BaseNTok"/>
     <w:basedOn w:val="VerbatimChar"/>
     <w:rPr>
+      <w:rFonts w:eastAsia="黑体"/>
       <w:color w:val="40a070"/>
     </w:rPr>
   </w:style>
@@ -15466,6 +16204,7 @@
     <w:name w:val="FloatTok"/>
     <w:basedOn w:val="VerbatimChar"/>
     <w:rPr>
+      <w:rFonts w:eastAsia="黑体"/>
       <w:color w:val="40a070"/>
     </w:rPr>
   </w:style>
@@ -15473,6 +16212,7 @@
     <w:name w:val="ConstantTok"/>
     <w:basedOn w:val="VerbatimChar"/>
     <w:rPr>
+      <w:rFonts w:eastAsia="黑体"/>
       <w:color w:val="880000"/>
     </w:rPr>
   </w:style>
@@ -15480,6 +16220,7 @@
     <w:name w:val="CharTok"/>
     <w:basedOn w:val="VerbatimChar"/>
     <w:rPr>
+      <w:rFonts w:eastAsia="黑体"/>
       <w:color w:val="4070a0"/>
     </w:rPr>
   </w:style>
@@ -15487,6 +16228,7 @@
     <w:name w:val="SpecialCharTok"/>
     <w:basedOn w:val="VerbatimChar"/>
     <w:rPr>
+      <w:rFonts w:eastAsia="黑体"/>
       <w:color w:val="4070a0"/>
     </w:rPr>
   </w:style>
@@ -15494,6 +16236,7 @@
     <w:name w:val="StringTok"/>
     <w:basedOn w:val="VerbatimChar"/>
     <w:rPr>
+      <w:rFonts w:eastAsia="黑体"/>
       <w:color w:val="4070a0"/>
     </w:rPr>
   </w:style>
@@ -15501,6 +16244,7 @@
     <w:name w:val="VerbatimStringTok"/>
     <w:basedOn w:val="VerbatimChar"/>
     <w:rPr>
+      <w:rFonts w:eastAsia="黑体"/>
       <w:color w:val="4070a0"/>
     </w:rPr>
   </w:style>
@@ -15508,6 +16252,7 @@
     <w:name w:val="SpecialStringTok"/>
     <w:basedOn w:val="VerbatimChar"/>
     <w:rPr>
+      <w:rFonts w:eastAsia="黑体"/>
       <w:color w:val="bb6688"/>
     </w:rPr>
   </w:style>
@@ -15515,6 +16260,7 @@
     <w:name w:val="ImportTok"/>
     <w:basedOn w:val="VerbatimChar"/>
     <w:rPr>
+      <w:rFonts w:eastAsia="黑体"/>
       <w:b/>
       <w:color w:val="008000"/>
     </w:rPr>
@@ -15523,6 +16269,7 @@
     <w:name w:val="CommentTok"/>
     <w:basedOn w:val="VerbatimChar"/>
     <w:rPr>
+      <w:rFonts w:eastAsia="黑体"/>
       <w:i/>
       <w:color w:val="60a0b0"/>
     </w:rPr>
@@ -15531,6 +16278,7 @@
     <w:name w:val="DocumentationTok"/>
     <w:basedOn w:val="VerbatimChar"/>
     <w:rPr>
+      <w:rFonts w:eastAsia="黑体"/>
       <w:i/>
       <w:color w:val="ba2121"/>
     </w:rPr>
@@ -15539,6 +16287,7 @@
     <w:name w:val="AnnotationTok"/>
     <w:basedOn w:val="VerbatimChar"/>
     <w:rPr>
+      <w:rFonts w:eastAsia="黑体"/>
       <w:b/>
       <w:i/>
       <w:color w:val="60a0b0"/>
@@ -15548,6 +16297,7 @@
     <w:name w:val="CommentVarTok"/>
     <w:basedOn w:val="VerbatimChar"/>
     <w:rPr>
+      <w:rFonts w:eastAsia="黑体"/>
       <w:b/>
       <w:i/>
       <w:color w:val="60a0b0"/>
@@ -15557,6 +16307,7 @@
     <w:name w:val="OtherTok"/>
     <w:basedOn w:val="VerbatimChar"/>
     <w:rPr>
+      <w:rFonts w:eastAsia="黑体"/>
       <w:color w:val="007020"/>
     </w:rPr>
   </w:style>
@@ -15564,6 +16315,7 @@
     <w:name w:val="FunctionTok"/>
     <w:basedOn w:val="VerbatimChar"/>
     <w:rPr>
+      <w:rFonts w:eastAsia="黑体"/>
       <w:color w:val="06287e"/>
     </w:rPr>
   </w:style>
@@ -15571,6 +16323,7 @@
     <w:name w:val="VariableTok"/>
     <w:basedOn w:val="VerbatimChar"/>
     <w:rPr>
+      <w:rFonts w:eastAsia="黑体"/>
       <w:color w:val="19177c"/>
     </w:rPr>
   </w:style>
@@ -15578,6 +16331,7 @@
     <w:name w:val="ControlFlowTok"/>
     <w:basedOn w:val="VerbatimChar"/>
     <w:rPr>
+      <w:rFonts w:eastAsia="黑体"/>
       <w:b/>
       <w:color w:val="007020"/>
     </w:rPr>
@@ -15586,6 +16340,7 @@
     <w:name w:val="OperatorTok"/>
     <w:basedOn w:val="VerbatimChar"/>
     <w:rPr>
+      <w:rFonts w:eastAsia="黑体"/>
       <w:color w:val="666666"/>
     </w:rPr>
   </w:style>
@@ -15593,18 +16348,22 @@
     <w:name w:val="BuiltInTok"/>
     <w:basedOn w:val="VerbatimChar"/>
     <w:rPr>
+      <w:rFonts w:eastAsia="黑体"/>
       <w:color w:val="008000"/>
     </w:rPr>
   </w:style>
   <w:style w:type="character" w:customStyle="1" w:styleId="ExtensionTok">
     <w:name w:val="ExtensionTok"/>
     <w:basedOn w:val="VerbatimChar"/>
-    <w:rPr/>
+    <w:rPr>
+      <w:rFonts w:eastAsia="黑体"/>
+    </w:rPr>
   </w:style>
   <w:style w:type="character" w:customStyle="1" w:styleId="PreprocessorTok">
     <w:name w:val="PreprocessorTok"/>
     <w:basedOn w:val="VerbatimChar"/>
     <w:rPr>
+      <w:rFonts w:eastAsia="黑体"/>
       <w:color w:val="bc7a00"/>
     </w:rPr>
   </w:style>
@@ -15612,18 +16371,22 @@
     <w:name w:val="AttributeTok"/>
     <w:basedOn w:val="VerbatimChar"/>
     <w:rPr>
+      <w:rFonts w:eastAsia="黑体"/>
       <w:color w:val="7d9029"/>
     </w:rPr>
   </w:style>
   <w:style w:type="character" w:customStyle="1" w:styleId="RegionMarkerTok">
     <w:name w:val="RegionMarkerTok"/>
     <w:basedOn w:val="VerbatimChar"/>
-    <w:rPr/>
+    <w:rPr>
+      <w:rFonts w:eastAsia="黑体"/>
+    </w:rPr>
   </w:style>
   <w:style w:type="character" w:customStyle="1" w:styleId="InformationTok">
     <w:name w:val="InformationTok"/>
     <w:basedOn w:val="VerbatimChar"/>
     <w:rPr>
+      <w:rFonts w:eastAsia="黑体"/>
       <w:b/>
       <w:i/>
       <w:color w:val="60a0b0"/>
@@ -15633,6 +16396,7 @@
     <w:name w:val="WarningTok"/>
     <w:basedOn w:val="VerbatimChar"/>
     <w:rPr>
+      <w:rFonts w:eastAsia="黑体"/>
       <w:b/>
       <w:i/>
       <w:color w:val="60a0b0"/>
@@ -15642,6 +16406,7 @@
     <w:name w:val="AlertTok"/>
     <w:basedOn w:val="VerbatimChar"/>
     <w:rPr>
+      <w:rFonts w:eastAsia="黑体"/>
       <w:b/>
       <w:color w:val="ff0000"/>
     </w:rPr>
@@ -15650,6 +16415,7 @@
     <w:name w:val="ErrorTok"/>
     <w:basedOn w:val="VerbatimChar"/>
     <w:rPr>
+      <w:rFonts w:eastAsia="黑体"/>
       <w:b/>
       <w:color w:val="ff0000"/>
     </w:rPr>
@@ -15657,7 +16423,9 @@
   <w:style w:type="character" w:customStyle="1" w:styleId="NormalTok">
     <w:name w:val="NormalTok"/>
     <w:basedOn w:val="VerbatimChar"/>
-    <w:rPr/>
+    <w:rPr>
+      <w:rFonts w:eastAsia="黑体"/>
+    </w:rPr>
   </w:style>
 </w:styles>
 </file>
@@ -15706,12 +16474,12 @@
     <a:fontScheme name="Office">
       <a:majorFont>
         <a:latin typeface="Calibri"/>
-        <a:ea typeface=""/>
+        <a:ea typeface="黑体"/>
         <a:cs typeface=""/>
         <a:font script="Jpan" typeface="ＭＳ ゴシック"/>
         <a:font script="Hang" typeface="맑은 고딕"/>
-        <a:font script="Hans" typeface="宋体"/>
-        <a:font script="Hant" typeface="新細明體"/>
+        <a:font script="Hans" typeface="黑体"/>
+        <a:font script="Hant" typeface="黑体"/>
         <a:font script="Arab" typeface="Times New Roman"/>
         <a:font script="Hebr" typeface="Times New Roman"/>
         <a:font script="Thai" typeface="Angsana New"/>
@@ -15741,12 +16509,12 @@
       </a:majorFont>
       <a:minorFont>
         <a:latin typeface="Cambria"/>
-        <a:ea typeface=""/>
+        <a:ea typeface="黑体"/>
         <a:cs typeface=""/>
         <a:font script="Jpan" typeface="ＭＳ 明朝"/>
         <a:font script="Hang" typeface="맑은 고딕"/>
-        <a:font script="Hans" typeface="宋体"/>
-        <a:font script="Hant" typeface="新細明體"/>
+        <a:font script="Hans" typeface="黑体"/>
+        <a:font script="Hant" typeface="黑体"/>
         <a:font script="Arab" typeface="Arial"/>
         <a:font script="Hebr" typeface="Arial"/>
         <a:font script="Thai" typeface="Cordia New"/>

--- a/02-放大电路/02-功率放大电路/C类功率放大电路/C类功率放大电路.docx
+++ b/02-放大电路/02-功率放大电路/C类功率放大电路/C类功率放大电路.docx
@@ -3400,7 +3400,7 @@
           <w:color w:val="555555"/>
           <w:sz w:val="21"/>
         </w:rPr>
-        <w:t>材料收集者：杜文杰，WX手机：19519196569，QQ:3478827729</w:t>
+        <w:t>材料收集者：杜文杰，微信/手机：19519196569，QQ:3478827729</w:t>
       </w:r>
     </w:p>
     <w:sectPr>
